--- a/other/riverfocus_deliverables/KWF_FishPassagePrioritizationProject_DRAFTREPORT.docx
+++ b/other/riverfocus_deliverables/KWF_FishPassagePrioritizationProject_DRAFTREPORT.docx
@@ -1,6 +1,6 @@
 
 <file path=word/document.xml><?xml version="1.0" encoding="utf-8"?>
-<w:document xmlns:wpc="http://schemas.microsoft.com/office/word/2010/wordprocessingCanvas" xmlns:cx="http://schemas.microsoft.com/office/drawing/2014/chartex" xmlns:cx1="http://schemas.microsoft.com/office/drawing/2015/9/8/chartex" xmlns:cx2="http://schemas.microsoft.com/office/drawing/2015/10/21/chartex" xmlns:cx3="http://schemas.microsoft.com/office/drawing/2016/5/9/chartex" xmlns:cx4="http://schemas.microsoft.com/office/drawing/2016/5/10/chartex" xmlns:cx5="http://schemas.microsoft.com/office/drawing/2016/5/11/chartex" xmlns:cx6="http://schemas.microsoft.com/office/drawing/2016/5/12/chartex" xmlns:cx7="http://schemas.microsoft.com/office/drawing/2016/5/13/chartex" xmlns:cx8="http://schemas.microsoft.com/office/drawing/2016/5/14/chartex" xmlns:mc="http://schemas.openxmlformats.org/markup-compatibility/2006" xmlns:aink="http://schemas.microsoft.com/office/drawing/2016/ink" xmlns:am3d="http://schemas.microsoft.com/office/drawing/2017/model3d" xmlns:o="urn:schemas-microsoft-com:office:office" xmlns:oel="http://schemas.microsoft.com/office/2019/extlst" xmlns:r="http://schemas.openxmlformats.org/officeDocument/2006/relationships" xmlns:m="http://schemas.openxmlformats.org/officeDocument/2006/math" xmlns:v="urn:schemas-microsoft-com:vml" xmlns:wp14="http://schemas.microsoft.com/office/word/2010/wordprocessingDrawing" xmlns:wp="http://schemas.openxmlformats.org/drawingml/2006/wordprocessingDrawing" xmlns:w10="urn:schemas-microsoft-com:office:word" xmlns:w="http://schemas.openxmlformats.org/wordprocessingml/2006/main" xmlns:w14="http://schemas.microsoft.com/office/word/2010/wordml" xmlns:w15="http://schemas.microsoft.com/office/word/2012/wordml" xmlns:w16cex="http://schemas.microsoft.com/office/word/2018/wordml/cex" xmlns:w16cid="http://schemas.microsoft.com/office/word/2016/wordml/cid" xmlns:w16="http://schemas.microsoft.com/office/word/2018/wordml" xmlns:w16du="http://schemas.microsoft.com/office/word/2023/wordml/word16du" xmlns:w16sdtdh="http://schemas.microsoft.com/office/word/2020/wordml/sdtdatahash" xmlns:w16se="http://schemas.microsoft.com/office/word/2015/wordml/symex" xmlns:wpg="http://schemas.microsoft.com/office/word/2010/wordprocessingGroup" xmlns:wpi="http://schemas.microsoft.com/office/word/2010/wordprocessingInk" xmlns:wne="http://schemas.microsoft.com/office/word/2006/wordml" xmlns:wps="http://schemas.microsoft.com/office/word/2010/wordprocessingShape" xmlns:a="http://schemas.openxmlformats.org/drawingml/2006/main" xmlns:pic="http://schemas.openxmlformats.org/drawingml/2006/picture" xmlns:a14="http://schemas.microsoft.com/office/drawing/2010/main" mc:Ignorable="w14 w15 w16se w16cid w16 w16cex w16sdtdh w16du wp14">
+<w:document xmlns:wpc="http://schemas.microsoft.com/office/word/2010/wordprocessingCanvas" xmlns:cx="http://schemas.microsoft.com/office/drawing/2014/chartex" xmlns:cx1="http://schemas.microsoft.com/office/drawing/2015/9/8/chartex" xmlns:cx2="http://schemas.microsoft.com/office/drawing/2015/10/21/chartex" xmlns:cx3="http://schemas.microsoft.com/office/drawing/2016/5/9/chartex" xmlns:cx4="http://schemas.microsoft.com/office/drawing/2016/5/10/chartex" xmlns:cx5="http://schemas.microsoft.com/office/drawing/2016/5/11/chartex" xmlns:cx6="http://schemas.microsoft.com/office/drawing/2016/5/12/chartex" xmlns:cx7="http://schemas.microsoft.com/office/drawing/2016/5/13/chartex" xmlns:cx8="http://schemas.microsoft.com/office/drawing/2016/5/14/chartex" xmlns:mc="http://schemas.openxmlformats.org/markup-compatibility/2006" xmlns:aink="http://schemas.microsoft.com/office/drawing/2016/ink" xmlns:am3d="http://schemas.microsoft.com/office/drawing/2017/model3d" xmlns:o="urn:schemas-microsoft-com:office:office" xmlns:oel="http://schemas.microsoft.com/office/2019/extlst" xmlns:r="http://schemas.openxmlformats.org/officeDocument/2006/relationships" xmlns:m="http://schemas.openxmlformats.org/officeDocument/2006/math" xmlns:v="urn:schemas-microsoft-com:vml" xmlns:wp14="http://schemas.microsoft.com/office/word/2010/wordprocessingDrawing" xmlns:wp="http://schemas.openxmlformats.org/drawingml/2006/wordprocessingDrawing" xmlns:w10="urn:schemas-microsoft-com:office:word" xmlns:w="http://schemas.openxmlformats.org/wordprocessingml/2006/main" xmlns:w14="http://schemas.microsoft.com/office/word/2010/wordml" xmlns:w15="http://schemas.microsoft.com/office/word/2012/wordml" xmlns:w16cex="http://schemas.microsoft.com/office/word/2018/wordml/cex" xmlns:w16cid="http://schemas.microsoft.com/office/word/2016/wordml/cid" xmlns:w16="http://schemas.microsoft.com/office/word/2018/wordml" xmlns:w16du="http://schemas.microsoft.com/office/word/2023/wordml/word16du" xmlns:w16sdtdh="http://schemas.microsoft.com/office/word/2020/wordml/sdtdatahash" xmlns:w16se="http://schemas.microsoft.com/office/word/2015/wordml/symex" xmlns:wpg="http://schemas.microsoft.com/office/word/2010/wordprocessingGroup" xmlns:wpi="http://schemas.microsoft.com/office/word/2010/wordprocessingInk" xmlns:wne="http://schemas.microsoft.com/office/word/2006/wordml" xmlns:wps="http://schemas.microsoft.com/office/word/2010/wordprocessingShape" mc:Ignorable="w14 w15 w16se w16cid w16 w16cex w16sdtdh w16du wp14">
   <w:body>
     <w:sdt>
       <w:sdtPr>
@@ -206,13 +206,12 @@
                 </w:drawing>
               </mc:Choice>
               <mc:Fallback>
-                <w:pict w14:anchorId="35FE9E02">
-                  <v:rect id="Rectangle 16" style="position:absolute;margin-left:0;margin-top:0;width:422.3pt;height:760.1pt;z-index:251672576;visibility:visible;mso-wrap-style:square;mso-width-percent:690;mso-height-percent:960;mso-left-percent:20;mso-top-percent:20;mso-wrap-distance-left:9pt;mso-wrap-distance-top:0;mso-wrap-distance-right:9pt;mso-wrap-distance-bottom:0;mso-position-horizontal-relative:page;mso-position-vertical-relative:page;mso-width-percent:690;mso-height-percent:960;mso-left-percent:20;mso-top-percent:20;mso-width-relative:page;mso-height-relative:page;v-text-anchor:middle" o:spid="_x0000_s1026" fillcolor="#156082 [3204]" stroked="f" w14:anchorId="10D883A5" o:gfxdata="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">
+                <w:pict>
+                  <v:rect w14:anchorId="10D883A5" id="Rectangle 16" o:spid="_x0000_s1026" style="position:absolute;margin-left:0;margin-top:0;width:422.3pt;height:760.1pt;z-index:251672576;visibility:visible;mso-wrap-style:square;mso-width-percent:690;mso-height-percent:960;mso-left-percent:20;mso-top-percent:20;mso-wrap-distance-left:9pt;mso-wrap-distance-top:0;mso-wrap-distance-right:9pt;mso-wrap-distance-bottom:0;mso-position-horizontal-relative:page;mso-position-vertical-relative:page;mso-width-percent:690;mso-height-percent:960;mso-left-percent:20;mso-top-percent:20;mso-width-relative:page;mso-height-relative:page;v-text-anchor:middle" o:gfxdata="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" fillcolor="#156082 [3204]" stroked="f">
                     <v:textbox inset="21.6pt,1in,21.6pt">
                       <w:txbxContent>
                         <w:sdt>
                           <w:sdtPr>
-                            <w:id w:val="1235583094"/>
                             <w:rPr>
                               <w:caps w:val="0"/>
                               <w:color w:val="FFFFFF" w:themeColor="background1"/>
@@ -279,7 +278,6 @@
                         </w:p>
                         <w:sdt>
                           <w:sdtPr>
-                            <w:id w:val="1481765611"/>
                             <w:rPr>
                               <w:color w:val="FFFFFF" w:themeColor="background1"/>
                               <w:sz w:val="144"/>
@@ -398,7 +396,7 @@
               <w:noProof/>
             </w:rPr>
             <w:drawing>
-              <wp:anchor distT="0" distB="0" distL="114300" distR="114300" simplePos="0" relativeHeight="251674624" behindDoc="0" locked="0" layoutInCell="1" allowOverlap="1" wp14:anchorId="3D061E25" wp14:editId="3EDC8D88">
+              <wp:anchor distT="0" distB="0" distL="114300" distR="114300" simplePos="0" relativeHeight="251674624" behindDoc="0" locked="0" layoutInCell="1" allowOverlap="1" wp14:anchorId="3D061E25" wp14:editId="18C0DF5F">
                 <wp:simplePos x="0" y="0"/>
                 <wp:positionH relativeFrom="page">
                   <wp:posOffset>5854700</wp:posOffset>
@@ -550,8 +548,8 @@
                 </w:drawing>
               </mc:Choice>
               <mc:Fallback>
-                <w:pict w14:anchorId="2D6C40E7">
-                  <v:rect id="Rectangle 268" style="position:absolute;margin-left:444pt;margin-top:750.6pt;width:148.1pt;height:25.25pt;z-index:251673600;visibility:visible;mso-wrap-style:square;mso-width-percent:242;mso-height-percent:0;mso-wrap-distance-left:9pt;mso-wrap-distance-top:0;mso-wrap-distance-right:9pt;mso-wrap-distance-bottom:0;mso-position-horizontal:absolute;mso-position-horizontal-relative:page;mso-position-vertical:absolute;mso-position-vertical-relative:page;mso-width-percent:242;mso-height-percent:0;mso-width-relative:page;mso-height-relative:page;v-text-anchor:middle" o:spid="_x0000_s1027" fillcolor="#0e2841 [3215]" stroked="f" strokeweight="1pt" w14:anchorId="5420BF7C" o:gfxdata="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">
+                <w:pict>
+                  <v:rect w14:anchorId="5420BF7C" id="Rectangle 268" o:spid="_x0000_s1027" style="position:absolute;margin-left:444pt;margin-top:750.6pt;width:148.1pt;height:25.25pt;z-index:251673600;visibility:visible;mso-wrap-style:square;mso-width-percent:242;mso-height-percent:0;mso-wrap-distance-left:9pt;mso-wrap-distance-top:0;mso-wrap-distance-right:9pt;mso-wrap-distance-bottom:0;mso-position-horizontal:absolute;mso-position-horizontal-relative:page;mso-position-vertical:absolute;mso-position-vertical-relative:page;mso-width-percent:242;mso-height-percent:0;mso-width-relative:page;mso-height-relative:page;v-text-anchor:middle" o:gfxdata="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" fillcolor="#0e2841 [3215]" stroked="f" strokeweight="1pt">
                     <v:textbox inset="14.4pt,,14.4pt">
                       <w:txbxContent>
                         <w:p>
@@ -588,30 +586,24 @@
     </w:sdt>
     <w:sdt>
       <w:sdtPr>
+        <w:rPr>
+          <w:caps w:val="0"/>
+          <w:color w:val="auto"/>
+          <w:spacing w:val="0"/>
+          <w:sz w:val="20"/>
+          <w:szCs w:val="20"/>
+        </w:rPr>
         <w:id w:val="164912988"/>
         <w:docPartObj>
           <w:docPartGallery w:val="Table of Contents"/>
           <w:docPartUnique/>
         </w:docPartObj>
-        <w:rPr>
-          <w:caps w:val="0"/>
-          <w:smallCaps w:val="0"/>
-          <w:color w:val="auto"/>
-          <w:spacing w:val="0"/>
-          <w:sz w:val="20"/>
-          <w:szCs w:val="20"/>
-        </w:rPr>
       </w:sdtPr>
       <w:sdtEndPr>
         <w:rPr>
-          <w:b w:val="1"/>
-          <w:bCs w:val="1"/>
-          <w:caps w:val="0"/>
-          <w:smallCaps w:val="0"/>
+          <w:b/>
+          <w:bCs/>
           <w:noProof/>
-          <w:color w:val="auto"/>
-          <w:sz w:val="20"/>
-          <w:szCs w:val="20"/>
         </w:rPr>
       </w:sdtEndPr>
       <w:sdtContent>
@@ -635,7 +627,7 @@
               <w14:ligatures w14:val="standardContextual"/>
             </w:rPr>
           </w:pPr>
-          <w:hyperlink w:history="1" w:anchor="_Toc181165484">
+          <w:hyperlink w:anchor="_Toc181165484" w:history="1">
             <w:r>
               <w:rPr>
                 <w:rStyle w:val="Hyperlink"/>
@@ -721,7 +713,7 @@
               <w14:ligatures w14:val="standardContextual"/>
             </w:rPr>
           </w:pPr>
-          <w:hyperlink w:history="1" w:anchor="_Toc181165485">
+          <w:hyperlink w:anchor="_Toc181165485" w:history="1">
             <w:r>
               <w:rPr>
                 <w:rStyle w:val="Hyperlink"/>
@@ -739,14 +731,6 @@
                 <w:szCs w:val="16"/>
               </w:rPr>
               <w:tab/>
-            </w:r>
-            <w:r>
-              <w:rPr>
-                <w:noProof/>
-                <w:webHidden/>
-                <w:sz w:val="16"/>
-                <w:szCs w:val="16"/>
-              </w:rPr>
               <w:t>3</w:t>
             </w:r>
           </w:hyperlink>
@@ -763,7 +747,7 @@
               <w14:ligatures w14:val="standardContextual"/>
             </w:rPr>
           </w:pPr>
-          <w:hyperlink w:history="1" w:anchor="_Toc181165486">
+          <w:hyperlink w:anchor="_Toc181165486" w:history="1">
             <w:r>
               <w:rPr>
                 <w:rStyle w:val="Hyperlink"/>
@@ -781,14 +765,6 @@
                 <w:szCs w:val="16"/>
               </w:rPr>
               <w:tab/>
-            </w:r>
-            <w:r>
-              <w:rPr>
-                <w:noProof/>
-                <w:webHidden/>
-                <w:sz w:val="16"/>
-                <w:szCs w:val="16"/>
-              </w:rPr>
               <w:t>3</w:t>
             </w:r>
           </w:hyperlink>
@@ -805,7 +781,7 @@
               <w14:ligatures w14:val="standardContextual"/>
             </w:rPr>
           </w:pPr>
-          <w:hyperlink w:history="1" w:anchor="_Toc181165487">
+          <w:hyperlink w:anchor="_Toc181165487" w:history="1">
             <w:r>
               <w:rPr>
                 <w:rStyle w:val="Hyperlink"/>
@@ -823,14 +799,6 @@
                 <w:szCs w:val="16"/>
               </w:rPr>
               <w:tab/>
-            </w:r>
-            <w:r>
-              <w:rPr>
-                <w:noProof/>
-                <w:webHidden/>
-                <w:sz w:val="16"/>
-                <w:szCs w:val="16"/>
-              </w:rPr>
               <w:t>4</w:t>
             </w:r>
           </w:hyperlink>
@@ -847,7 +815,7 @@
               <w14:ligatures w14:val="standardContextual"/>
             </w:rPr>
           </w:pPr>
-          <w:hyperlink w:history="1" w:anchor="_Toc181165488">
+          <w:hyperlink w:anchor="_Toc181165488" w:history="1">
             <w:r>
               <w:rPr>
                 <w:rStyle w:val="Hyperlink"/>
@@ -865,14 +833,6 @@
                 <w:szCs w:val="16"/>
               </w:rPr>
               <w:tab/>
-            </w:r>
-            <w:r>
-              <w:rPr>
-                <w:noProof/>
-                <w:webHidden/>
-                <w:sz w:val="16"/>
-                <w:szCs w:val="16"/>
-              </w:rPr>
               <w:t>4</w:t>
             </w:r>
           </w:hyperlink>
@@ -889,7 +849,7 @@
               <w14:ligatures w14:val="standardContextual"/>
             </w:rPr>
           </w:pPr>
-          <w:hyperlink w:history="1" w:anchor="_Toc181165489">
+          <w:hyperlink w:anchor="_Toc181165489" w:history="1">
             <w:r>
               <w:rPr>
                 <w:rStyle w:val="Hyperlink"/>
@@ -907,14 +867,6 @@
                 <w:szCs w:val="16"/>
               </w:rPr>
               <w:tab/>
-            </w:r>
-            <w:r>
-              <w:rPr>
-                <w:noProof/>
-                <w:webHidden/>
-                <w:sz w:val="16"/>
-                <w:szCs w:val="16"/>
-              </w:rPr>
               <w:t>5</w:t>
             </w:r>
           </w:hyperlink>
@@ -931,7 +883,7 @@
               <w14:ligatures w14:val="standardContextual"/>
             </w:rPr>
           </w:pPr>
-          <w:hyperlink w:history="1" w:anchor="_Toc181165490">
+          <w:hyperlink w:anchor="_Toc181165490" w:history="1">
             <w:r>
               <w:rPr>
                 <w:rStyle w:val="Hyperlink"/>
@@ -949,14 +901,6 @@
                 <w:szCs w:val="16"/>
               </w:rPr>
               <w:tab/>
-            </w:r>
-            <w:r>
-              <w:rPr>
-                <w:noProof/>
-                <w:webHidden/>
-                <w:sz w:val="16"/>
-                <w:szCs w:val="16"/>
-              </w:rPr>
               <w:t>5</w:t>
             </w:r>
           </w:hyperlink>
@@ -973,7 +917,7 @@
               <w14:ligatures w14:val="standardContextual"/>
             </w:rPr>
           </w:pPr>
-          <w:hyperlink w:history="1" w:anchor="_Toc181165491">
+          <w:hyperlink w:anchor="_Toc181165491" w:history="1">
             <w:r>
               <w:rPr>
                 <w:rStyle w:val="Hyperlink"/>
@@ -991,14 +935,6 @@
                 <w:szCs w:val="16"/>
               </w:rPr>
               <w:tab/>
-            </w:r>
-            <w:r>
-              <w:rPr>
-                <w:noProof/>
-                <w:webHidden/>
-                <w:sz w:val="16"/>
-                <w:szCs w:val="16"/>
-              </w:rPr>
               <w:t>5</w:t>
             </w:r>
           </w:hyperlink>
@@ -1015,7 +951,7 @@
               <w14:ligatures w14:val="standardContextual"/>
             </w:rPr>
           </w:pPr>
-          <w:hyperlink w:history="1" w:anchor="_Toc181165492">
+          <w:hyperlink w:anchor="_Toc181165492" w:history="1">
             <w:r>
               <w:rPr>
                 <w:rStyle w:val="Hyperlink"/>
@@ -1033,14 +969,6 @@
                 <w:szCs w:val="16"/>
               </w:rPr>
               <w:tab/>
-            </w:r>
-            <w:r>
-              <w:rPr>
-                <w:noProof/>
-                <w:webHidden/>
-                <w:sz w:val="16"/>
-                <w:szCs w:val="16"/>
-              </w:rPr>
               <w:t>6</w:t>
             </w:r>
           </w:hyperlink>
@@ -1057,7 +985,7 @@
               <w14:ligatures w14:val="standardContextual"/>
             </w:rPr>
           </w:pPr>
-          <w:hyperlink w:history="1" w:anchor="_Toc181165493">
+          <w:hyperlink w:anchor="_Toc181165493" w:history="1">
             <w:r>
               <w:rPr>
                 <w:rStyle w:val="Hyperlink"/>
@@ -1075,14 +1003,6 @@
                 <w:szCs w:val="16"/>
               </w:rPr>
               <w:tab/>
-            </w:r>
-            <w:r>
-              <w:rPr>
-                <w:noProof/>
-                <w:webHidden/>
-                <w:sz w:val="16"/>
-                <w:szCs w:val="16"/>
-              </w:rPr>
               <w:t>6</w:t>
             </w:r>
           </w:hyperlink>
@@ -1099,7 +1019,7 @@
               <w14:ligatures w14:val="standardContextual"/>
             </w:rPr>
           </w:pPr>
-          <w:hyperlink w:history="1" w:anchor="_Toc181165494">
+          <w:hyperlink w:anchor="_Toc181165494" w:history="1">
             <w:r>
               <w:rPr>
                 <w:rStyle w:val="Hyperlink"/>
@@ -1117,14 +1037,6 @@
                 <w:szCs w:val="16"/>
               </w:rPr>
               <w:tab/>
-            </w:r>
-            <w:r>
-              <w:rPr>
-                <w:noProof/>
-                <w:webHidden/>
-                <w:sz w:val="16"/>
-                <w:szCs w:val="16"/>
-              </w:rPr>
               <w:t>6</w:t>
             </w:r>
           </w:hyperlink>
@@ -1141,7 +1053,7 @@
               <w14:ligatures w14:val="standardContextual"/>
             </w:rPr>
           </w:pPr>
-          <w:hyperlink w:history="1" w:anchor="_Toc181165495">
+          <w:hyperlink w:anchor="_Toc181165495" w:history="1">
             <w:r>
               <w:rPr>
                 <w:rStyle w:val="Hyperlink"/>
@@ -1159,14 +1071,6 @@
                 <w:szCs w:val="16"/>
               </w:rPr>
               <w:tab/>
-            </w:r>
-            <w:r>
-              <w:rPr>
-                <w:noProof/>
-                <w:webHidden/>
-                <w:sz w:val="16"/>
-                <w:szCs w:val="16"/>
-              </w:rPr>
               <w:t>6</w:t>
             </w:r>
           </w:hyperlink>
@@ -1183,7 +1087,7 @@
               <w14:ligatures w14:val="standardContextual"/>
             </w:rPr>
           </w:pPr>
-          <w:hyperlink w:history="1" w:anchor="_Toc181165496">
+          <w:hyperlink w:anchor="_Toc181165496" w:history="1">
             <w:r>
               <w:rPr>
                 <w:rStyle w:val="Hyperlink"/>
@@ -1201,14 +1105,6 @@
                 <w:szCs w:val="16"/>
               </w:rPr>
               <w:tab/>
-            </w:r>
-            <w:r>
-              <w:rPr>
-                <w:noProof/>
-                <w:webHidden/>
-                <w:sz w:val="16"/>
-                <w:szCs w:val="16"/>
-              </w:rPr>
               <w:t>9</w:t>
             </w:r>
           </w:hyperlink>
@@ -1225,7 +1121,7 @@
               <w14:ligatures w14:val="standardContextual"/>
             </w:rPr>
           </w:pPr>
-          <w:hyperlink w:history="1" w:anchor="_Toc181165497">
+          <w:hyperlink w:anchor="_Toc181165497" w:history="1">
             <w:r>
               <w:rPr>
                 <w:rStyle w:val="Hyperlink"/>
@@ -1243,14 +1139,6 @@
                 <w:szCs w:val="16"/>
               </w:rPr>
               <w:tab/>
-            </w:r>
-            <w:r>
-              <w:rPr>
-                <w:noProof/>
-                <w:webHidden/>
-                <w:sz w:val="16"/>
-                <w:szCs w:val="16"/>
-              </w:rPr>
               <w:t>9</w:t>
             </w:r>
           </w:hyperlink>
@@ -1267,7 +1155,7 @@
               <w14:ligatures w14:val="standardContextual"/>
             </w:rPr>
           </w:pPr>
-          <w:hyperlink w:history="1" w:anchor="_Toc181165498">
+          <w:hyperlink w:anchor="_Toc181165498" w:history="1">
             <w:r>
               <w:rPr>
                 <w:rStyle w:val="Hyperlink"/>
@@ -1285,14 +1173,6 @@
                 <w:szCs w:val="16"/>
               </w:rPr>
               <w:tab/>
-            </w:r>
-            <w:r>
-              <w:rPr>
-                <w:noProof/>
-                <w:webHidden/>
-                <w:sz w:val="16"/>
-                <w:szCs w:val="16"/>
-              </w:rPr>
               <w:t>9</w:t>
             </w:r>
           </w:hyperlink>
@@ -1309,7 +1189,7 @@
               <w14:ligatures w14:val="standardContextual"/>
             </w:rPr>
           </w:pPr>
-          <w:hyperlink w:history="1" w:anchor="_Toc181165499">
+          <w:hyperlink w:anchor="_Toc181165499" w:history="1">
             <w:r>
               <w:rPr>
                 <w:rStyle w:val="Hyperlink"/>
@@ -1327,14 +1207,6 @@
                 <w:szCs w:val="16"/>
               </w:rPr>
               <w:tab/>
-            </w:r>
-            <w:r>
-              <w:rPr>
-                <w:noProof/>
-                <w:webHidden/>
-                <w:sz w:val="16"/>
-                <w:szCs w:val="16"/>
-              </w:rPr>
               <w:t>9</w:t>
             </w:r>
           </w:hyperlink>
@@ -1351,7 +1223,7 @@
               <w14:ligatures w14:val="standardContextual"/>
             </w:rPr>
           </w:pPr>
-          <w:hyperlink w:history="1" w:anchor="_Toc181165500">
+          <w:hyperlink w:anchor="_Toc181165500" w:history="1">
             <w:r>
               <w:rPr>
                 <w:rStyle w:val="Hyperlink"/>
@@ -1369,14 +1241,6 @@
                 <w:szCs w:val="16"/>
               </w:rPr>
               <w:tab/>
-            </w:r>
-            <w:r>
-              <w:rPr>
-                <w:noProof/>
-                <w:webHidden/>
-                <w:sz w:val="16"/>
-                <w:szCs w:val="16"/>
-              </w:rPr>
               <w:t>10</w:t>
             </w:r>
           </w:hyperlink>
@@ -1393,7 +1257,7 @@
               <w14:ligatures w14:val="standardContextual"/>
             </w:rPr>
           </w:pPr>
-          <w:hyperlink w:history="1" w:anchor="_Toc181165501">
+          <w:hyperlink w:anchor="_Toc181165501" w:history="1">
             <w:r>
               <w:rPr>
                 <w:rStyle w:val="Hyperlink"/>
@@ -1411,14 +1275,6 @@
                 <w:szCs w:val="16"/>
               </w:rPr>
               <w:tab/>
-            </w:r>
-            <w:r>
-              <w:rPr>
-                <w:noProof/>
-                <w:webHidden/>
-                <w:sz w:val="16"/>
-                <w:szCs w:val="16"/>
-              </w:rPr>
               <w:t>10</w:t>
             </w:r>
           </w:hyperlink>
@@ -1435,7 +1291,7 @@
               <w14:ligatures w14:val="standardContextual"/>
             </w:rPr>
           </w:pPr>
-          <w:hyperlink w:history="1" w:anchor="_Toc181165502">
+          <w:hyperlink w:anchor="_Toc181165502" w:history="1">
             <w:r>
               <w:rPr>
                 <w:rStyle w:val="Hyperlink"/>
@@ -1453,14 +1309,6 @@
                 <w:szCs w:val="16"/>
               </w:rPr>
               <w:tab/>
-            </w:r>
-            <w:r>
-              <w:rPr>
-                <w:noProof/>
-                <w:webHidden/>
-                <w:sz w:val="16"/>
-                <w:szCs w:val="16"/>
-              </w:rPr>
               <w:t>10</w:t>
             </w:r>
           </w:hyperlink>
@@ -1477,7 +1325,7 @@
               <w14:ligatures w14:val="standardContextual"/>
             </w:rPr>
           </w:pPr>
-          <w:hyperlink w:history="1" w:anchor="_Toc181165503">
+          <w:hyperlink w:anchor="_Toc181165503" w:history="1">
             <w:r>
               <w:rPr>
                 <w:rStyle w:val="Hyperlink"/>
@@ -1495,14 +1343,6 @@
                 <w:szCs w:val="16"/>
               </w:rPr>
               <w:tab/>
-            </w:r>
-            <w:r>
-              <w:rPr>
-                <w:noProof/>
-                <w:webHidden/>
-                <w:sz w:val="16"/>
-                <w:szCs w:val="16"/>
-              </w:rPr>
               <w:t>10</w:t>
             </w:r>
           </w:hyperlink>
@@ -1519,7 +1359,7 @@
               <w14:ligatures w14:val="standardContextual"/>
             </w:rPr>
           </w:pPr>
-          <w:hyperlink w:history="1" w:anchor="_Toc181165504">
+          <w:hyperlink w:anchor="_Toc181165504" w:history="1">
             <w:r>
               <w:rPr>
                 <w:rStyle w:val="Hyperlink"/>
@@ -1537,14 +1377,6 @@
                 <w:szCs w:val="16"/>
               </w:rPr>
               <w:tab/>
-            </w:r>
-            <w:r>
-              <w:rPr>
-                <w:noProof/>
-                <w:webHidden/>
-                <w:sz w:val="16"/>
-                <w:szCs w:val="16"/>
-              </w:rPr>
               <w:t>11</w:t>
             </w:r>
           </w:hyperlink>
@@ -1561,7 +1393,7 @@
               <w14:ligatures w14:val="standardContextual"/>
             </w:rPr>
           </w:pPr>
-          <w:hyperlink w:history="1" w:anchor="_Toc181165505">
+          <w:hyperlink w:anchor="_Toc181165505" w:history="1">
             <w:r>
               <w:rPr>
                 <w:rStyle w:val="Hyperlink"/>
@@ -1579,14 +1411,6 @@
                 <w:szCs w:val="16"/>
               </w:rPr>
               <w:tab/>
-            </w:r>
-            <w:r>
-              <w:rPr>
-                <w:noProof/>
-                <w:webHidden/>
-                <w:sz w:val="16"/>
-                <w:szCs w:val="16"/>
-              </w:rPr>
               <w:t>11</w:t>
             </w:r>
           </w:hyperlink>
@@ -1603,7 +1427,7 @@
               <w14:ligatures w14:val="standardContextual"/>
             </w:rPr>
           </w:pPr>
-          <w:hyperlink w:history="1" w:anchor="_Toc181165506">
+          <w:hyperlink w:anchor="_Toc181165506" w:history="1">
             <w:r>
               <w:rPr>
                 <w:rStyle w:val="Hyperlink"/>
@@ -1621,14 +1445,6 @@
                 <w:szCs w:val="16"/>
               </w:rPr>
               <w:tab/>
-            </w:r>
-            <w:r>
-              <w:rPr>
-                <w:noProof/>
-                <w:webHidden/>
-                <w:sz w:val="16"/>
-                <w:szCs w:val="16"/>
-              </w:rPr>
               <w:t>11</w:t>
             </w:r>
           </w:hyperlink>
@@ -1645,7 +1461,7 @@
               <w14:ligatures w14:val="standardContextual"/>
             </w:rPr>
           </w:pPr>
-          <w:hyperlink w:history="1" w:anchor="_Toc181165507">
+          <w:hyperlink w:anchor="_Toc181165507" w:history="1">
             <w:r>
               <w:rPr>
                 <w:rStyle w:val="Hyperlink"/>
@@ -1663,14 +1479,6 @@
                 <w:szCs w:val="16"/>
               </w:rPr>
               <w:tab/>
-            </w:r>
-            <w:r>
-              <w:rPr>
-                <w:noProof/>
-                <w:webHidden/>
-                <w:sz w:val="16"/>
-                <w:szCs w:val="16"/>
-              </w:rPr>
               <w:t>11</w:t>
             </w:r>
           </w:hyperlink>
@@ -1687,7 +1495,7 @@
               <w14:ligatures w14:val="standardContextual"/>
             </w:rPr>
           </w:pPr>
-          <w:hyperlink w:history="1" w:anchor="_Toc181165508">
+          <w:hyperlink w:anchor="_Toc181165508" w:history="1">
             <w:r>
               <w:rPr>
                 <w:rStyle w:val="Hyperlink"/>
@@ -1705,14 +1513,6 @@
                 <w:szCs w:val="16"/>
               </w:rPr>
               <w:tab/>
-            </w:r>
-            <w:r>
-              <w:rPr>
-                <w:noProof/>
-                <w:webHidden/>
-                <w:sz w:val="16"/>
-                <w:szCs w:val="16"/>
-              </w:rPr>
               <w:t>12</w:t>
             </w:r>
           </w:hyperlink>
@@ -1729,7 +1529,7 @@
               <w14:ligatures w14:val="standardContextual"/>
             </w:rPr>
           </w:pPr>
-          <w:hyperlink w:history="1" w:anchor="_Toc181165509">
+          <w:hyperlink w:anchor="_Toc181165509" w:history="1">
             <w:r>
               <w:rPr>
                 <w:rStyle w:val="Hyperlink"/>
@@ -1747,14 +1547,6 @@
                 <w:szCs w:val="16"/>
               </w:rPr>
               <w:tab/>
-            </w:r>
-            <w:r>
-              <w:rPr>
-                <w:noProof/>
-                <w:webHidden/>
-                <w:sz w:val="16"/>
-                <w:szCs w:val="16"/>
-              </w:rPr>
               <w:t>13</w:t>
             </w:r>
           </w:hyperlink>
@@ -1771,7 +1563,7 @@
               <w14:ligatures w14:val="standardContextual"/>
             </w:rPr>
           </w:pPr>
-          <w:hyperlink w:history="1" w:anchor="_Toc181165510">
+          <w:hyperlink w:anchor="_Toc181165510" w:history="1">
             <w:r>
               <w:rPr>
                 <w:rStyle w:val="Hyperlink"/>
@@ -1789,14 +1581,6 @@
                 <w:szCs w:val="16"/>
               </w:rPr>
               <w:tab/>
-            </w:r>
-            <w:r>
-              <w:rPr>
-                <w:noProof/>
-                <w:webHidden/>
-                <w:sz w:val="16"/>
-                <w:szCs w:val="16"/>
-              </w:rPr>
               <w:t>13</w:t>
             </w:r>
           </w:hyperlink>
@@ -1813,7 +1597,7 @@
               <w14:ligatures w14:val="standardContextual"/>
             </w:rPr>
           </w:pPr>
-          <w:hyperlink w:history="1" w:anchor="_Toc181165511">
+          <w:hyperlink w:anchor="_Toc181165511" w:history="1">
             <w:r>
               <w:rPr>
                 <w:rStyle w:val="Hyperlink"/>
@@ -1831,14 +1615,6 @@
                 <w:szCs w:val="16"/>
               </w:rPr>
               <w:tab/>
-            </w:r>
-            <w:r>
-              <w:rPr>
-                <w:noProof/>
-                <w:webHidden/>
-                <w:sz w:val="16"/>
-                <w:szCs w:val="16"/>
-              </w:rPr>
               <w:t>13</w:t>
             </w:r>
           </w:hyperlink>
@@ -1855,7 +1631,7 @@
               <w14:ligatures w14:val="standardContextual"/>
             </w:rPr>
           </w:pPr>
-          <w:hyperlink w:history="1" w:anchor="_Toc181165512">
+          <w:hyperlink w:anchor="_Toc181165512" w:history="1">
             <w:r>
               <w:rPr>
                 <w:rStyle w:val="Hyperlink"/>
@@ -1873,14 +1649,6 @@
                 <w:szCs w:val="16"/>
               </w:rPr>
               <w:tab/>
-            </w:r>
-            <w:r>
-              <w:rPr>
-                <w:noProof/>
-                <w:webHidden/>
-                <w:sz w:val="16"/>
-                <w:szCs w:val="16"/>
-              </w:rPr>
               <w:t>14</w:t>
             </w:r>
           </w:hyperlink>
@@ -1897,7 +1665,7 @@
               <w14:ligatures w14:val="standardContextual"/>
             </w:rPr>
           </w:pPr>
-          <w:hyperlink w:history="1" w:anchor="_Toc181165513">
+          <w:hyperlink w:anchor="_Toc181165513" w:history="1">
             <w:r>
               <w:rPr>
                 <w:rStyle w:val="Hyperlink"/>
@@ -1915,14 +1683,6 @@
                 <w:szCs w:val="16"/>
               </w:rPr>
               <w:tab/>
-            </w:r>
-            <w:r>
-              <w:rPr>
-                <w:noProof/>
-                <w:webHidden/>
-                <w:sz w:val="16"/>
-                <w:szCs w:val="16"/>
-              </w:rPr>
               <w:t>14</w:t>
             </w:r>
           </w:hyperlink>
@@ -1939,7 +1699,7 @@
               <w14:ligatures w14:val="standardContextual"/>
             </w:rPr>
           </w:pPr>
-          <w:hyperlink w:history="1" w:anchor="_Toc181165514">
+          <w:hyperlink w:anchor="_Toc181165514" w:history="1">
             <w:r>
               <w:rPr>
                 <w:rStyle w:val="Hyperlink"/>
@@ -1957,14 +1717,6 @@
                 <w:szCs w:val="16"/>
               </w:rPr>
               <w:tab/>
-            </w:r>
-            <w:r>
-              <w:rPr>
-                <w:noProof/>
-                <w:webHidden/>
-                <w:sz w:val="16"/>
-                <w:szCs w:val="16"/>
-              </w:rPr>
               <w:t>14</w:t>
             </w:r>
           </w:hyperlink>
@@ -1981,7 +1733,7 @@
               <w14:ligatures w14:val="standardContextual"/>
             </w:rPr>
           </w:pPr>
-          <w:hyperlink w:history="1" w:anchor="_Toc181165515">
+          <w:hyperlink w:anchor="_Toc181165515" w:history="1">
             <w:r>
               <w:rPr>
                 <w:rStyle w:val="Hyperlink"/>
@@ -1999,14 +1751,6 @@
                 <w:szCs w:val="16"/>
               </w:rPr>
               <w:tab/>
-            </w:r>
-            <w:r>
-              <w:rPr>
-                <w:noProof/>
-                <w:webHidden/>
-                <w:sz w:val="16"/>
-                <w:szCs w:val="16"/>
-              </w:rPr>
               <w:t>14</w:t>
             </w:r>
           </w:hyperlink>
@@ -2023,7 +1767,7 @@
               <w14:ligatures w14:val="standardContextual"/>
             </w:rPr>
           </w:pPr>
-          <w:hyperlink w:history="1" w:anchor="_Toc181165516">
+          <w:hyperlink w:anchor="_Toc181165516" w:history="1">
             <w:r>
               <w:rPr>
                 <w:rStyle w:val="Hyperlink"/>
@@ -2041,14 +1785,6 @@
                 <w:szCs w:val="16"/>
               </w:rPr>
               <w:tab/>
-            </w:r>
-            <w:r>
-              <w:rPr>
-                <w:noProof/>
-                <w:webHidden/>
-                <w:sz w:val="16"/>
-                <w:szCs w:val="16"/>
-              </w:rPr>
               <w:t>15</w:t>
             </w:r>
           </w:hyperlink>
@@ -2065,7 +1801,7 @@
               <w14:ligatures w14:val="standardContextual"/>
             </w:rPr>
           </w:pPr>
-          <w:hyperlink w:history="1" w:anchor="_Toc181165517">
+          <w:hyperlink w:anchor="_Toc181165517" w:history="1">
             <w:r>
               <w:rPr>
                 <w:rStyle w:val="Hyperlink"/>
@@ -2083,14 +1819,6 @@
                 <w:szCs w:val="16"/>
               </w:rPr>
               <w:tab/>
-            </w:r>
-            <w:r>
-              <w:rPr>
-                <w:noProof/>
-                <w:webHidden/>
-                <w:sz w:val="16"/>
-                <w:szCs w:val="16"/>
-              </w:rPr>
               <w:t>15</w:t>
             </w:r>
           </w:hyperlink>
@@ -2107,7 +1835,7 @@
               <w14:ligatures w14:val="standardContextual"/>
             </w:rPr>
           </w:pPr>
-          <w:hyperlink w:history="1" w:anchor="_Toc181165518">
+          <w:hyperlink w:anchor="_Toc181165518" w:history="1">
             <w:r>
               <w:rPr>
                 <w:rStyle w:val="Hyperlink"/>
@@ -2125,14 +1853,6 @@
                 <w:szCs w:val="16"/>
               </w:rPr>
               <w:tab/>
-            </w:r>
-            <w:r>
-              <w:rPr>
-                <w:noProof/>
-                <w:webHidden/>
-                <w:sz w:val="16"/>
-                <w:szCs w:val="16"/>
-              </w:rPr>
               <w:t>16</w:t>
             </w:r>
           </w:hyperlink>
@@ -2150,7 +1870,7 @@
           <w:szCs w:val="22"/>
         </w:rPr>
       </w:pPr>
-      <w:bookmarkStart w:name="_Toc181165484" w:id="0"/>
+      <w:bookmarkStart w:id="0" w:name="_Toc181165484"/>
       <w:r>
         <w:br w:type="page"/>
       </w:r>
@@ -2232,7 +1952,7 @@
           <w:sz w:val="24"/>
           <w:szCs w:val="24"/>
         </w:rPr>
-        <w:t xml:space="preserve">numerous fish species. However, the region faces a pressing challenge in ensuring the optimal functionality of fish passage </w:t>
+        <w:t xml:space="preserve">numerous fish species. However, the region faces a pressing challenge in ensuring optimal functionality of fish passage </w:t>
       </w:r>
       <w:r>
         <w:rPr>
@@ -2253,7 +1973,7 @@
           <w:sz w:val="24"/>
           <w:szCs w:val="24"/>
         </w:rPr>
-        <w:t>supporting</w:t>
+        <w:t>allowing</w:t>
       </w:r>
       <w:r>
         <w:rPr>
@@ -2274,7 +1994,113 @@
           <w:sz w:val="24"/>
           <w:szCs w:val="24"/>
         </w:rPr>
-        <w:t>se valuable fish populations'</w:t>
+        <w:t>ir habitat</w:t>
+      </w:r>
+      <w:r>
+        <w:rPr>
+          <w:sz w:val="24"/>
+          <w:szCs w:val="24"/>
+        </w:rPr>
+        <w:t xml:space="preserve"> to intersect r</w:t>
+      </w:r>
+      <w:r>
+        <w:rPr>
+          <w:sz w:val="24"/>
+          <w:szCs w:val="24"/>
+        </w:rPr>
+        <w:t>oads, trails, and other infrastructure</w:t>
+      </w:r>
+      <w:r>
+        <w:rPr>
+          <w:sz w:val="24"/>
+          <w:szCs w:val="24"/>
+        </w:rPr>
+        <w:t xml:space="preserve">. </w:t>
+      </w:r>
+    </w:p>
+    <w:p>
+      <w:pPr>
+        <w:rPr>
+          <w:sz w:val="24"/>
+          <w:szCs w:val="24"/>
+        </w:rPr>
+      </w:pPr>
+      <w:r>
+        <w:rPr>
+          <w:sz w:val="24"/>
+          <w:szCs w:val="24"/>
+        </w:rPr>
+        <w:t>To address this challenge, a</w:t>
+      </w:r>
+      <w:r>
+        <w:rPr>
+          <w:sz w:val="24"/>
+          <w:szCs w:val="24"/>
+        </w:rPr>
+        <w:t xml:space="preserve"> systematic approach to prioritizing ecological and physical condition</w:t>
+      </w:r>
+      <w:r>
+        <w:rPr>
+          <w:sz w:val="24"/>
+          <w:szCs w:val="24"/>
+        </w:rPr>
+        <w:t>s</w:t>
+      </w:r>
+      <w:r>
+        <w:rPr>
+          <w:sz w:val="24"/>
+          <w:szCs w:val="24"/>
+        </w:rPr>
+        <w:t xml:space="preserve"> of fish passage </w:t>
+      </w:r>
+      <w:r>
+        <w:rPr>
+          <w:sz w:val="24"/>
+          <w:szCs w:val="24"/>
+        </w:rPr>
+        <w:t>crossing</w:t>
+      </w:r>
+      <w:r>
+        <w:rPr>
+          <w:sz w:val="24"/>
+          <w:szCs w:val="24"/>
+        </w:rPr>
+        <w:t>s</w:t>
+      </w:r>
+      <w:r>
+        <w:rPr>
+          <w:sz w:val="24"/>
+          <w:szCs w:val="24"/>
+        </w:rPr>
+        <w:t xml:space="preserve"> is essential. This paper presents a comprehensive framework for</w:t>
+      </w:r>
+      <w:r>
+        <w:rPr>
+          <w:sz w:val="24"/>
+          <w:szCs w:val="24"/>
+        </w:rPr>
+        <w:t xml:space="preserve"> gathering,</w:t>
+      </w:r>
+      <w:r>
+        <w:rPr>
+          <w:sz w:val="24"/>
+          <w:szCs w:val="24"/>
+        </w:rPr>
+        <w:t xml:space="preserve"> evaluating</w:t>
+      </w:r>
+      <w:r>
+        <w:rPr>
+          <w:sz w:val="24"/>
+          <w:szCs w:val="24"/>
+        </w:rPr>
+        <w:t>,</w:t>
+      </w:r>
+      <w:r>
+        <w:rPr>
+          <w:sz w:val="24"/>
+          <w:szCs w:val="24"/>
+        </w:rPr>
+        <w:t xml:space="preserve"> and prioritizing the</w:t>
       </w:r>
       <w:r>
         <w:rPr>
@@ -2288,36 +2114,360 @@
           <w:sz w:val="24"/>
           <w:szCs w:val="24"/>
         </w:rPr>
-        <w:t>health and resilience</w:t>
-      </w:r>
-      <w:r>
-        <w:rPr>
-          <w:sz w:val="24"/>
-          <w:szCs w:val="24"/>
-        </w:rPr>
-        <w:t xml:space="preserve">. </w:t>
-      </w:r>
-    </w:p>
-    <w:p>
-      <w:pPr>
-        <w:rPr>
-          <w:sz w:val="24"/>
-          <w:szCs w:val="24"/>
-        </w:rPr>
-      </w:pPr>
-      <w:r>
-        <w:rPr>
-          <w:sz w:val="24"/>
-          <w:szCs w:val="24"/>
-        </w:rPr>
-        <w:t>To address this challenge, a</w:t>
-      </w:r>
-      <w:r>
-        <w:rPr>
-          <w:sz w:val="24"/>
-          <w:szCs w:val="24"/>
-        </w:rPr>
-        <w:t xml:space="preserve"> systematic approach to prioritizing ecological and physical condition</w:t>
+        <w:t xml:space="preserve">restoration </w:t>
+      </w:r>
+      <w:r>
+        <w:rPr>
+          <w:sz w:val="24"/>
+          <w:szCs w:val="24"/>
+        </w:rPr>
+        <w:t>needs</w:t>
+      </w:r>
+      <w:r>
+        <w:rPr>
+          <w:sz w:val="24"/>
+          <w:szCs w:val="24"/>
+        </w:rPr>
+        <w:t xml:space="preserve"> </w:t>
+      </w:r>
+      <w:r>
+        <w:rPr>
+          <w:sz w:val="24"/>
+          <w:szCs w:val="24"/>
+        </w:rPr>
+        <w:t xml:space="preserve">of anadromous waterway crossings </w:t>
+      </w:r>
+      <w:r>
+        <w:rPr>
+          <w:sz w:val="24"/>
+          <w:szCs w:val="24"/>
+        </w:rPr>
+        <w:t>in the Kenai Peninsula</w:t>
+      </w:r>
+      <w:r>
+        <w:rPr>
+          <w:sz w:val="24"/>
+          <w:szCs w:val="24"/>
+        </w:rPr>
+        <w:t xml:space="preserve"> Borough</w:t>
+      </w:r>
+      <w:r>
+        <w:rPr>
+          <w:sz w:val="24"/>
+          <w:szCs w:val="24"/>
+        </w:rPr>
+        <w:t>.</w:t>
+      </w:r>
+    </w:p>
+    <w:p>
+      <w:pPr>
+        <w:rPr>
+          <w:sz w:val="24"/>
+          <w:szCs w:val="24"/>
+        </w:rPr>
+      </w:pPr>
+      <w:r>
+        <w:rPr>
+          <w:sz w:val="24"/>
+          <w:szCs w:val="24"/>
+        </w:rPr>
+        <w:t>Th</w:t>
+      </w:r>
+      <w:r>
+        <w:rPr>
+          <w:sz w:val="24"/>
+          <w:szCs w:val="24"/>
+        </w:rPr>
+        <w:t>is project focus</w:t>
+      </w:r>
+      <w:r>
+        <w:rPr>
+          <w:sz w:val="24"/>
+          <w:szCs w:val="24"/>
+        </w:rPr>
+        <w:t>ed</w:t>
+      </w:r>
+      <w:r>
+        <w:rPr>
+          <w:sz w:val="24"/>
+          <w:szCs w:val="24"/>
+        </w:rPr>
+        <w:t xml:space="preserve"> o</w:t>
+      </w:r>
+      <w:r>
+        <w:rPr>
+          <w:sz w:val="24"/>
+          <w:szCs w:val="24"/>
+        </w:rPr>
+        <w:t>n</w:t>
+      </w:r>
+      <w:r>
+        <w:rPr>
+          <w:sz w:val="24"/>
+          <w:szCs w:val="24"/>
+        </w:rPr>
+        <w:t xml:space="preserve"> provid</w:t>
+      </w:r>
+      <w:r>
+        <w:rPr>
+          <w:sz w:val="24"/>
+          <w:szCs w:val="24"/>
+        </w:rPr>
+        <w:t>ing</w:t>
+      </w:r>
+      <w:r>
+        <w:rPr>
+          <w:sz w:val="24"/>
+          <w:szCs w:val="24"/>
+        </w:rPr>
+        <w:t xml:space="preserve"> </w:t>
+      </w:r>
+      <w:r>
+        <w:rPr>
+          <w:sz w:val="24"/>
+          <w:szCs w:val="24"/>
+        </w:rPr>
+        <w:t>the</w:t>
+      </w:r>
+      <w:r>
+        <w:rPr>
+          <w:sz w:val="24"/>
+          <w:szCs w:val="24"/>
+        </w:rPr>
+        <w:t xml:space="preserve"> Soldotna</w:t>
+      </w:r>
+      <w:r>
+        <w:rPr>
+          <w:sz w:val="24"/>
+          <w:szCs w:val="24"/>
+        </w:rPr>
+        <w:t>-</w:t>
+      </w:r>
+      <w:r>
+        <w:rPr>
+          <w:sz w:val="24"/>
+          <w:szCs w:val="24"/>
+        </w:rPr>
+        <w:t>based nonprofit</w:t>
+      </w:r>
+      <w:r>
+        <w:rPr>
+          <w:sz w:val="24"/>
+          <w:szCs w:val="24"/>
+        </w:rPr>
+        <w:t xml:space="preserve"> Kenai Watershed Forum</w:t>
+      </w:r>
+      <w:r>
+        <w:rPr>
+          <w:rStyle w:val="FootnoteReference"/>
+          <w:sz w:val="24"/>
+          <w:szCs w:val="24"/>
+        </w:rPr>
+        <w:footnoteReference w:id="1"/>
+      </w:r>
+      <w:r>
+        <w:rPr>
+          <w:sz w:val="24"/>
+          <w:szCs w:val="24"/>
+        </w:rPr>
+        <w:t xml:space="preserve"> with a reproducible system </w:t>
+      </w:r>
+      <w:r>
+        <w:rPr>
+          <w:sz w:val="24"/>
+          <w:szCs w:val="24"/>
+        </w:rPr>
+        <w:t xml:space="preserve">that </w:t>
+      </w:r>
+      <w:r>
+        <w:rPr>
+          <w:sz w:val="24"/>
+          <w:szCs w:val="24"/>
+        </w:rPr>
+        <w:t xml:space="preserve">would </w:t>
+      </w:r>
+      <w:r>
+        <w:rPr>
+          <w:sz w:val="24"/>
+          <w:szCs w:val="24"/>
+        </w:rPr>
+        <w:t xml:space="preserve">allow them to </w:t>
+      </w:r>
+      <w:r>
+        <w:rPr>
+          <w:sz w:val="24"/>
+          <w:szCs w:val="24"/>
+        </w:rPr>
+        <w:t>integrate and apply</w:t>
+      </w:r>
+      <w:r>
+        <w:rPr>
+          <w:sz w:val="24"/>
+          <w:szCs w:val="24"/>
+        </w:rPr>
+        <w:t xml:space="preserve"> diverse</w:t>
+      </w:r>
+      <w:r>
+        <w:rPr>
+          <w:sz w:val="24"/>
+          <w:szCs w:val="24"/>
+        </w:rPr>
+        <w:t xml:space="preserve"> region</w:t>
+      </w:r>
+      <w:r>
+        <w:rPr>
+          <w:sz w:val="24"/>
+          <w:szCs w:val="24"/>
+        </w:rPr>
+        <w:t>al</w:t>
+      </w:r>
+      <w:r>
+        <w:rPr>
+          <w:sz w:val="24"/>
+          <w:szCs w:val="24"/>
+        </w:rPr>
+        <w:t xml:space="preserve"> datasets</w:t>
+      </w:r>
+      <w:r>
+        <w:rPr>
+          <w:sz w:val="24"/>
+          <w:szCs w:val="24"/>
+        </w:rPr>
+        <w:t>.</w:t>
+      </w:r>
+      <w:r>
+        <w:rPr>
+          <w:sz w:val="24"/>
+          <w:szCs w:val="24"/>
+        </w:rPr>
+        <w:t xml:space="preserve"> Th</w:t>
+      </w:r>
+      <w:r>
+        <w:rPr>
+          <w:sz w:val="24"/>
+          <w:szCs w:val="24"/>
+        </w:rPr>
+        <w:t>is</w:t>
+      </w:r>
+      <w:r>
+        <w:rPr>
+          <w:sz w:val="24"/>
+          <w:szCs w:val="24"/>
+        </w:rPr>
+        <w:t xml:space="preserve"> </w:t>
+      </w:r>
+      <w:r>
+        <w:rPr>
+          <w:sz w:val="24"/>
+          <w:szCs w:val="24"/>
+        </w:rPr>
+        <w:t xml:space="preserve">integrated </w:t>
+      </w:r>
+      <w:r>
+        <w:rPr>
+          <w:sz w:val="24"/>
+          <w:szCs w:val="24"/>
+        </w:rPr>
+        <w:t>dataset contains a</w:t>
+      </w:r>
+      <w:r>
+        <w:rPr>
+          <w:sz w:val="24"/>
+          <w:szCs w:val="24"/>
+        </w:rPr>
+        <w:t xml:space="preserve"> prioritiz</w:t>
+      </w:r>
+      <w:r>
+        <w:rPr>
+          <w:sz w:val="24"/>
+          <w:szCs w:val="24"/>
+        </w:rPr>
+        <w:t>ation</w:t>
+      </w:r>
+      <w:r>
+        <w:rPr>
+          <w:sz w:val="24"/>
+          <w:szCs w:val="24"/>
+        </w:rPr>
+        <w:t xml:space="preserve"> </w:t>
+      </w:r>
+      <w:r>
+        <w:rPr>
+          <w:sz w:val="24"/>
+          <w:szCs w:val="24"/>
+        </w:rPr>
+        <w:t xml:space="preserve">system for </w:t>
+      </w:r>
+      <w:r>
+        <w:rPr>
+          <w:sz w:val="24"/>
+          <w:szCs w:val="24"/>
+        </w:rPr>
+        <w:t xml:space="preserve">fish passage infrastructure </w:t>
+      </w:r>
+      <w:r>
+        <w:rPr>
+          <w:sz w:val="24"/>
+          <w:szCs w:val="24"/>
+        </w:rPr>
+        <w:t>in the</w:t>
+      </w:r>
+      <w:r>
+        <w:rPr>
+          <w:sz w:val="24"/>
+          <w:szCs w:val="24"/>
+        </w:rPr>
+        <w:t xml:space="preserve"> Kenai Peninsula Borough</w:t>
+      </w:r>
+      <w:r>
+        <w:rPr>
+          <w:sz w:val="24"/>
+          <w:szCs w:val="24"/>
+        </w:rPr>
+        <w:t xml:space="preserve"> region</w:t>
+      </w:r>
+      <w:r>
+        <w:rPr>
+          <w:sz w:val="24"/>
+          <w:szCs w:val="24"/>
+        </w:rPr>
+        <w:t>.</w:t>
+      </w:r>
+      <w:r>
+        <w:rPr>
+          <w:sz w:val="24"/>
+          <w:szCs w:val="24"/>
+        </w:rPr>
+        <w:t xml:space="preserve"> </w:t>
+      </w:r>
+    </w:p>
+    <w:p>
+      <w:pPr>
+        <w:rPr>
+          <w:sz w:val="24"/>
+          <w:szCs w:val="24"/>
+        </w:rPr>
+      </w:pPr>
+      <w:r>
+        <w:rPr>
+          <w:sz w:val="24"/>
+          <w:szCs w:val="24"/>
+        </w:rPr>
+        <w:t xml:space="preserve">Ultimately, </w:t>
+      </w:r>
+      <w:r>
+        <w:rPr>
+          <w:sz w:val="24"/>
+          <w:szCs w:val="24"/>
+        </w:rPr>
+        <w:t>th</w:t>
+      </w:r>
+      <w:r>
+        <w:rPr>
+          <w:sz w:val="24"/>
+          <w:szCs w:val="24"/>
+        </w:rPr>
+        <w:t>e</w:t>
       </w:r>
       <w:r>
         <w:rPr>
@@ -2331,14 +2481,14 @@
           <w:sz w:val="24"/>
           <w:szCs w:val="24"/>
         </w:rPr>
-        <w:t xml:space="preserve"> of fish passage </w:t>
-      </w:r>
-      <w:r>
-        <w:rPr>
-          <w:sz w:val="24"/>
-          <w:szCs w:val="24"/>
-        </w:rPr>
-        <w:t>crossing</w:t>
+        <w:t xml:space="preserve">e </w:t>
+      </w:r>
+      <w:r>
+        <w:rPr>
+          <w:sz w:val="24"/>
+          <w:szCs w:val="24"/>
+        </w:rPr>
+        <w:t>effort</w:t>
       </w:r>
       <w:r>
         <w:rPr>
@@ -2352,41 +2502,6 @@
           <w:sz w:val="24"/>
           <w:szCs w:val="24"/>
         </w:rPr>
-        <w:t xml:space="preserve"> is essential. This paper presents a comprehensive framework for</w:t>
-      </w:r>
-      <w:r>
-        <w:rPr>
-          <w:sz w:val="24"/>
-          <w:szCs w:val="24"/>
-        </w:rPr>
-        <w:t xml:space="preserve"> gathering,</w:t>
-      </w:r>
-      <w:r>
-        <w:rPr>
-          <w:sz w:val="24"/>
-          <w:szCs w:val="24"/>
-        </w:rPr>
-        <w:t xml:space="preserve"> evaluating</w:t>
-      </w:r>
-      <w:r>
-        <w:rPr>
-          <w:sz w:val="24"/>
-          <w:szCs w:val="24"/>
-        </w:rPr>
-        <w:t>,</w:t>
-      </w:r>
-      <w:r>
-        <w:rPr>
-          <w:sz w:val="24"/>
-          <w:szCs w:val="24"/>
-        </w:rPr>
-        <w:t xml:space="preserve"> and prioritizing the</w:t>
-      </w:r>
-      <w:r>
-        <w:rPr>
-          <w:sz w:val="24"/>
-          <w:szCs w:val="24"/>
-        </w:rPr>
         <w:t xml:space="preserve"> </w:t>
       </w:r>
       <w:r>
@@ -2394,14 +2509,35 @@
           <w:sz w:val="24"/>
           <w:szCs w:val="24"/>
         </w:rPr>
-        <w:t xml:space="preserve">restoration </w:t>
-      </w:r>
-      <w:r>
-        <w:rPr>
-          <w:sz w:val="24"/>
-          <w:szCs w:val="24"/>
-        </w:rPr>
-        <w:t>needs</w:t>
+        <w:t>are</w:t>
+      </w:r>
+      <w:r>
+        <w:rPr>
+          <w:sz w:val="24"/>
+          <w:szCs w:val="24"/>
+        </w:rPr>
+        <w:t xml:space="preserve"> the initial stage</w:t>
+      </w:r>
+      <w:r>
+        <w:rPr>
+          <w:sz w:val="24"/>
+          <w:szCs w:val="24"/>
+        </w:rPr>
+        <w:t>s</w:t>
+      </w:r>
+      <w:r>
+        <w:rPr>
+          <w:sz w:val="24"/>
+          <w:szCs w:val="24"/>
+        </w:rPr>
+        <w:t xml:space="preserve"> of organizing the region's </w:t>
+      </w:r>
+      <w:r>
+        <w:rPr>
+          <w:sz w:val="24"/>
+          <w:szCs w:val="24"/>
+        </w:rPr>
+        <w:t>hydrological and infrastructure</w:t>
       </w:r>
       <w:r>
         <w:rPr>
@@ -2415,85 +2551,49 @@
           <w:sz w:val="24"/>
           <w:szCs w:val="24"/>
         </w:rPr>
-        <w:t xml:space="preserve">of anadromous waterway crossings </w:t>
-      </w:r>
-      <w:r>
-        <w:rPr>
-          <w:sz w:val="24"/>
-          <w:szCs w:val="24"/>
-        </w:rPr>
-        <w:t>in the Kenai Peninsula</w:t>
-      </w:r>
-      <w:r>
-        <w:rPr>
-          <w:sz w:val="24"/>
-          <w:szCs w:val="24"/>
-        </w:rPr>
-        <w:t xml:space="preserve"> Borough</w:t>
-      </w:r>
-      <w:r>
-        <w:rPr>
-          <w:sz w:val="24"/>
-          <w:szCs w:val="24"/>
-        </w:rPr>
-        <w:t>.</w:t>
-      </w:r>
-    </w:p>
-    <w:p>
-      <w:pPr>
-        <w:rPr>
-          <w:sz w:val="24"/>
-          <w:szCs w:val="24"/>
-        </w:rPr>
-      </w:pPr>
-      <w:r>
-        <w:rPr>
-          <w:sz w:val="24"/>
-          <w:szCs w:val="24"/>
-        </w:rPr>
-        <w:t>Th</w:t>
-      </w:r>
-      <w:r>
-        <w:rPr>
-          <w:sz w:val="24"/>
-          <w:szCs w:val="24"/>
-        </w:rPr>
-        <w:t>is project focus</w:t>
-      </w:r>
-      <w:r>
-        <w:rPr>
-          <w:sz w:val="24"/>
-          <w:szCs w:val="24"/>
-        </w:rPr>
-        <w:t>ed</w:t>
-      </w:r>
-      <w:r>
-        <w:rPr>
-          <w:sz w:val="24"/>
-          <w:szCs w:val="24"/>
-        </w:rPr>
-        <w:t xml:space="preserve"> o</w:t>
-      </w:r>
-      <w:r>
-        <w:rPr>
-          <w:sz w:val="24"/>
-          <w:szCs w:val="24"/>
-        </w:rPr>
-        <w:t>n</w:t>
-      </w:r>
-      <w:r>
-        <w:rPr>
-          <w:sz w:val="24"/>
-          <w:szCs w:val="24"/>
-        </w:rPr>
-        <w:t xml:space="preserve"> provid</w:t>
-      </w:r>
-      <w:r>
-        <w:rPr>
-          <w:sz w:val="24"/>
-          <w:szCs w:val="24"/>
-        </w:rPr>
-        <w:t>ing</w:t>
+        <w:t xml:space="preserve">data </w:t>
+      </w:r>
+      <w:r>
+        <w:rPr>
+          <w:sz w:val="24"/>
+          <w:szCs w:val="24"/>
+        </w:rPr>
+        <w:t xml:space="preserve">to </w:t>
+      </w:r>
+      <w:r>
+        <w:rPr>
+          <w:sz w:val="24"/>
+          <w:szCs w:val="24"/>
+        </w:rPr>
+        <w:t>best leverage</w:t>
+      </w:r>
+      <w:r>
+        <w:rPr>
+          <w:sz w:val="24"/>
+          <w:szCs w:val="24"/>
+        </w:rPr>
+        <w:t xml:space="preserve"> available</w:t>
+      </w:r>
+      <w:r>
+        <w:rPr>
+          <w:sz w:val="24"/>
+          <w:szCs w:val="24"/>
+        </w:rPr>
+        <w:t xml:space="preserve"> rehabilitation</w:t>
+      </w:r>
+      <w:r>
+        <w:rPr>
+          <w:sz w:val="24"/>
+          <w:szCs w:val="24"/>
+        </w:rPr>
+        <w:t xml:space="preserve"> funds. </w:t>
+      </w:r>
+      <w:r>
+        <w:rPr>
+          <w:sz w:val="24"/>
+          <w:szCs w:val="24"/>
+        </w:rPr>
+        <w:t>Collaboration among stakeholders, including fisheries biologists, engineers, and local communities, is essential to</w:t>
       </w:r>
       <w:r>
         <w:rPr>
@@ -2507,386 +2607,6 @@
           <w:sz w:val="24"/>
           <w:szCs w:val="24"/>
         </w:rPr>
-        <w:t>the</w:t>
-      </w:r>
-      <w:r>
-        <w:rPr>
-          <w:sz w:val="24"/>
-          <w:szCs w:val="24"/>
-        </w:rPr>
-        <w:t xml:space="preserve"> Soldotna</w:t>
-      </w:r>
-      <w:r>
-        <w:rPr>
-          <w:sz w:val="24"/>
-          <w:szCs w:val="24"/>
-        </w:rPr>
-        <w:t>-</w:t>
-      </w:r>
-      <w:r>
-        <w:rPr>
-          <w:sz w:val="24"/>
-          <w:szCs w:val="24"/>
-        </w:rPr>
-        <w:t>based nonprofit</w:t>
-      </w:r>
-      <w:r>
-        <w:rPr>
-          <w:sz w:val="24"/>
-          <w:szCs w:val="24"/>
-        </w:rPr>
-        <w:t xml:space="preserve"> Kenai Watershed Forum</w:t>
-      </w:r>
-      <w:r>
-        <w:rPr>
-          <w:rStyle w:val="FootnoteReference"/>
-          <w:sz w:val="24"/>
-          <w:szCs w:val="24"/>
-        </w:rPr>
-        <w:footnoteReference w:id="1"/>
-      </w:r>
-      <w:r>
-        <w:rPr>
-          <w:sz w:val="24"/>
-          <w:szCs w:val="24"/>
-        </w:rPr>
-        <w:t xml:space="preserve"> with a reproducible system </w:t>
-      </w:r>
-      <w:r>
-        <w:rPr>
-          <w:sz w:val="24"/>
-          <w:szCs w:val="24"/>
-        </w:rPr>
-        <w:t xml:space="preserve">that </w:t>
-      </w:r>
-      <w:r>
-        <w:rPr>
-          <w:sz w:val="24"/>
-          <w:szCs w:val="24"/>
-        </w:rPr>
-        <w:t xml:space="preserve">would </w:t>
-      </w:r>
-      <w:r>
-        <w:rPr>
-          <w:sz w:val="24"/>
-          <w:szCs w:val="24"/>
-        </w:rPr>
-        <w:t xml:space="preserve">allow them to </w:t>
-      </w:r>
-      <w:r>
-        <w:rPr>
-          <w:sz w:val="24"/>
-          <w:szCs w:val="24"/>
-        </w:rPr>
-        <w:t>integrate and apply</w:t>
-      </w:r>
-      <w:r>
-        <w:rPr>
-          <w:sz w:val="24"/>
-          <w:szCs w:val="24"/>
-        </w:rPr>
-        <w:t xml:space="preserve"> diverse</w:t>
-      </w:r>
-      <w:r>
-        <w:rPr>
-          <w:sz w:val="24"/>
-          <w:szCs w:val="24"/>
-        </w:rPr>
-        <w:t xml:space="preserve"> region</w:t>
-      </w:r>
-      <w:r>
-        <w:rPr>
-          <w:sz w:val="24"/>
-          <w:szCs w:val="24"/>
-        </w:rPr>
-        <w:t>al</w:t>
-      </w:r>
-      <w:r>
-        <w:rPr>
-          <w:sz w:val="24"/>
-          <w:szCs w:val="24"/>
-        </w:rPr>
-        <w:t xml:space="preserve"> datasets</w:t>
-      </w:r>
-      <w:r>
-        <w:rPr>
-          <w:sz w:val="24"/>
-          <w:szCs w:val="24"/>
-        </w:rPr>
-        <w:t>.</w:t>
-      </w:r>
-      <w:r>
-        <w:rPr>
-          <w:sz w:val="24"/>
-          <w:szCs w:val="24"/>
-        </w:rPr>
-        <w:t xml:space="preserve"> Th</w:t>
-      </w:r>
-      <w:r>
-        <w:rPr>
-          <w:sz w:val="24"/>
-          <w:szCs w:val="24"/>
-        </w:rPr>
-        <w:t>is</w:t>
-      </w:r>
-      <w:r>
-        <w:rPr>
-          <w:sz w:val="24"/>
-          <w:szCs w:val="24"/>
-        </w:rPr>
-        <w:t xml:space="preserve"> </w:t>
-      </w:r>
-      <w:r>
-        <w:rPr>
-          <w:sz w:val="24"/>
-          <w:szCs w:val="24"/>
-        </w:rPr>
-        <w:t xml:space="preserve">integrated </w:t>
-      </w:r>
-      <w:r>
-        <w:rPr>
-          <w:sz w:val="24"/>
-          <w:szCs w:val="24"/>
-        </w:rPr>
-        <w:t>dataset contains a</w:t>
-      </w:r>
-      <w:r>
-        <w:rPr>
-          <w:sz w:val="24"/>
-          <w:szCs w:val="24"/>
-        </w:rPr>
-        <w:t xml:space="preserve"> prioritiz</w:t>
-      </w:r>
-      <w:r>
-        <w:rPr>
-          <w:sz w:val="24"/>
-          <w:szCs w:val="24"/>
-        </w:rPr>
-        <w:t>ation</w:t>
-      </w:r>
-      <w:r>
-        <w:rPr>
-          <w:sz w:val="24"/>
-          <w:szCs w:val="24"/>
-        </w:rPr>
-        <w:t xml:space="preserve"> </w:t>
-      </w:r>
-      <w:r>
-        <w:rPr>
-          <w:sz w:val="24"/>
-          <w:szCs w:val="24"/>
-        </w:rPr>
-        <w:t xml:space="preserve">system for </w:t>
-      </w:r>
-      <w:r>
-        <w:rPr>
-          <w:sz w:val="24"/>
-          <w:szCs w:val="24"/>
-        </w:rPr>
-        <w:t xml:space="preserve">fish passage infrastructure </w:t>
-      </w:r>
-      <w:r>
-        <w:rPr>
-          <w:sz w:val="24"/>
-          <w:szCs w:val="24"/>
-        </w:rPr>
-        <w:t>in the</w:t>
-      </w:r>
-      <w:r>
-        <w:rPr>
-          <w:sz w:val="24"/>
-          <w:szCs w:val="24"/>
-        </w:rPr>
-        <w:t xml:space="preserve"> Kenai Peninsula Borough</w:t>
-      </w:r>
-      <w:r>
-        <w:rPr>
-          <w:sz w:val="24"/>
-          <w:szCs w:val="24"/>
-        </w:rPr>
-        <w:t xml:space="preserve"> region</w:t>
-      </w:r>
-      <w:r>
-        <w:rPr>
-          <w:sz w:val="24"/>
-          <w:szCs w:val="24"/>
-        </w:rPr>
-        <w:t>.</w:t>
-      </w:r>
-      <w:r>
-        <w:rPr>
-          <w:sz w:val="24"/>
-          <w:szCs w:val="24"/>
-        </w:rPr>
-        <w:t xml:space="preserve"> </w:t>
-      </w:r>
-    </w:p>
-    <w:p>
-      <w:pPr>
-        <w:rPr>
-          <w:sz w:val="24"/>
-          <w:szCs w:val="24"/>
-        </w:rPr>
-      </w:pPr>
-      <w:r>
-        <w:rPr>
-          <w:sz w:val="24"/>
-          <w:szCs w:val="24"/>
-        </w:rPr>
-        <w:t xml:space="preserve">Ultimately, </w:t>
-      </w:r>
-      <w:r>
-        <w:rPr>
-          <w:sz w:val="24"/>
-          <w:szCs w:val="24"/>
-        </w:rPr>
-        <w:t>th</w:t>
-      </w:r>
-      <w:r>
-        <w:rPr>
-          <w:sz w:val="24"/>
-          <w:szCs w:val="24"/>
-        </w:rPr>
-        <w:t>e</w:t>
-      </w:r>
-      <w:r>
-        <w:rPr>
-          <w:sz w:val="24"/>
-          <w:szCs w:val="24"/>
-        </w:rPr>
-        <w:t>s</w:t>
-      </w:r>
-      <w:r>
-        <w:rPr>
-          <w:sz w:val="24"/>
-          <w:szCs w:val="24"/>
-        </w:rPr>
-        <w:t xml:space="preserve">e </w:t>
-      </w:r>
-      <w:r>
-        <w:rPr>
-          <w:sz w:val="24"/>
-          <w:szCs w:val="24"/>
-        </w:rPr>
-        <w:t>effort</w:t>
-      </w:r>
-      <w:r>
-        <w:rPr>
-          <w:sz w:val="24"/>
-          <w:szCs w:val="24"/>
-        </w:rPr>
-        <w:t>s</w:t>
-      </w:r>
-      <w:r>
-        <w:rPr>
-          <w:sz w:val="24"/>
-          <w:szCs w:val="24"/>
-        </w:rPr>
-        <w:t xml:space="preserve"> </w:t>
-      </w:r>
-      <w:r>
-        <w:rPr>
-          <w:sz w:val="24"/>
-          <w:szCs w:val="24"/>
-        </w:rPr>
-        <w:t>are</w:t>
-      </w:r>
-      <w:r>
-        <w:rPr>
-          <w:sz w:val="24"/>
-          <w:szCs w:val="24"/>
-        </w:rPr>
-        <w:t xml:space="preserve"> the initial stage</w:t>
-      </w:r>
-      <w:r>
-        <w:rPr>
-          <w:sz w:val="24"/>
-          <w:szCs w:val="24"/>
-        </w:rPr>
-        <w:t>s</w:t>
-      </w:r>
-      <w:r>
-        <w:rPr>
-          <w:sz w:val="24"/>
-          <w:szCs w:val="24"/>
-        </w:rPr>
-        <w:t xml:space="preserve"> of organizing the region's </w:t>
-      </w:r>
-      <w:r>
-        <w:rPr>
-          <w:sz w:val="24"/>
-          <w:szCs w:val="24"/>
-        </w:rPr>
-        <w:t>hydrological and infrastructure</w:t>
-      </w:r>
-      <w:r>
-        <w:rPr>
-          <w:sz w:val="24"/>
-          <w:szCs w:val="24"/>
-        </w:rPr>
-        <w:t xml:space="preserve"> </w:t>
-      </w:r>
-      <w:r>
-        <w:rPr>
-          <w:sz w:val="24"/>
-          <w:szCs w:val="24"/>
-        </w:rPr>
-        <w:t xml:space="preserve">data </w:t>
-      </w:r>
-      <w:r>
-        <w:rPr>
-          <w:sz w:val="24"/>
-          <w:szCs w:val="24"/>
-        </w:rPr>
-        <w:t xml:space="preserve">to </w:t>
-      </w:r>
-      <w:r>
-        <w:rPr>
-          <w:sz w:val="24"/>
-          <w:szCs w:val="24"/>
-        </w:rPr>
-        <w:t>best leverage</w:t>
-      </w:r>
-      <w:r>
-        <w:rPr>
-          <w:sz w:val="24"/>
-          <w:szCs w:val="24"/>
-        </w:rPr>
-        <w:t xml:space="preserve"> available</w:t>
-      </w:r>
-      <w:r>
-        <w:rPr>
-          <w:sz w:val="24"/>
-          <w:szCs w:val="24"/>
-        </w:rPr>
-        <w:t xml:space="preserve"> rehabilitation</w:t>
-      </w:r>
-      <w:r>
-        <w:rPr>
-          <w:sz w:val="24"/>
-          <w:szCs w:val="24"/>
-        </w:rPr>
-        <w:t xml:space="preserve"> funds. </w:t>
-      </w:r>
-      <w:r>
-        <w:rPr>
-          <w:sz w:val="24"/>
-          <w:szCs w:val="24"/>
-        </w:rPr>
-        <w:t>Collaboration among stakeholders, including fisheries biologists, engineers, and local communities, is essential to</w:t>
-      </w:r>
-      <w:r>
-        <w:rPr>
-          <w:sz w:val="24"/>
-          <w:szCs w:val="24"/>
-        </w:rPr>
-        <w:t xml:space="preserve"> </w:t>
-      </w:r>
-      <w:r>
-        <w:rPr>
-          <w:sz w:val="24"/>
-          <w:szCs w:val="24"/>
-        </w:rPr>
         <w:t>success</w:t>
       </w:r>
       <w:r>
@@ -2915,7 +2635,7 @@
       <w:pPr>
         <w:pStyle w:val="Heading2"/>
       </w:pPr>
-      <w:bookmarkStart w:name="_Toc181165485" w:id="1"/>
+      <w:bookmarkStart w:id="1" w:name="_Toc181165485"/>
       <w:r>
         <w:t>OBJECTIVES</w:t>
       </w:r>
@@ -3200,7 +2920,7 @@
       <w:pPr>
         <w:pStyle w:val="Heading2"/>
       </w:pPr>
-      <w:bookmarkStart w:name="_Toc181165486" w:id="2"/>
+      <w:bookmarkStart w:id="2" w:name="_Toc181165486"/>
       <w:r>
         <w:t>DELIVERABLES</w:t>
       </w:r>
@@ -3311,7 +3031,7 @@
       <w:pPr>
         <w:pStyle w:val="Heading2"/>
       </w:pPr>
-      <w:bookmarkStart w:name="_Toc181165487" w:id="3"/>
+      <w:bookmarkStart w:id="3" w:name="_Toc181165487"/>
       <w:r>
         <w:t>PROJECT</w:t>
       </w:r>
@@ -3797,7 +3517,7 @@
       <w:pPr>
         <w:pStyle w:val="Heading2"/>
       </w:pPr>
-      <w:bookmarkStart w:name="_Toc181165488" w:id="4"/>
+      <w:bookmarkStart w:id="4" w:name="_Toc181165488"/>
       <w:r>
         <w:t>REGIONAL HYDROLOGY</w:t>
       </w:r>
@@ -3838,6 +3558,7 @@
         </w:rPr>
         <w:t xml:space="preserve"> </w:t>
       </w:r>
+      <w:proofErr w:type="gramStart"/>
       <w:r>
         <w:rPr>
           <w:sz w:val="24"/>
@@ -3850,6 +3571,332 @@
           <w:sz w:val="24"/>
           <w:szCs w:val="24"/>
         </w:rPr>
+        <w:t>,</w:t>
+      </w:r>
+      <w:proofErr w:type="gramEnd"/>
+      <w:r>
+        <w:rPr>
+          <w:sz w:val="24"/>
+          <w:szCs w:val="24"/>
+        </w:rPr>
+        <w:t xml:space="preserve"> </w:t>
+      </w:r>
+      <w:r>
+        <w:rPr>
+          <w:sz w:val="24"/>
+          <w:szCs w:val="24"/>
+        </w:rPr>
+        <w:t>thus</w:t>
+      </w:r>
+      <w:r>
+        <w:rPr>
+          <w:sz w:val="24"/>
+          <w:szCs w:val="24"/>
+        </w:rPr>
+        <w:t xml:space="preserve"> </w:t>
+      </w:r>
+      <w:r>
+        <w:rPr>
+          <w:sz w:val="24"/>
+          <w:szCs w:val="24"/>
+        </w:rPr>
+        <w:t>an understanding of </w:t>
+      </w:r>
+      <w:r>
+        <w:rPr>
+          <w:sz w:val="24"/>
+          <w:szCs w:val="24"/>
+        </w:rPr>
+        <w:t xml:space="preserve">basic regional hydrology, geology, and geomorphology is a valuable lens to have when assessing regional stream road crossings. </w:t>
+      </w:r>
+    </w:p>
+    <w:p>
+      <w:r>
+        <w:rPr>
+          <w:sz w:val="24"/>
+          <w:szCs w:val="24"/>
+        </w:rPr>
+        <w:t xml:space="preserve">The hydrology of the region’s anadromous waterways is </w:t>
+      </w:r>
+      <w:r>
+        <w:rPr>
+          <w:sz w:val="24"/>
+          <w:szCs w:val="24"/>
+        </w:rPr>
+        <w:t xml:space="preserve">shaped </w:t>
+      </w:r>
+      <w:r>
+        <w:rPr>
+          <w:sz w:val="24"/>
+          <w:szCs w:val="24"/>
+        </w:rPr>
+        <w:t>primarily by the region's climate, topography, and land use patterns.</w:t>
+      </w:r>
+      <w:r>
+        <w:rPr>
+          <w:sz w:val="24"/>
+          <w:szCs w:val="24"/>
+        </w:rPr>
+        <w:t> </w:t>
+      </w:r>
+      <w:r>
+        <w:rPr>
+          <w:sz w:val="24"/>
+          <w:szCs w:val="24"/>
+        </w:rPr>
+        <w:t>The presence of active and retreating</w:t>
+      </w:r>
+      <w:r>
+        <w:rPr>
+          <w:sz w:val="24"/>
+          <w:szCs w:val="24"/>
+        </w:rPr>
+        <w:t xml:space="preserve"> glaciers</w:t>
+      </w:r>
+      <w:r>
+        <w:rPr>
+          <w:sz w:val="24"/>
+          <w:szCs w:val="24"/>
+        </w:rPr>
+        <w:t xml:space="preserve"> has had a significant impact on the landscape</w:t>
+      </w:r>
+      <w:r>
+        <w:rPr>
+          <w:sz w:val="24"/>
+          <w:szCs w:val="24"/>
+        </w:rPr>
+        <w:t xml:space="preserve"> by</w:t>
+      </w:r>
+      <w:r>
+        <w:rPr>
+          <w:sz w:val="24"/>
+          <w:szCs w:val="24"/>
+        </w:rPr>
+        <w:t xml:space="preserve"> </w:t>
+      </w:r>
+      <w:r>
+        <w:rPr>
+          <w:sz w:val="24"/>
+          <w:szCs w:val="24"/>
+        </w:rPr>
+        <w:t xml:space="preserve">carving out deep valleys and </w:t>
+      </w:r>
+      <w:r>
+        <w:rPr>
+          <w:sz w:val="24"/>
+          <w:szCs w:val="24"/>
+        </w:rPr>
+        <w:t>shaping the morphology of the waterways. The interplay between tectonic activity, glacial processes, and fluvial dynamics has resulted in a complex network of channels, meanders, and floodplains</w:t>
+      </w:r>
+      <w:r>
+        <w:rPr>
+          <w:sz w:val="24"/>
+          <w:szCs w:val="24"/>
+        </w:rPr>
+        <w:t xml:space="preserve"> that</w:t>
+      </w:r>
+      <w:r>
+        <w:rPr>
+          <w:sz w:val="24"/>
+          <w:szCs w:val="24"/>
+        </w:rPr>
+        <w:t xml:space="preserve"> support the diverse habitats anadromous fish species</w:t>
+      </w:r>
+      <w:r>
+        <w:rPr>
+          <w:sz w:val="24"/>
+          <w:szCs w:val="24"/>
+        </w:rPr>
+        <w:t xml:space="preserve"> require</w:t>
+      </w:r>
+      <w:r>
+        <w:rPr>
+          <w:sz w:val="24"/>
+          <w:szCs w:val="24"/>
+        </w:rPr>
+        <w:t>.</w:t>
+      </w:r>
+    </w:p>
+    <w:p>
+      <w:pPr>
+        <w:rPr>
+          <w:sz w:val="24"/>
+          <w:szCs w:val="24"/>
+        </w:rPr>
+      </w:pPr>
+      <w:r>
+        <w:rPr>
+          <w:sz w:val="24"/>
+          <w:szCs w:val="24"/>
+        </w:rPr>
+        <w:t xml:space="preserve">The peninsula's </w:t>
+      </w:r>
+      <w:r>
+        <w:rPr>
+          <w:sz w:val="24"/>
+          <w:szCs w:val="24"/>
+        </w:rPr>
+        <w:t>expansive coastline</w:t>
+      </w:r>
+      <w:r>
+        <w:rPr>
+          <w:sz w:val="24"/>
+          <w:szCs w:val="24"/>
+        </w:rPr>
+        <w:t>, coupled with its mountainous terrain, supports this complex network of rivers, streams, and lakes, which are fed by a combination of snowmelt, glacial runoff, and precipitation. The hydrological processes within these watersheds are closely tied to local weather patterns. Seasonal variations in precipitation and temperature </w:t>
+      </w:r>
+      <w:r>
+        <w:rPr>
+          <w:sz w:val="24"/>
+          <w:szCs w:val="24"/>
+        </w:rPr>
+        <w:t>affect</w:t>
+      </w:r>
+      <w:r>
+        <w:rPr>
+          <w:sz w:val="24"/>
+          <w:szCs w:val="24"/>
+        </w:rPr>
+        <w:t xml:space="preserve"> the flow regimes and water availability.</w:t>
+      </w:r>
+    </w:p>
+    <w:p>
+      <w:pPr>
+        <w:pStyle w:val="Heading2"/>
+        <w:rPr>
+          <w:highlight w:val="yellow"/>
+        </w:rPr>
+      </w:pPr>
+      <w:bookmarkStart w:id="5" w:name="_Toc181165489"/>
+      <w:r>
+        <w:t>FUNDING</w:t>
+      </w:r>
+      <w:bookmarkEnd w:id="5"/>
+    </w:p>
+    <w:p>
+      <w:pPr>
+        <w:rPr>
+          <w:sz w:val="24"/>
+          <w:szCs w:val="24"/>
+        </w:rPr>
+      </w:pPr>
+      <w:r>
+        <w:rPr>
+          <w:sz w:val="24"/>
+          <w:szCs w:val="24"/>
+        </w:rPr>
+        <w:t>From current data, it is estimated that there are</w:t>
+      </w:r>
+      <w:r>
+        <w:rPr>
+          <w:sz w:val="24"/>
+          <w:szCs w:val="24"/>
+        </w:rPr>
+        <w:t xml:space="preserve"> at least</w:t>
+      </w:r>
+      <w:r>
+        <w:rPr>
+          <w:sz w:val="24"/>
+          <w:szCs w:val="24"/>
+        </w:rPr>
+        <w:t xml:space="preserve"> </w:t>
+      </w:r>
+      <w:r>
+        <w:rPr>
+          <w:sz w:val="24"/>
+          <w:szCs w:val="24"/>
+        </w:rPr>
+        <w:t>412</w:t>
+      </w:r>
+      <w:r>
+        <w:rPr>
+          <w:sz w:val="24"/>
+          <w:szCs w:val="24"/>
+        </w:rPr>
+        <w:t xml:space="preserve"> </w:t>
+      </w:r>
+      <w:r>
+        <w:rPr>
+          <w:sz w:val="24"/>
+          <w:szCs w:val="24"/>
+        </w:rPr>
+        <w:t xml:space="preserve">transportation </w:t>
+      </w:r>
+      <w:r>
+        <w:rPr>
+          <w:sz w:val="24"/>
+          <w:szCs w:val="24"/>
+        </w:rPr>
+        <w:t xml:space="preserve">crossings on anadromous waterways in the project region. </w:t>
+      </w:r>
+      <w:r>
+        <w:rPr>
+          <w:sz w:val="24"/>
+          <w:szCs w:val="24"/>
+        </w:rPr>
+        <w:t>Recognizing</w:t>
+      </w:r>
+      <w:r>
+        <w:rPr>
+          <w:sz w:val="24"/>
+          <w:szCs w:val="24"/>
+        </w:rPr>
+        <w:t xml:space="preserve"> the</w:t>
+      </w:r>
+      <w:r>
+        <w:rPr>
+          <w:sz w:val="24"/>
+          <w:szCs w:val="24"/>
+        </w:rPr>
+        <w:t xml:space="preserve"> </w:t>
+      </w:r>
+      <w:r>
+        <w:rPr>
+          <w:sz w:val="24"/>
+          <w:szCs w:val="24"/>
+        </w:rPr>
+        <w:t>importance of th</w:t>
+      </w:r>
+      <w:r>
+        <w:rPr>
+          <w:sz w:val="24"/>
+          <w:szCs w:val="24"/>
+        </w:rPr>
+        <w:t>is regional transportation network an</w:t>
+      </w:r>
+      <w:r>
+        <w:rPr>
+          <w:sz w:val="24"/>
+          <w:szCs w:val="24"/>
+        </w:rPr>
+        <w:t>d</w:t>
+      </w:r>
+      <w:r>
+        <w:rPr>
+          <w:sz w:val="24"/>
+          <w:szCs w:val="24"/>
+        </w:rPr>
+        <w:t xml:space="preserve"> </w:t>
+      </w:r>
+      <w:r>
+        <w:rPr>
+          <w:sz w:val="24"/>
+          <w:szCs w:val="24"/>
+        </w:rPr>
+        <w:t>its</w:t>
+      </w:r>
+      <w:r>
+        <w:rPr>
+          <w:sz w:val="24"/>
+          <w:szCs w:val="24"/>
+        </w:rPr>
+        <w:t xml:space="preserve"> waterways</w:t>
+      </w:r>
+      <w:r>
+        <w:rPr>
+          <w:sz w:val="24"/>
+          <w:szCs w:val="24"/>
+        </w:rPr>
         <w:t xml:space="preserve">, </w:t>
       </w:r>
       <w:r>
@@ -3857,7 +3904,42 @@
           <w:sz w:val="24"/>
           <w:szCs w:val="24"/>
         </w:rPr>
-        <w:t>thus</w:t>
+        <w:t xml:space="preserve">state, federal, and local </w:t>
+      </w:r>
+      <w:r>
+        <w:rPr>
+          <w:sz w:val="24"/>
+          <w:szCs w:val="24"/>
+        </w:rPr>
+        <w:t>government</w:t>
+      </w:r>
+      <w:r>
+        <w:rPr>
+          <w:sz w:val="24"/>
+          <w:szCs w:val="24"/>
+        </w:rPr>
+        <w:t xml:space="preserve"> agencies</w:t>
+      </w:r>
+      <w:r>
+        <w:rPr>
+          <w:sz w:val="24"/>
+          <w:szCs w:val="24"/>
+        </w:rPr>
+        <w:t xml:space="preserve"> ha</w:t>
+      </w:r>
+      <w:r>
+        <w:rPr>
+          <w:sz w:val="24"/>
+          <w:szCs w:val="24"/>
+        </w:rPr>
+        <w:t>ve</w:t>
+      </w:r>
+      <w:r>
+        <w:rPr>
+          <w:sz w:val="24"/>
+          <w:szCs w:val="24"/>
+        </w:rPr>
+        <w:t xml:space="preserve"> invested significant resources in addressing the challenges posed by transportation infrastructure</w:t>
       </w:r>
       <w:r>
         <w:rPr>
@@ -3871,72 +3953,21 @@
           <w:sz w:val="24"/>
           <w:szCs w:val="24"/>
         </w:rPr>
-        <w:t>an understanding of </w:t>
-      </w:r>
-      <w:r>
-        <w:rPr>
-          <w:sz w:val="24"/>
-          <w:szCs w:val="24"/>
-        </w:rPr>
-        <w:t xml:space="preserve">basic regional hydrology, geology, and geomorphology is a valuable lens to have when assessing regional stream road crossings. </w:t>
-      </w:r>
-    </w:p>
-    <w:p>
-      <w:r>
-        <w:rPr>
-          <w:sz w:val="24"/>
-          <w:szCs w:val="24"/>
-        </w:rPr>
-        <w:t xml:space="preserve">The hydrology of the region’s anadromous waterways is </w:t>
-      </w:r>
-      <w:r>
-        <w:rPr>
-          <w:sz w:val="24"/>
-          <w:szCs w:val="24"/>
-        </w:rPr>
-        <w:t xml:space="preserve">shaped </w:t>
-      </w:r>
-      <w:r>
-        <w:rPr>
-          <w:sz w:val="24"/>
-          <w:szCs w:val="24"/>
-        </w:rPr>
-        <w:t>primarily by the region's climate, topography, and land use patterns.</w:t>
-      </w:r>
-      <w:r>
-        <w:rPr>
-          <w:sz w:val="24"/>
-          <w:szCs w:val="24"/>
-        </w:rPr>
-        <w:t> </w:t>
-      </w:r>
-      <w:r>
-        <w:rPr>
-          <w:sz w:val="24"/>
-          <w:szCs w:val="24"/>
-        </w:rPr>
-        <w:t>The presence of active and retreating</w:t>
-      </w:r>
-      <w:r>
-        <w:rPr>
-          <w:sz w:val="24"/>
-          <w:szCs w:val="24"/>
-        </w:rPr>
-        <w:t xml:space="preserve"> glaciers</w:t>
-      </w:r>
-      <w:r>
-        <w:rPr>
-          <w:sz w:val="24"/>
-          <w:szCs w:val="24"/>
-        </w:rPr>
-        <w:t xml:space="preserve"> has had a significant impact on the landscape</w:t>
-      </w:r>
-      <w:r>
-        <w:rPr>
-          <w:sz w:val="24"/>
-          <w:szCs w:val="24"/>
-        </w:rPr>
-        <w:t xml:space="preserve"> by</w:t>
+        <w:t>on these waterways</w:t>
+      </w:r>
+      <w:r>
+        <w:rPr>
+          <w:sz w:val="24"/>
+          <w:szCs w:val="24"/>
+        </w:rPr>
+        <w:t>. Th</w:t>
+      </w:r>
+      <w:r>
+        <w:rPr>
+          <w:sz w:val="24"/>
+          <w:szCs w:val="24"/>
+        </w:rPr>
+        <w:t>e analyses in this report</w:t>
       </w:r>
       <w:r>
         <w:rPr>
@@ -3950,43 +3981,137 @@
           <w:sz w:val="24"/>
           <w:szCs w:val="24"/>
         </w:rPr>
-        <w:t xml:space="preserve">carving out deep valleys and </w:t>
-      </w:r>
-      <w:r>
-        <w:rPr>
-          <w:sz w:val="24"/>
-          <w:szCs w:val="24"/>
-        </w:rPr>
-        <w:t xml:space="preserve">shaping the morphology of the waterways. The interplay between tectonic activity, glacial processes, </w:t>
-      </w:r>
-      <w:r>
-        <w:rPr>
-          <w:sz w:val="24"/>
-          <w:szCs w:val="24"/>
-        </w:rPr>
-        <w:t>and fluvial dynamics has resulted in a complex network of channels, meanders, and floodplains</w:t>
-      </w:r>
-      <w:r>
-        <w:rPr>
-          <w:sz w:val="24"/>
-          <w:szCs w:val="24"/>
-        </w:rPr>
-        <w:t xml:space="preserve"> that</w:t>
-      </w:r>
-      <w:r>
-        <w:rPr>
-          <w:sz w:val="24"/>
-          <w:szCs w:val="24"/>
-        </w:rPr>
-        <w:t xml:space="preserve"> support the diverse habitats anadromous fish species</w:t>
-      </w:r>
-      <w:r>
-        <w:rPr>
-          <w:sz w:val="24"/>
-          <w:szCs w:val="24"/>
-        </w:rPr>
-        <w:t xml:space="preserve"> require</w:t>
-      </w:r>
+        <w:t>aim to</w:t>
+      </w:r>
+      <w:r>
+        <w:rPr>
+          <w:sz w:val="24"/>
+          <w:szCs w:val="24"/>
+        </w:rPr>
+        <w:t xml:space="preserve"> help to secure future investments.</w:t>
+      </w:r>
+    </w:p>
+    <w:p>
+      <w:pPr>
+        <w:rPr>
+          <w:sz w:val="24"/>
+          <w:szCs w:val="24"/>
+        </w:rPr>
+      </w:pPr>
+      <w:r>
+        <w:rPr>
+          <w:sz w:val="24"/>
+          <w:szCs w:val="24"/>
+        </w:rPr>
+        <w:t xml:space="preserve">See </w:t>
+      </w:r>
+      <w:commentRangeStart w:id="6"/>
+      <w:r>
+        <w:rPr>
+          <w:sz w:val="24"/>
+          <w:szCs w:val="24"/>
+        </w:rPr>
+        <w:t xml:space="preserve">Appendix B </w:t>
+      </w:r>
+      <w:commentRangeEnd w:id="6"/>
+      <w:r>
+        <w:rPr>
+          <w:rStyle w:val="CommentReference"/>
+        </w:rPr>
+        <w:commentReference w:id="6"/>
+      </w:r>
+      <w:r>
+        <w:rPr>
+          <w:sz w:val="24"/>
+          <w:szCs w:val="24"/>
+        </w:rPr>
+        <w:t>for</w:t>
+      </w:r>
+      <w:r>
+        <w:rPr>
+          <w:sz w:val="24"/>
+          <w:szCs w:val="24"/>
+        </w:rPr>
+        <w:t xml:space="preserve"> </w:t>
+      </w:r>
+      <w:r>
+        <w:rPr>
+          <w:sz w:val="24"/>
+          <w:szCs w:val="24"/>
+        </w:rPr>
+        <w:t xml:space="preserve">a </w:t>
+      </w:r>
+      <w:r>
+        <w:rPr>
+          <w:sz w:val="24"/>
+          <w:szCs w:val="24"/>
+        </w:rPr>
+        <w:t>list</w:t>
+      </w:r>
+      <w:r>
+        <w:rPr>
+          <w:sz w:val="24"/>
+          <w:szCs w:val="24"/>
+        </w:rPr>
+        <w:t xml:space="preserve"> of</w:t>
+      </w:r>
+      <w:r>
+        <w:rPr>
+          <w:sz w:val="24"/>
+          <w:szCs w:val="24"/>
+        </w:rPr>
+        <w:t xml:space="preserve"> potential funding sources to continue project efforts a</w:t>
+      </w:r>
+      <w:r>
+        <w:rPr>
+          <w:sz w:val="24"/>
+          <w:szCs w:val="24"/>
+        </w:rPr>
+        <w:t>nd</w:t>
+      </w:r>
+      <w:r>
+        <w:rPr>
+          <w:sz w:val="24"/>
+          <w:szCs w:val="24"/>
+        </w:rPr>
+        <w:t xml:space="preserve"> opportunities to pursue </w:t>
+      </w:r>
+      <w:r>
+        <w:rPr>
+          <w:sz w:val="24"/>
+          <w:szCs w:val="24"/>
+        </w:rPr>
+        <w:t xml:space="preserve">research, </w:t>
+      </w:r>
+      <w:r>
+        <w:rPr>
+          <w:sz w:val="24"/>
+          <w:szCs w:val="24"/>
+        </w:rPr>
+        <w:t>design</w:t>
+      </w:r>
+      <w:r>
+        <w:rPr>
+          <w:sz w:val="24"/>
+          <w:szCs w:val="24"/>
+        </w:rPr>
+        <w:t>,</w:t>
+      </w:r>
+      <w:r>
+        <w:rPr>
+          <w:sz w:val="24"/>
+          <w:szCs w:val="24"/>
+        </w:rPr>
+        <w:t xml:space="preserve"> and construction funds to address barriers.</w:t>
+      </w:r>
+    </w:p>
+    <w:p>
+      <w:pPr>
+        <w:rPr>
+          <w:sz w:val="24"/>
+          <w:szCs w:val="24"/>
+        </w:rPr>
+      </w:pPr>
       <w:r>
         <w:rPr>
           <w:sz w:val="24"/>
@@ -3997,648 +4122,277 @@
     </w:p>
     <w:p>
       <w:pPr>
-        <w:rPr>
-          <w:sz w:val="24"/>
-          <w:szCs w:val="24"/>
-        </w:rPr>
-      </w:pPr>
-      <w:r>
-        <w:rPr>
-          <w:sz w:val="24"/>
-          <w:szCs w:val="24"/>
-        </w:rPr>
-        <w:t xml:space="preserve">The peninsula's </w:t>
-      </w:r>
-      <w:r>
-        <w:rPr>
-          <w:sz w:val="24"/>
-          <w:szCs w:val="24"/>
-        </w:rPr>
-        <w:t>expansive coastline</w:t>
-      </w:r>
-      <w:r>
-        <w:rPr>
-          <w:sz w:val="24"/>
-          <w:szCs w:val="24"/>
-        </w:rPr>
-        <w:t>, coupled with its mountainous terrain, supports this complex network of rivers, streams, and lakes, which are fed by a combination of snowmelt, glacial runoff, and precipitation. The hydrological processes within these watersheds are closely tied to local weather patterns. Seasonal variations in precipitation and temperature </w:t>
-      </w:r>
-      <w:r>
-        <w:rPr>
-          <w:sz w:val="24"/>
-          <w:szCs w:val="24"/>
-        </w:rPr>
-        <w:t>affect</w:t>
-      </w:r>
-      <w:r>
-        <w:rPr>
-          <w:sz w:val="24"/>
-          <w:szCs w:val="24"/>
-        </w:rPr>
-        <w:t xml:space="preserve"> the flow regimes and water availability.</w:t>
+        <w:pStyle w:val="Heading1"/>
+      </w:pPr>
+      <w:bookmarkStart w:id="7" w:name="_Toc181165490"/>
+      <w:r>
+        <w:t>REPRODUCIBLE ANALYSIS</w:t>
+      </w:r>
+      <w:bookmarkEnd w:id="7"/>
+    </w:p>
+    <w:p>
+      <w:pPr>
+        <w:rPr>
+          <w:sz w:val="24"/>
+          <w:szCs w:val="24"/>
+        </w:rPr>
+      </w:pPr>
+      <w:r>
+        <w:rPr>
+          <w:sz w:val="24"/>
+          <w:szCs w:val="24"/>
+        </w:rPr>
+        <w:t xml:space="preserve">Data analysis often requires </w:t>
+      </w:r>
+      <w:r>
+        <w:rPr>
+          <w:sz w:val="24"/>
+          <w:szCs w:val="24"/>
+        </w:rPr>
+        <w:t>integration</w:t>
+      </w:r>
+      <w:r>
+        <w:rPr>
+          <w:sz w:val="24"/>
+          <w:szCs w:val="24"/>
+        </w:rPr>
+        <w:t xml:space="preserve"> of multiple datasets, each with its unique structure and characteristics. Effectively managing and combining these datasets can be complex and time-consuming, but </w:t>
+      </w:r>
+      <w:r>
+        <w:rPr>
+          <w:sz w:val="24"/>
+          <w:szCs w:val="24"/>
+        </w:rPr>
+        <w:t>scripted programming languages such as R, Python, or others</w:t>
+      </w:r>
+      <w:r>
+        <w:rPr>
+          <w:sz w:val="24"/>
+          <w:szCs w:val="24"/>
+        </w:rPr>
+        <w:t xml:space="preserve"> </w:t>
+      </w:r>
+      <w:r>
+        <w:rPr>
+          <w:sz w:val="24"/>
+          <w:szCs w:val="24"/>
+        </w:rPr>
+        <w:t>are</w:t>
+      </w:r>
+      <w:r>
+        <w:rPr>
+          <w:sz w:val="24"/>
+          <w:szCs w:val="24"/>
+        </w:rPr>
+        <w:t xml:space="preserve"> powerful tool</w:t>
+      </w:r>
+      <w:r>
+        <w:rPr>
+          <w:sz w:val="24"/>
+          <w:szCs w:val="24"/>
+        </w:rPr>
+        <w:t>s</w:t>
+      </w:r>
+      <w:r>
+        <w:rPr>
+          <w:sz w:val="24"/>
+          <w:szCs w:val="24"/>
+        </w:rPr>
+        <w:t xml:space="preserve"> to streamline this process. This </w:t>
+      </w:r>
+      <w:r>
+        <w:rPr>
+          <w:sz w:val="24"/>
+          <w:szCs w:val="24"/>
+        </w:rPr>
+        <w:t>report</w:t>
+      </w:r>
+      <w:r>
+        <w:rPr>
+          <w:sz w:val="24"/>
+          <w:szCs w:val="24"/>
+        </w:rPr>
+        <w:t xml:space="preserve"> </w:t>
+      </w:r>
+      <w:r>
+        <w:rPr>
+          <w:sz w:val="24"/>
+          <w:szCs w:val="24"/>
+        </w:rPr>
+        <w:t>includes a draft script using R</w:t>
+      </w:r>
+      <w:r>
+        <w:rPr>
+          <w:sz w:val="24"/>
+          <w:szCs w:val="24"/>
+        </w:rPr>
+        <w:t xml:space="preserve"> to integrate diverse </w:t>
+      </w:r>
+      <w:r>
+        <w:rPr>
+          <w:sz w:val="24"/>
+          <w:szCs w:val="24"/>
+        </w:rPr>
+        <w:t xml:space="preserve">fish passage and hydrology </w:t>
+      </w:r>
+      <w:r>
+        <w:rPr>
+          <w:sz w:val="24"/>
+          <w:szCs w:val="24"/>
+        </w:rPr>
+        <w:t>datasets into a unified</w:t>
+      </w:r>
+      <w:r>
+        <w:rPr>
+          <w:sz w:val="24"/>
+          <w:szCs w:val="24"/>
+        </w:rPr>
+        <w:t xml:space="preserve"> source</w:t>
+      </w:r>
+      <w:r>
+        <w:rPr>
+          <w:sz w:val="24"/>
+          <w:szCs w:val="24"/>
+        </w:rPr>
+        <w:t>.</w:t>
+      </w:r>
+    </w:p>
+    <w:p>
+      <w:pPr>
+        <w:rPr>
+          <w:sz w:val="24"/>
+          <w:szCs w:val="24"/>
+        </w:rPr>
+      </w:pPr>
+      <w:r>
+        <w:rPr>
+          <w:sz w:val="24"/>
+          <w:szCs w:val="24"/>
+        </w:rPr>
+        <w:t>One of the primary challenges in dataset integration is ensuring data quality and consistency. The concept of "tidy data" is crucial</w:t>
+      </w:r>
+      <w:r>
+        <w:rPr>
+          <w:sz w:val="24"/>
+          <w:szCs w:val="24"/>
+        </w:rPr>
+        <w:t xml:space="preserve"> in this regard</w:t>
+      </w:r>
+      <w:r>
+        <w:rPr>
+          <w:sz w:val="24"/>
+          <w:szCs w:val="24"/>
+        </w:rPr>
+        <w:t>, emphasiz</w:t>
+      </w:r>
+      <w:r>
+        <w:rPr>
+          <w:sz w:val="24"/>
+          <w:szCs w:val="24"/>
+        </w:rPr>
+        <w:t>ing</w:t>
+      </w:r>
+      <w:r>
+        <w:rPr>
+          <w:sz w:val="24"/>
+          <w:szCs w:val="24"/>
+        </w:rPr>
+        <w:t xml:space="preserve"> the importance of a structured and harmonized data format. By following the principles of tidy data, </w:t>
+      </w:r>
+      <w:r>
+        <w:rPr>
+          <w:sz w:val="24"/>
+          <w:szCs w:val="24"/>
+        </w:rPr>
+        <w:t>with</w:t>
+      </w:r>
+      <w:r>
+        <w:rPr>
+          <w:sz w:val="24"/>
+          <w:szCs w:val="24"/>
+        </w:rPr>
+        <w:t xml:space="preserve"> each variable in a column and each observation in a row, researchers can significantly simplify the process of data manipulation and analysis.</w:t>
+      </w:r>
+    </w:p>
+    <w:p>
+      <w:pPr>
+        <w:rPr>
+          <w:sz w:val="24"/>
+          <w:szCs w:val="24"/>
+        </w:rPr>
+      </w:pPr>
+      <w:commentRangeStart w:id="8"/>
+      <w:r>
+        <w:rPr>
+          <w:sz w:val="24"/>
+          <w:szCs w:val="24"/>
+        </w:rPr>
+        <w:t xml:space="preserve">Appendix </w:t>
+      </w:r>
+      <w:r>
+        <w:rPr>
+          <w:sz w:val="24"/>
+          <w:szCs w:val="24"/>
+        </w:rPr>
+        <w:t>A</w:t>
+      </w:r>
+      <w:r>
+        <w:rPr>
+          <w:sz w:val="24"/>
+          <w:szCs w:val="24"/>
+        </w:rPr>
+        <w:t xml:space="preserve"> </w:t>
+      </w:r>
+      <w:commentRangeEnd w:id="8"/>
+      <w:r>
+        <w:rPr>
+          <w:rStyle w:val="CommentReference"/>
+        </w:rPr>
+        <w:commentReference w:id="8"/>
+      </w:r>
+      <w:r>
+        <w:rPr>
+          <w:sz w:val="24"/>
+          <w:szCs w:val="24"/>
+        </w:rPr>
+        <w:t>contains the code that was utilized in this project</w:t>
+      </w:r>
+      <w:r>
+        <w:rPr>
+          <w:sz w:val="24"/>
+          <w:szCs w:val="24"/>
+        </w:rPr>
+        <w:t xml:space="preserve"> and the </w:t>
+      </w:r>
+      <w:proofErr w:type="spellStart"/>
+      <w:r>
+        <w:rPr>
+          <w:sz w:val="24"/>
+          <w:szCs w:val="24"/>
+        </w:rPr>
+        <w:t>CombinedData</w:t>
+      </w:r>
+      <w:proofErr w:type="spellEnd"/>
+      <w:r>
+        <w:rPr>
+          <w:sz w:val="24"/>
+          <w:szCs w:val="24"/>
+        </w:rPr>
+        <w:t xml:space="preserve"> spreadsheet</w:t>
+      </w:r>
+      <w:r>
+        <w:rPr>
+          <w:sz w:val="24"/>
+          <w:szCs w:val="24"/>
+        </w:rPr>
+        <w:t xml:space="preserve">. </w:t>
       </w:r>
     </w:p>
     <w:p>
       <w:pPr>
         <w:pStyle w:val="Heading2"/>
-        <w:rPr>
-          <w:highlight w:val="yellow"/>
-        </w:rPr>
-      </w:pPr>
-      <w:bookmarkStart w:name="_Toc181165489" w:id="5"/>
-      <w:r>
-        <w:t>FUNDING</w:t>
-      </w:r>
-      <w:bookmarkEnd w:id="5"/>
-    </w:p>
-    <w:p>
-      <w:pPr>
-        <w:rPr>
-          <w:sz w:val="24"/>
-          <w:szCs w:val="24"/>
-        </w:rPr>
-      </w:pPr>
-      <w:r>
-        <w:rPr>
-          <w:sz w:val="24"/>
-          <w:szCs w:val="24"/>
-        </w:rPr>
-        <w:t>From current data, it is estimated that there are</w:t>
-      </w:r>
-      <w:r>
-        <w:rPr>
-          <w:sz w:val="24"/>
-          <w:szCs w:val="24"/>
-        </w:rPr>
-        <w:t xml:space="preserve"> at least</w:t>
-      </w:r>
-      <w:r>
-        <w:rPr>
-          <w:sz w:val="24"/>
-          <w:szCs w:val="24"/>
-        </w:rPr>
-        <w:t xml:space="preserve"> </w:t>
-      </w:r>
-      <w:r>
-        <w:rPr>
-          <w:sz w:val="24"/>
-          <w:szCs w:val="24"/>
-        </w:rPr>
-        <w:t>412</w:t>
-      </w:r>
-      <w:r>
-        <w:rPr>
-          <w:sz w:val="24"/>
-          <w:szCs w:val="24"/>
-        </w:rPr>
-        <w:t xml:space="preserve"> </w:t>
-      </w:r>
-      <w:r>
-        <w:rPr>
-          <w:sz w:val="24"/>
-          <w:szCs w:val="24"/>
-        </w:rPr>
-        <w:t xml:space="preserve">transportation </w:t>
-      </w:r>
-      <w:r>
-        <w:rPr>
-          <w:sz w:val="24"/>
-          <w:szCs w:val="24"/>
-        </w:rPr>
-        <w:t xml:space="preserve">crossings on anadromous waterways in the project region. </w:t>
-      </w:r>
-      <w:r>
-        <w:rPr>
-          <w:sz w:val="24"/>
-          <w:szCs w:val="24"/>
-        </w:rPr>
-        <w:t>Recognizing</w:t>
-      </w:r>
-      <w:r>
-        <w:rPr>
-          <w:sz w:val="24"/>
-          <w:szCs w:val="24"/>
-        </w:rPr>
-        <w:t xml:space="preserve"> the</w:t>
-      </w:r>
-      <w:r>
-        <w:rPr>
-          <w:sz w:val="24"/>
-          <w:szCs w:val="24"/>
-        </w:rPr>
-        <w:t xml:space="preserve"> </w:t>
-      </w:r>
-      <w:r>
-        <w:rPr>
-          <w:sz w:val="24"/>
-          <w:szCs w:val="24"/>
-        </w:rPr>
-        <w:t>importance of th</w:t>
-      </w:r>
-      <w:r>
-        <w:rPr>
-          <w:sz w:val="24"/>
-          <w:szCs w:val="24"/>
-        </w:rPr>
-        <w:t>is regional transportation network an</w:t>
-      </w:r>
-      <w:r>
-        <w:rPr>
-          <w:sz w:val="24"/>
-          <w:szCs w:val="24"/>
-        </w:rPr>
-        <w:t>d</w:t>
-      </w:r>
-      <w:r>
-        <w:rPr>
-          <w:sz w:val="24"/>
-          <w:szCs w:val="24"/>
-        </w:rPr>
-        <w:t xml:space="preserve"> </w:t>
-      </w:r>
-      <w:r>
-        <w:rPr>
-          <w:sz w:val="24"/>
-          <w:szCs w:val="24"/>
-        </w:rPr>
-        <w:t>its</w:t>
-      </w:r>
-      <w:r>
-        <w:rPr>
-          <w:sz w:val="24"/>
-          <w:szCs w:val="24"/>
-        </w:rPr>
-        <w:t xml:space="preserve"> waterways</w:t>
-      </w:r>
-      <w:r>
-        <w:rPr>
-          <w:sz w:val="24"/>
-          <w:szCs w:val="24"/>
-        </w:rPr>
-        <w:t xml:space="preserve">, </w:t>
-      </w:r>
-      <w:r>
-        <w:rPr>
-          <w:sz w:val="24"/>
-          <w:szCs w:val="24"/>
-        </w:rPr>
-        <w:t xml:space="preserve">state, federal, and local </w:t>
-      </w:r>
-      <w:r>
-        <w:rPr>
-          <w:sz w:val="24"/>
-          <w:szCs w:val="24"/>
-        </w:rPr>
-        <w:t>government</w:t>
-      </w:r>
-      <w:r>
-        <w:rPr>
-          <w:sz w:val="24"/>
-          <w:szCs w:val="24"/>
-        </w:rPr>
-        <w:t xml:space="preserve"> agencies</w:t>
-      </w:r>
-      <w:r>
-        <w:rPr>
-          <w:sz w:val="24"/>
-          <w:szCs w:val="24"/>
-        </w:rPr>
-        <w:t xml:space="preserve"> ha</w:t>
-      </w:r>
-      <w:r>
-        <w:rPr>
-          <w:sz w:val="24"/>
-          <w:szCs w:val="24"/>
-        </w:rPr>
-        <w:t>ve</w:t>
-      </w:r>
-      <w:r>
-        <w:rPr>
-          <w:sz w:val="24"/>
-          <w:szCs w:val="24"/>
-        </w:rPr>
-        <w:t xml:space="preserve"> invested significant resources in addressing the challenges posed by transportation infrastructure</w:t>
-      </w:r>
-      <w:r>
-        <w:rPr>
-          <w:sz w:val="24"/>
-          <w:szCs w:val="24"/>
-        </w:rPr>
-        <w:t xml:space="preserve"> </w:t>
-      </w:r>
-      <w:r>
-        <w:rPr>
-          <w:sz w:val="24"/>
-          <w:szCs w:val="24"/>
-        </w:rPr>
-        <w:t>on these waterways</w:t>
-      </w:r>
-      <w:r>
-        <w:rPr>
-          <w:sz w:val="24"/>
-          <w:szCs w:val="24"/>
-        </w:rPr>
-        <w:t>. Th</w:t>
-      </w:r>
-      <w:r>
-        <w:rPr>
-          <w:sz w:val="24"/>
-          <w:szCs w:val="24"/>
-        </w:rPr>
-        <w:t>e analyses in this report</w:t>
-      </w:r>
-      <w:r>
-        <w:rPr>
-          <w:sz w:val="24"/>
-          <w:szCs w:val="24"/>
-        </w:rPr>
-        <w:t xml:space="preserve"> </w:t>
-      </w:r>
-      <w:r>
-        <w:rPr>
-          <w:sz w:val="24"/>
-          <w:szCs w:val="24"/>
-        </w:rPr>
-        <w:t>aim to</w:t>
-      </w:r>
-      <w:r>
-        <w:rPr>
-          <w:sz w:val="24"/>
-          <w:szCs w:val="24"/>
-        </w:rPr>
-        <w:t xml:space="preserve"> help to secure future investments.</w:t>
-      </w:r>
-    </w:p>
-    <w:p>
-      <w:pPr>
-        <w:rPr>
-          <w:sz w:val="24"/>
-          <w:szCs w:val="24"/>
-        </w:rPr>
-      </w:pPr>
-      <w:r>
-        <w:rPr>
-          <w:sz w:val="24"/>
-          <w:szCs w:val="24"/>
-        </w:rPr>
-        <w:t>See Appendix B for</w:t>
-      </w:r>
-      <w:r>
-        <w:rPr>
-          <w:sz w:val="24"/>
-          <w:szCs w:val="24"/>
-        </w:rPr>
-        <w:t xml:space="preserve"> </w:t>
-      </w:r>
-      <w:r>
-        <w:rPr>
-          <w:sz w:val="24"/>
-          <w:szCs w:val="24"/>
-        </w:rPr>
-        <w:t xml:space="preserve">a </w:t>
-      </w:r>
-      <w:r>
-        <w:rPr>
-          <w:sz w:val="24"/>
-          <w:szCs w:val="24"/>
-        </w:rPr>
-        <w:t>list</w:t>
-      </w:r>
-      <w:r>
-        <w:rPr>
-          <w:sz w:val="24"/>
-          <w:szCs w:val="24"/>
-        </w:rPr>
-        <w:t xml:space="preserve"> of</w:t>
-      </w:r>
-      <w:r>
-        <w:rPr>
-          <w:sz w:val="24"/>
-          <w:szCs w:val="24"/>
-        </w:rPr>
-        <w:t xml:space="preserve"> potential funding sources to continue project efforts a</w:t>
-      </w:r>
-      <w:r>
-        <w:rPr>
-          <w:sz w:val="24"/>
-          <w:szCs w:val="24"/>
-        </w:rPr>
-        <w:t>nd</w:t>
-      </w:r>
-      <w:r>
-        <w:rPr>
-          <w:sz w:val="24"/>
-          <w:szCs w:val="24"/>
-        </w:rPr>
-        <w:t xml:space="preserve"> opportunities to pursue </w:t>
-      </w:r>
-      <w:r>
-        <w:rPr>
-          <w:sz w:val="24"/>
-          <w:szCs w:val="24"/>
-        </w:rPr>
-        <w:t xml:space="preserve">research, </w:t>
-      </w:r>
-      <w:r>
-        <w:rPr>
-          <w:sz w:val="24"/>
-          <w:szCs w:val="24"/>
-        </w:rPr>
-        <w:t>design</w:t>
-      </w:r>
-      <w:r>
-        <w:rPr>
-          <w:sz w:val="24"/>
-          <w:szCs w:val="24"/>
-        </w:rPr>
-        <w:t>,</w:t>
-      </w:r>
-      <w:r>
-        <w:rPr>
-          <w:sz w:val="24"/>
-          <w:szCs w:val="24"/>
-        </w:rPr>
-        <w:t xml:space="preserve"> and construction funds to address barriers.</w:t>
-      </w:r>
-    </w:p>
-    <w:p>
-      <w:pPr>
-        <w:rPr>
-          <w:sz w:val="24"/>
-          <w:szCs w:val="24"/>
-        </w:rPr>
-      </w:pPr>
-      <w:r>
-        <w:rPr>
-          <w:sz w:val="24"/>
-          <w:szCs w:val="24"/>
-        </w:rPr>
-        <w:t>.</w:t>
-      </w:r>
-    </w:p>
-    <w:p>
-      <w:pPr>
-        <w:pStyle w:val="Heading1"/>
-      </w:pPr>
-      <w:bookmarkStart w:name="_Toc181165490" w:id="6"/>
-      <w:r>
-        <w:t>REPRODUCIBLE ANALYSIS</w:t>
-      </w:r>
-      <w:bookmarkEnd w:id="6"/>
-    </w:p>
-    <w:p>
-      <w:pPr>
-        <w:rPr>
-          <w:sz w:val="24"/>
-          <w:szCs w:val="24"/>
-        </w:rPr>
-      </w:pPr>
-      <w:r>
-        <w:rPr>
-          <w:sz w:val="24"/>
-          <w:szCs w:val="24"/>
-        </w:rPr>
-        <w:t xml:space="preserve">Data analysis often requires </w:t>
-      </w:r>
-      <w:r>
-        <w:rPr>
-          <w:sz w:val="24"/>
-          <w:szCs w:val="24"/>
-        </w:rPr>
-        <w:t>integration</w:t>
-      </w:r>
-      <w:r>
-        <w:rPr>
-          <w:sz w:val="24"/>
-          <w:szCs w:val="24"/>
-        </w:rPr>
-        <w:t xml:space="preserve"> of multiple datasets, each with its unique structure and characteristics. Effectively managing and combining these datasets can be complex and time-consuming, but </w:t>
-      </w:r>
-      <w:r>
-        <w:rPr>
-          <w:sz w:val="24"/>
-          <w:szCs w:val="24"/>
-        </w:rPr>
-        <w:t>scripted programming languages such as R, Python, or others</w:t>
-      </w:r>
-      <w:r>
-        <w:rPr>
-          <w:sz w:val="24"/>
-          <w:szCs w:val="24"/>
-        </w:rPr>
-        <w:t xml:space="preserve"> </w:t>
-      </w:r>
-      <w:r>
-        <w:rPr>
-          <w:sz w:val="24"/>
-          <w:szCs w:val="24"/>
-        </w:rPr>
-        <w:t>are</w:t>
-      </w:r>
-      <w:r>
-        <w:rPr>
-          <w:sz w:val="24"/>
-          <w:szCs w:val="24"/>
-        </w:rPr>
-        <w:t xml:space="preserve"> powerful tool</w:t>
-      </w:r>
-      <w:r>
-        <w:rPr>
-          <w:sz w:val="24"/>
-          <w:szCs w:val="24"/>
-        </w:rPr>
-        <w:t>s</w:t>
-      </w:r>
-      <w:r>
-        <w:rPr>
-          <w:sz w:val="24"/>
-          <w:szCs w:val="24"/>
-        </w:rPr>
-        <w:t xml:space="preserve"> to streamline this process. This </w:t>
-      </w:r>
-      <w:r>
-        <w:rPr>
-          <w:sz w:val="24"/>
-          <w:szCs w:val="24"/>
-        </w:rPr>
-        <w:t>report</w:t>
-      </w:r>
-      <w:r>
-        <w:rPr>
-          <w:sz w:val="24"/>
-          <w:szCs w:val="24"/>
-        </w:rPr>
-        <w:t xml:space="preserve"> </w:t>
-      </w:r>
-      <w:r>
-        <w:rPr>
-          <w:sz w:val="24"/>
-          <w:szCs w:val="24"/>
-        </w:rPr>
-        <w:t>includes a draft script using R</w:t>
-      </w:r>
-      <w:r>
-        <w:rPr>
-          <w:sz w:val="24"/>
-          <w:szCs w:val="24"/>
-        </w:rPr>
-        <w:t xml:space="preserve"> to integrate diverse </w:t>
-      </w:r>
-      <w:r>
-        <w:rPr>
-          <w:sz w:val="24"/>
-          <w:szCs w:val="24"/>
-        </w:rPr>
-        <w:t xml:space="preserve">fish passage and hydrology </w:t>
-      </w:r>
-      <w:r>
-        <w:rPr>
-          <w:sz w:val="24"/>
-          <w:szCs w:val="24"/>
-        </w:rPr>
-        <w:t>datasets into a unified</w:t>
-      </w:r>
-      <w:r>
-        <w:rPr>
-          <w:sz w:val="24"/>
-          <w:szCs w:val="24"/>
-        </w:rPr>
-        <w:t xml:space="preserve"> source</w:t>
-      </w:r>
-      <w:r>
-        <w:rPr>
-          <w:sz w:val="24"/>
-          <w:szCs w:val="24"/>
-        </w:rPr>
-        <w:t>.</w:t>
-      </w:r>
-    </w:p>
-    <w:p>
-      <w:pPr>
-        <w:rPr>
-          <w:sz w:val="24"/>
-          <w:szCs w:val="24"/>
-        </w:rPr>
-      </w:pPr>
-      <w:r>
-        <w:rPr>
-          <w:sz w:val="24"/>
-          <w:szCs w:val="24"/>
-        </w:rPr>
-        <w:t>One of the primary challenges in dataset integration is ensuring data quality and consistency. The concept of "tidy data" is crucial</w:t>
-      </w:r>
-      <w:r>
-        <w:rPr>
-          <w:sz w:val="24"/>
-          <w:szCs w:val="24"/>
-        </w:rPr>
-        <w:t xml:space="preserve"> in this regard</w:t>
-      </w:r>
-      <w:r>
-        <w:rPr>
-          <w:sz w:val="24"/>
-          <w:szCs w:val="24"/>
-        </w:rPr>
-        <w:t>, emphasiz</w:t>
-      </w:r>
-      <w:r>
-        <w:rPr>
-          <w:sz w:val="24"/>
-          <w:szCs w:val="24"/>
-        </w:rPr>
-        <w:t>ing</w:t>
-      </w:r>
-      <w:r>
-        <w:rPr>
-          <w:sz w:val="24"/>
-          <w:szCs w:val="24"/>
-        </w:rPr>
-        <w:t xml:space="preserve"> the importance of a structured and harmonized data format. By following the principles of tidy data, </w:t>
-      </w:r>
-      <w:r>
-        <w:rPr>
-          <w:sz w:val="24"/>
-          <w:szCs w:val="24"/>
-        </w:rPr>
-        <w:t>with</w:t>
-      </w:r>
-      <w:r>
-        <w:rPr>
-          <w:sz w:val="24"/>
-          <w:szCs w:val="24"/>
-        </w:rPr>
-        <w:t xml:space="preserve"> each variable in a column and each observation in a row, researchers can significantly simplify the process of data manipulation and analysis.</w:t>
-      </w:r>
-    </w:p>
-    <w:p>
-      <w:pPr>
-        <w:rPr>
-          <w:sz w:val="24"/>
-          <w:szCs w:val="24"/>
-        </w:rPr>
-      </w:pPr>
-      <w:r>
-        <w:rPr>
-          <w:sz w:val="24"/>
-          <w:szCs w:val="24"/>
-        </w:rPr>
-        <w:t>Appendix</w:t>
-      </w:r>
-      <w:r>
-        <w:rPr>
-          <w:sz w:val="24"/>
-          <w:szCs w:val="24"/>
-        </w:rPr>
-        <w:t xml:space="preserve"> </w:t>
-      </w:r>
-      <w:r>
-        <w:rPr>
-          <w:sz w:val="24"/>
-          <w:szCs w:val="24"/>
-        </w:rPr>
-        <w:t>A</w:t>
-      </w:r>
-      <w:r>
-        <w:rPr>
-          <w:sz w:val="24"/>
-          <w:szCs w:val="24"/>
-        </w:rPr>
-        <w:t xml:space="preserve"> contains the code that was utilized in this project</w:t>
-      </w:r>
-      <w:r>
-        <w:rPr>
-          <w:sz w:val="24"/>
-          <w:szCs w:val="24"/>
-        </w:rPr>
-        <w:t xml:space="preserve"> and the </w:t>
-      </w:r>
-      <w:r>
-        <w:rPr>
-          <w:sz w:val="24"/>
-          <w:szCs w:val="24"/>
-        </w:rPr>
-        <w:t>CombinedData</w:t>
-      </w:r>
-      <w:r>
-        <w:rPr>
-          <w:sz w:val="24"/>
-          <w:szCs w:val="24"/>
-        </w:rPr>
-        <w:t xml:space="preserve"> spreadsheet</w:t>
-      </w:r>
-      <w:r>
-        <w:rPr>
-          <w:sz w:val="24"/>
-          <w:szCs w:val="24"/>
-        </w:rPr>
-        <w:t xml:space="preserve">. </w:t>
-      </w:r>
-    </w:p>
-    <w:p>
-      <w:pPr>
-        <w:pStyle w:val="Heading2"/>
-      </w:pPr>
-      <w:bookmarkStart w:name="_Toc181165491" w:id="7"/>
+      </w:pPr>
+      <w:bookmarkStart w:id="9" w:name="_Toc181165491"/>
       <w:r>
         <w:rPr>
           <w:noProof/>
@@ -4667,7 +4421,7 @@
                     <pic:cNvPicPr/>
                   </pic:nvPicPr>
                   <pic:blipFill>
-                    <a:blip r:embed="rId14" cstate="print">
+                    <a:blip r:embed="rId18" cstate="print">
                       <a:extLst>
                         <a:ext uri="{28A0092B-C50C-407E-A947-70E740481C1C}">
                           <a14:useLocalDpi xmlns:a14="http://schemas.microsoft.com/office/drawing/2010/main" val="0"/>
@@ -4705,7 +4459,7 @@
       <w:r>
         <w:t>SOURCES</w:t>
       </w:r>
-      <w:bookmarkEnd w:id="7"/>
+      <w:bookmarkEnd w:id="9"/>
     </w:p>
     <w:p>
       <w:pPr>
@@ -4818,21 +4572,21 @@
       <w:pPr>
         <w:pStyle w:val="Heading2"/>
       </w:pPr>
-      <w:bookmarkStart w:name="_Toc181165492" w:id="8"/>
+      <w:bookmarkStart w:id="10" w:name="_Toc181165492"/>
       <w:r>
         <w:t>CODE</w:t>
       </w:r>
-      <w:bookmarkEnd w:id="8"/>
+      <w:bookmarkEnd w:id="10"/>
     </w:p>
     <w:p>
       <w:pPr>
         <w:pStyle w:val="Heading3"/>
       </w:pPr>
-      <w:bookmarkStart w:name="_Toc181165493" w:id="9"/>
+      <w:bookmarkStart w:id="11" w:name="_Toc181165493"/>
       <w:r>
         <w:t>OBJECTIVES</w:t>
       </w:r>
-      <w:bookmarkEnd w:id="9"/>
+      <w:bookmarkEnd w:id="11"/>
     </w:p>
     <w:p>
       <w:pPr>
@@ -5024,6 +4778,7 @@
         </w:rPr>
         <w:t xml:space="preserve">the </w:t>
       </w:r>
+      <w:proofErr w:type="spellStart"/>
       <w:r>
         <w:rPr>
           <w:i/>
@@ -5033,6 +4788,7 @@
         </w:rPr>
         <w:t>CombineData</w:t>
       </w:r>
+      <w:proofErr w:type="spellEnd"/>
       <w:r>
         <w:rPr>
           <w:sz w:val="24"/>
@@ -5045,13 +4801,13 @@
       <w:pPr>
         <w:pStyle w:val="Heading3"/>
       </w:pPr>
-      <w:bookmarkStart w:name="_Toc181165494" w:id="10"/>
-      <w:commentRangeStart w:id="11"/>
-      <w:commentRangeStart w:id="12"/>
+      <w:bookmarkStart w:id="12" w:name="_Toc181165494"/>
+      <w:commentRangeStart w:id="13"/>
+      <w:commentRangeStart w:id="14"/>
       <w:r>
         <w:t>SCRIPT STRUCTURE</w:t>
       </w:r>
-      <w:commentRangeEnd w:id="11"/>
+      <w:commentRangeEnd w:id="13"/>
       <w:r>
         <w:rPr>
           <w:rStyle w:val="CommentReference"/>
@@ -5059,10 +4815,10 @@
           <w:color w:val="auto"/>
           <w:spacing w:val="0"/>
         </w:rPr>
-        <w:commentReference w:id="11"/>
-      </w:r>
-      <w:bookmarkEnd w:id="10"/>
-      <w:commentRangeEnd w:id="12"/>
+        <w:commentReference w:id="13"/>
+      </w:r>
+      <w:bookmarkEnd w:id="12"/>
+      <w:commentRangeEnd w:id="14"/>
       <w:r>
         <w:rPr>
           <w:rStyle w:val="CommentReference"/>
@@ -5070,7 +4826,7 @@
           <w:color w:val="auto"/>
           <w:spacing w:val="0"/>
         </w:rPr>
-        <w:commentReference w:id="12"/>
+        <w:commentReference w:id="14"/>
       </w:r>
     </w:p>
     <w:p>
@@ -5375,6 +5131,7 @@
         </w:rPr>
         <w:t xml:space="preserve">e </w:t>
       </w:r>
+      <w:proofErr w:type="spellStart"/>
       <w:r>
         <w:rPr>
           <w:i/>
@@ -5384,6 +5141,7 @@
         </w:rPr>
         <w:t>CombinedData</w:t>
       </w:r>
+      <w:proofErr w:type="spellEnd"/>
       <w:r>
         <w:rPr>
           <w:sz w:val="24"/>
@@ -5473,11 +5231,11 @@
       <w:pPr>
         <w:pStyle w:val="Heading3"/>
       </w:pPr>
-      <w:bookmarkStart w:name="_Toc181165495" w:id="13"/>
+      <w:bookmarkStart w:id="15" w:name="_Toc181165495"/>
       <w:r>
         <w:t>CODE FLOW</w:t>
       </w:r>
-      <w:bookmarkEnd w:id="13"/>
+      <w:bookmarkEnd w:id="15"/>
     </w:p>
     <w:p>
       <w:pPr>
@@ -5493,7 +5251,7 @@
         </w:rPr>
         <w:t xml:space="preserve">Install the latest version of R studio (v4.4.1 or later) here </w:t>
       </w:r>
-      <w:hyperlink w:history="1" r:id="rId19">
+      <w:hyperlink r:id="rId19" w:history="1">
         <w:r>
           <w:rPr>
             <w:rStyle w:val="Hyperlink"/>
@@ -5523,19 +5281,55 @@
           <w:szCs w:val="24"/>
         </w:rPr>
       </w:pPr>
-      <w:r>
-        <w:rPr>
-          <w:sz w:val="24"/>
-          <w:szCs w:val="24"/>
-        </w:rPr>
-        <w:t xml:space="preserve">Openxlsx – </w:t>
-      </w:r>
-      <w:r>
-        <w:rPr>
-          <w:sz w:val="24"/>
-          <w:szCs w:val="24"/>
-        </w:rPr>
-        <w:t>install.packages('openxlsx')</w:t>
+      <w:proofErr w:type="spellStart"/>
+      <w:r>
+        <w:rPr>
+          <w:sz w:val="24"/>
+          <w:szCs w:val="24"/>
+        </w:rPr>
+        <w:t>Openxlsx</w:t>
+      </w:r>
+      <w:proofErr w:type="spellEnd"/>
+      <w:r>
+        <w:rPr>
+          <w:sz w:val="24"/>
+          <w:szCs w:val="24"/>
+        </w:rPr>
+        <w:t xml:space="preserve"> – </w:t>
+      </w:r>
+      <w:proofErr w:type="spellStart"/>
+      <w:proofErr w:type="gramStart"/>
+      <w:r>
+        <w:rPr>
+          <w:sz w:val="24"/>
+          <w:szCs w:val="24"/>
+        </w:rPr>
+        <w:t>install.packages</w:t>
+      </w:r>
+      <w:proofErr w:type="spellEnd"/>
+      <w:proofErr w:type="gramEnd"/>
+      <w:r>
+        <w:rPr>
+          <w:sz w:val="24"/>
+          <w:szCs w:val="24"/>
+        </w:rPr>
+        <w:t>('</w:t>
+      </w:r>
+      <w:proofErr w:type="spellStart"/>
+      <w:r>
+        <w:rPr>
+          <w:sz w:val="24"/>
+          <w:szCs w:val="24"/>
+        </w:rPr>
+        <w:t>openxlsx</w:t>
+      </w:r>
+      <w:proofErr w:type="spellEnd"/>
+      <w:r>
+        <w:rPr>
+          <w:sz w:val="24"/>
+          <w:szCs w:val="24"/>
+        </w:rPr>
+        <w:t>')</w:t>
       </w:r>
     </w:p>
     <w:p>
@@ -5550,12 +5344,55 @@
           <w:szCs w:val="24"/>
         </w:rPr>
       </w:pPr>
-      <w:r>
-        <w:rPr>
-          <w:sz w:val="24"/>
-          <w:szCs w:val="24"/>
-        </w:rPr>
-        <w:t>Tidyverse – install.packages('tidyverse')</w:t>
+      <w:proofErr w:type="spellStart"/>
+      <w:r>
+        <w:rPr>
+          <w:sz w:val="24"/>
+          <w:szCs w:val="24"/>
+        </w:rPr>
+        <w:t>Tidyverse</w:t>
+      </w:r>
+      <w:proofErr w:type="spellEnd"/>
+      <w:r>
+        <w:rPr>
+          <w:sz w:val="24"/>
+          <w:szCs w:val="24"/>
+        </w:rPr>
+        <w:t xml:space="preserve"> – </w:t>
+      </w:r>
+      <w:proofErr w:type="spellStart"/>
+      <w:proofErr w:type="gramStart"/>
+      <w:r>
+        <w:rPr>
+          <w:sz w:val="24"/>
+          <w:szCs w:val="24"/>
+        </w:rPr>
+        <w:t>install.packages</w:t>
+      </w:r>
+      <w:proofErr w:type="spellEnd"/>
+      <w:proofErr w:type="gramEnd"/>
+      <w:r>
+        <w:rPr>
+          <w:sz w:val="24"/>
+          <w:szCs w:val="24"/>
+        </w:rPr>
+        <w:t>('</w:t>
+      </w:r>
+      <w:proofErr w:type="spellStart"/>
+      <w:r>
+        <w:rPr>
+          <w:sz w:val="24"/>
+          <w:szCs w:val="24"/>
+        </w:rPr>
+        <w:t>tidyverse</w:t>
+      </w:r>
+      <w:proofErr w:type="spellEnd"/>
+      <w:r>
+        <w:rPr>
+          <w:sz w:val="24"/>
+          <w:szCs w:val="24"/>
+        </w:rPr>
+        <w:t>')</w:t>
       </w:r>
     </w:p>
     <w:p>
@@ -5584,7 +5421,32 @@
           <w:sz w:val="24"/>
           <w:szCs w:val="24"/>
         </w:rPr>
-        <w:t xml:space="preserve">‘create_master_sheet.R’. </w:t>
+        <w:t>‘</w:t>
+      </w:r>
+      <w:proofErr w:type="spellStart"/>
+      <w:r>
+        <w:rPr>
+          <w:sz w:val="24"/>
+          <w:szCs w:val="24"/>
+        </w:rPr>
+        <w:t>create_master_</w:t>
+      </w:r>
+      <w:proofErr w:type="gramStart"/>
+      <w:r>
+        <w:rPr>
+          <w:sz w:val="24"/>
+          <w:szCs w:val="24"/>
+        </w:rPr>
+        <w:t>sheet.R</w:t>
+      </w:r>
+      <w:proofErr w:type="spellEnd"/>
+      <w:proofErr w:type="gramEnd"/>
+      <w:r>
+        <w:rPr>
+          <w:sz w:val="24"/>
+          <w:szCs w:val="24"/>
+        </w:rPr>
+        <w:t xml:space="preserve">’. </w:t>
       </w:r>
       <w:r>
         <w:rPr>
@@ -5835,7 +5697,23 @@
           <w:sz w:val="24"/>
           <w:szCs w:val="24"/>
         </w:rPr>
-        <w:t xml:space="preserve"> need to be identified that correspond to the </w:t>
+        <w:t xml:space="preserve"> need to be identified </w:t>
+      </w:r>
+      <w:proofErr w:type="gramStart"/>
+      <w:r>
+        <w:rPr>
+          <w:sz w:val="24"/>
+          <w:szCs w:val="24"/>
+        </w:rPr>
+        <w:t>that correspond</w:t>
+      </w:r>
+      <w:proofErr w:type="gramEnd"/>
+      <w:r>
+        <w:rPr>
+          <w:sz w:val="24"/>
+          <w:szCs w:val="24"/>
+        </w:rPr>
+        <w:t xml:space="preserve"> to the </w:t>
       </w:r>
       <w:r>
         <w:rPr>
@@ -6707,12 +6585,21 @@
         </w:rPr>
         <w:t>‘</w:t>
       </w:r>
-      <w:r>
-        <w:rPr>
-          <w:sz w:val="24"/>
-          <w:szCs w:val="24"/>
-        </w:rPr>
-        <w:t>CombinedData_</w:t>
+      <w:proofErr w:type="spellStart"/>
+      <w:r>
+        <w:rPr>
+          <w:sz w:val="24"/>
+          <w:szCs w:val="24"/>
+        </w:rPr>
+        <w:t>CombinedData</w:t>
+      </w:r>
+      <w:proofErr w:type="spellEnd"/>
+      <w:r>
+        <w:rPr>
+          <w:sz w:val="24"/>
+          <w:szCs w:val="24"/>
+        </w:rPr>
+        <w:t>_</w:t>
       </w:r>
       <w:r>
         <w:rPr>
@@ -6768,13 +6655,13 @@
       <w:pPr>
         <w:pStyle w:val="Heading3"/>
       </w:pPr>
-      <w:bookmarkStart w:name="_Toc181165496" w:id="14"/>
-      <w:commentRangeStart w:id="15"/>
-      <w:commentRangeStart w:id="16"/>
+      <w:bookmarkStart w:id="16" w:name="_Toc181165496"/>
+      <w:commentRangeStart w:id="17"/>
+      <w:commentRangeStart w:id="18"/>
       <w:r>
         <w:t>ASSUMPTIONS</w:t>
       </w:r>
-      <w:commentRangeEnd w:id="15"/>
+      <w:commentRangeEnd w:id="17"/>
       <w:r>
         <w:rPr>
           <w:rStyle w:val="CommentReference"/>
@@ -6782,10 +6669,10 @@
           <w:color w:val="auto"/>
           <w:spacing w:val="0"/>
         </w:rPr>
-        <w:commentReference w:id="15"/>
-      </w:r>
-      <w:bookmarkEnd w:id="14"/>
-      <w:commentRangeEnd w:id="16"/>
+        <w:commentReference w:id="17"/>
+      </w:r>
+      <w:bookmarkEnd w:id="16"/>
+      <w:commentRangeEnd w:id="18"/>
       <w:r>
         <w:rPr>
           <w:rStyle w:val="CommentReference"/>
@@ -6793,7 +6680,7 @@
           <w:color w:val="auto"/>
           <w:spacing w:val="0"/>
         </w:rPr>
-        <w:commentReference w:id="16"/>
+        <w:commentReference w:id="18"/>
       </w:r>
     </w:p>
     <w:p>
@@ -7090,13 +6977,13 @@
       <w:pPr>
         <w:pStyle w:val="Heading3"/>
       </w:pPr>
-      <w:bookmarkStart w:name="_Toc181165497" w:id="17"/>
-      <w:commentRangeStart w:id="18"/>
-      <w:commentRangeStart w:id="19"/>
+      <w:bookmarkStart w:id="19" w:name="_Toc181165497"/>
+      <w:commentRangeStart w:id="20"/>
+      <w:commentRangeStart w:id="21"/>
       <w:r>
         <w:t>TROUBLESHOOTING</w:t>
       </w:r>
-      <w:commentRangeEnd w:id="18"/>
+      <w:commentRangeEnd w:id="20"/>
       <w:r>
         <w:rPr>
           <w:rStyle w:val="CommentReference"/>
@@ -7104,10 +6991,10 @@
           <w:color w:val="auto"/>
           <w:spacing w:val="0"/>
         </w:rPr>
-        <w:commentReference w:id="18"/>
-      </w:r>
-      <w:bookmarkEnd w:id="17"/>
-      <w:commentRangeEnd w:id="19"/>
+        <w:commentReference w:id="20"/>
+      </w:r>
+      <w:bookmarkEnd w:id="19"/>
+      <w:commentRangeEnd w:id="21"/>
       <w:r>
         <w:rPr>
           <w:rStyle w:val="CommentReference"/>
@@ -7115,7 +7002,7 @@
           <w:color w:val="auto"/>
           <w:spacing w:val="0"/>
         </w:rPr>
-        <w:commentReference w:id="19"/>
+        <w:commentReference w:id="21"/>
       </w:r>
     </w:p>
     <w:p>
@@ -7132,12 +7019,21 @@
         </w:rPr>
         <w:t xml:space="preserve">Failure to set the working directory correctly can result in R being unable to locate the necessary files. </w:t>
       </w:r>
-      <w:r>
-        <w:rPr>
-          <w:sz w:val="24"/>
-          <w:szCs w:val="24"/>
-        </w:rPr>
-        <w:t>In order to resolve this, set directory names exactly as listed in the beginning of the script.</w:t>
+      <w:proofErr w:type="gramStart"/>
+      <w:r>
+        <w:rPr>
+          <w:sz w:val="24"/>
+          <w:szCs w:val="24"/>
+        </w:rPr>
+        <w:t>In order to</w:t>
+      </w:r>
+      <w:proofErr w:type="gramEnd"/>
+      <w:r>
+        <w:rPr>
+          <w:sz w:val="24"/>
+          <w:szCs w:val="24"/>
+        </w:rPr>
+        <w:t xml:space="preserve"> resolve this, set directory names exactly as listed in the beginning of the script.</w:t>
       </w:r>
       <w:r>
         <w:rPr>
@@ -7175,21 +7071,21 @@
       <w:pPr>
         <w:pStyle w:val="Heading1"/>
       </w:pPr>
-      <w:bookmarkStart w:name="_Toc181165498" w:id="20"/>
+      <w:bookmarkStart w:id="22" w:name="_Toc181165498"/>
       <w:r>
         <w:t>COMBINEDDATA SHEET</w:t>
       </w:r>
-      <w:bookmarkEnd w:id="20"/>
+      <w:bookmarkEnd w:id="22"/>
     </w:p>
     <w:p>
       <w:pPr>
         <w:pStyle w:val="Heading2"/>
       </w:pPr>
-      <w:bookmarkStart w:name="_Toc181165499" w:id="21"/>
+      <w:bookmarkStart w:id="23" w:name="_Toc181165499"/>
       <w:r>
         <w:t>SPREADSHEET</w:t>
       </w:r>
-      <w:bookmarkEnd w:id="21"/>
+      <w:bookmarkEnd w:id="23"/>
     </w:p>
     <w:p>
       <w:pPr>
@@ -7205,6 +7101,7 @@
         </w:rPr>
         <w:t xml:space="preserve">The </w:t>
       </w:r>
+      <w:proofErr w:type="spellStart"/>
       <w:r>
         <w:rPr>
           <w:i/>
@@ -7214,6 +7111,7 @@
         </w:rPr>
         <w:t>CombinedData</w:t>
       </w:r>
+      <w:proofErr w:type="spellEnd"/>
       <w:r>
         <w:rPr>
           <w:sz w:val="24"/>
@@ -7322,7 +7220,7 @@
         </w:rPr>
         <w:sectPr>
           <w:footerReference w:type="default" r:id="rId29"/>
-          <w:pgSz w:w="12240" w:h="15840" w:orient="portrait"/>
+          <w:pgSz w:w="12240" w:h="15840"/>
           <w:pgMar w:top="1440" w:right="1440" w:bottom="1440" w:left="1440" w:header="720" w:footer="720" w:gutter="0"/>
           <w:pgNumType w:start="0"/>
           <w:cols w:space="720"/>
@@ -8029,6 +7927,7 @@
         </w:rPr>
         <w:t xml:space="preserve"> </w:t>
       </w:r>
+      <w:proofErr w:type="spellStart"/>
       <w:r>
         <w:rPr>
           <w:sz w:val="24"/>
@@ -8036,6 +7935,7 @@
         </w:rPr>
         <w:t>Bankfull</w:t>
       </w:r>
+      <w:proofErr w:type="spellEnd"/>
       <w:r>
         <w:rPr>
           <w:sz w:val="24"/>
@@ -8189,10 +8089,10 @@
       <w:pPr>
         <w:pStyle w:val="Heading2"/>
         <w:pBdr>
-          <w:top w:val="none" w:color="auto" w:sz="0" w:space="0"/>
-          <w:left w:val="none" w:color="auto" w:sz="0" w:space="0"/>
-          <w:bottom w:val="none" w:color="auto" w:sz="0" w:space="0"/>
-          <w:right w:val="none" w:color="auto" w:sz="0" w:space="0"/>
+          <w:top w:val="none" w:sz="0" w:space="0" w:color="auto"/>
+          <w:left w:val="none" w:sz="0" w:space="0" w:color="auto"/>
+          <w:bottom w:val="none" w:sz="0" w:space="0" w:color="auto"/>
+          <w:right w:val="none" w:sz="0" w:space="0" w:color="auto"/>
         </w:pBdr>
         <w:shd w:val="clear" w:color="auto" w:fill="auto"/>
       </w:pPr>
@@ -8206,9 +8106,9 @@
         </w:rPr>
         <w:sectPr>
           <w:type w:val="continuous"/>
-          <w:pgSz w:w="12240" w:h="15840" w:orient="portrait"/>
+          <w:pgSz w:w="12240" w:h="15840"/>
           <w:pgMar w:top="1440" w:right="1440" w:bottom="1440" w:left="1440" w:header="720" w:footer="720" w:gutter="0"/>
-          <w:cols w:space="720" w:num="2"/>
+          <w:cols w:num="2" w:space="720"/>
           <w:docGrid w:linePitch="360"/>
         </w:sectPr>
       </w:pPr>
@@ -8226,11 +8126,11 @@
       <w:pPr>
         <w:pStyle w:val="Heading2"/>
       </w:pPr>
-      <w:bookmarkStart w:name="_Toc181165500" w:id="22"/>
+      <w:bookmarkStart w:id="24" w:name="_Toc181165500"/>
       <w:r>
         <w:t>SHAPEFILE</w:t>
       </w:r>
-      <w:bookmarkEnd w:id="22"/>
+      <w:bookmarkEnd w:id="24"/>
     </w:p>
     <w:p>
       <w:pPr>
@@ -8246,7 +8146,8 @@
         </w:rPr>
         <w:t xml:space="preserve">This project utilized ArcGIS Pro to produce a shapefile of all the crossings, their data, and their prioritization scores in a shapefile. </w:t>
       </w:r>
-      <w:ins w:author="Jess Straub" w:date="2024-11-08T19:08:00Z" w16du:dateUtc="2024-11-09T04:08:00Z" w:id="23">
+      <w:commentRangeStart w:id="25"/>
+      <w:ins w:id="26" w:author="Jess Straub" w:date="2024-11-08T19:08:00Z" w16du:dateUtc="2024-11-09T04:08:00Z">
         <w:r>
           <w:rPr>
             <w:sz w:val="24"/>
@@ -8255,6 +8156,13 @@
           <w:t>See Appendix C.</w:t>
         </w:r>
       </w:ins>
+      <w:commentRangeEnd w:id="25"/>
+      <w:r>
+        <w:rPr>
+          <w:rStyle w:val="CommentReference"/>
+        </w:rPr>
+        <w:commentReference w:id="25"/>
+      </w:r>
     </w:p>
     <w:p>
       <w:pPr>
@@ -8319,11 +8227,11 @@
       <w:pPr>
         <w:pStyle w:val="Heading1"/>
       </w:pPr>
-      <w:bookmarkStart w:name="_Toc181165501" w:id="24"/>
+      <w:bookmarkStart w:id="27" w:name="_Toc181165501"/>
       <w:r>
         <w:t>PRIORITIZATION SCORING</w:t>
       </w:r>
-      <w:bookmarkEnd w:id="24"/>
+      <w:bookmarkEnd w:id="27"/>
     </w:p>
     <w:p>
       <w:pPr>
@@ -8372,7 +8280,23 @@
           <w:sz w:val="24"/>
           <w:szCs w:val="24"/>
         </w:rPr>
-        <w:t>, following efforts similar to those of the Cordova, Alaska based nonprofit Copper River Watershed Project</w:t>
+        <w:t xml:space="preserve">, following efforts </w:t>
+      </w:r>
+      <w:proofErr w:type="gramStart"/>
+      <w:r>
+        <w:rPr>
+          <w:sz w:val="24"/>
+          <w:szCs w:val="24"/>
+        </w:rPr>
+        <w:t>similar to</w:t>
+      </w:r>
+      <w:proofErr w:type="gramEnd"/>
+      <w:r>
+        <w:rPr>
+          <w:sz w:val="24"/>
+          <w:szCs w:val="24"/>
+        </w:rPr>
+        <w:t xml:space="preserve"> those of the Cordova, Alaska based nonprofit Copper River Watershed Project</w:t>
       </w:r>
       <w:r>
         <w:rPr>
@@ -8592,11 +8516,11 @@
       <w:pPr>
         <w:pStyle w:val="Heading2"/>
       </w:pPr>
-      <w:bookmarkStart w:name="_Toc181165502" w:id="25"/>
+      <w:bookmarkStart w:id="28" w:name="_Toc181165502"/>
       <w:r>
         <w:t>PHYSICAL CONDITIONS</w:t>
       </w:r>
-      <w:bookmarkEnd w:id="25"/>
+      <w:bookmarkEnd w:id="28"/>
     </w:p>
     <w:p>
       <w:pPr>
@@ -8659,7 +8583,7 @@
       <w:pPr>
         <w:pStyle w:val="Heading3"/>
       </w:pPr>
-      <w:bookmarkStart w:name="_Toc181165503" w:id="26"/>
+      <w:bookmarkStart w:id="29" w:name="_Toc181165503"/>
       <w:r>
         <w:t>PERCH (</w:t>
       </w:r>
@@ -8669,7 +8593,7 @@
       <w:r>
         <w:t>: 0-10)</w:t>
       </w:r>
-      <w:bookmarkEnd w:id="26"/>
+      <w:bookmarkEnd w:id="29"/>
     </w:p>
     <w:p>
       <w:pPr>
@@ -8905,7 +8829,23 @@
           <w:sz w:val="24"/>
           <w:szCs w:val="24"/>
         </w:rPr>
-        <w:t xml:space="preserve"> feet or more perch receive 10 points. </w:t>
+        <w:t xml:space="preserve"> feet or more </w:t>
+      </w:r>
+      <w:proofErr w:type="gramStart"/>
+      <w:r>
+        <w:rPr>
+          <w:sz w:val="24"/>
+          <w:szCs w:val="24"/>
+        </w:rPr>
+        <w:t>perch</w:t>
+      </w:r>
+      <w:proofErr w:type="gramEnd"/>
+      <w:r>
+        <w:rPr>
+          <w:sz w:val="24"/>
+          <w:szCs w:val="24"/>
+        </w:rPr>
+        <w:t xml:space="preserve"> receive 10 points. </w:t>
       </w:r>
     </w:p>
     <w:p>
@@ -8928,7 +8868,7 @@
       <w:pPr>
         <w:pStyle w:val="Heading3"/>
       </w:pPr>
-      <w:bookmarkStart w:name="_Toc181165504" w:id="27"/>
+      <w:bookmarkStart w:id="30" w:name="_Toc181165504"/>
       <w:r>
         <w:t>CONSTRICTION (</w:t>
       </w:r>
@@ -8938,7 +8878,7 @@
       <w:r>
         <w:t>: 0-10)</w:t>
       </w:r>
-      <w:bookmarkEnd w:id="27"/>
+      <w:bookmarkEnd w:id="30"/>
     </w:p>
     <w:p>
       <w:r>
@@ -9015,7 +8955,7 @@
         </w:rPr>
         <w:t xml:space="preserve">This </w:t>
       </w:r>
-      <w:commentRangeStart w:id="28"/>
+      <w:commentRangeStart w:id="31"/>
       <w:r>
         <w:rPr>
           <w:sz w:val="24"/>
@@ -9023,12 +8963,12 @@
         </w:rPr>
         <w:t xml:space="preserve">parameter </w:t>
       </w:r>
-      <w:commentRangeEnd w:id="28"/>
+      <w:commentRangeEnd w:id="31"/>
       <w:r>
         <w:rPr>
           <w:rStyle w:val="CommentReference"/>
         </w:rPr>
-        <w:commentReference w:id="28"/>
+        <w:commentReference w:id="31"/>
       </w:r>
       <w:r>
         <w:rPr>
@@ -9173,7 +9113,7 @@
       <w:pPr>
         <w:pStyle w:val="Heading3"/>
       </w:pPr>
-      <w:bookmarkStart w:name="_Toc181165505" w:id="29"/>
+      <w:bookmarkStart w:id="32" w:name="_Toc181165505"/>
       <w:r>
         <w:t>CROSSING SLOPE (</w:t>
       </w:r>
@@ -9183,7 +9123,7 @@
       <w:r>
         <w:t>: 0-10)</w:t>
       </w:r>
-      <w:bookmarkEnd w:id="29"/>
+      <w:bookmarkEnd w:id="32"/>
     </w:p>
     <w:p>
       <w:pPr>
@@ -9546,11 +9486,11 @@
       <w:pPr>
         <w:pStyle w:val="Heading2"/>
       </w:pPr>
-      <w:bookmarkStart w:name="_Toc181165506" w:id="30"/>
+      <w:bookmarkStart w:id="33" w:name="_Toc181165506"/>
       <w:r>
         <w:t>ECOLOGICAL CONDITIONS</w:t>
       </w:r>
-      <w:bookmarkEnd w:id="30"/>
+      <w:bookmarkEnd w:id="33"/>
     </w:p>
     <w:p>
       <w:pPr>
@@ -9606,20 +9546,20 @@
       <w:pPr>
         <w:pStyle w:val="Heading3"/>
       </w:pPr>
-      <w:bookmarkStart w:name="_Toc181165507" w:id="31"/>
+      <w:bookmarkStart w:id="34" w:name="_Toc181165507"/>
       <w:r>
         <w:t>FISH SPECIES COMPOSITION (</w:t>
       </w:r>
       <w:r>
         <w:t>SCORING</w:t>
       </w:r>
-      <w:commentRangeStart w:id="32"/>
-      <w:commentRangeStart w:id="33"/>
-      <w:commentRangeStart w:id="34"/>
+      <w:commentRangeStart w:id="35"/>
+      <w:commentRangeStart w:id="36"/>
+      <w:commentRangeStart w:id="37"/>
       <w:r>
         <w:t>: 0-10)</w:t>
       </w:r>
-      <w:commentRangeEnd w:id="32"/>
+      <w:commentRangeEnd w:id="35"/>
       <w:r>
         <w:rPr>
           <w:rStyle w:val="CommentReference"/>
@@ -9627,9 +9567,9 @@
           <w:color w:val="auto"/>
           <w:spacing w:val="0"/>
         </w:rPr>
-        <w:commentReference w:id="32"/>
-      </w:r>
-      <w:commentRangeEnd w:id="33"/>
+        <w:commentReference w:id="35"/>
+      </w:r>
+      <w:commentRangeEnd w:id="36"/>
       <w:r>
         <w:rPr>
           <w:rStyle w:val="CommentReference"/>
@@ -9637,10 +9577,10 @@
           <w:color w:val="auto"/>
           <w:spacing w:val="0"/>
         </w:rPr>
-        <w:commentReference w:id="33"/>
-      </w:r>
-      <w:bookmarkEnd w:id="31"/>
-      <w:commentRangeEnd w:id="34"/>
+        <w:commentReference w:id="36"/>
+      </w:r>
+      <w:bookmarkEnd w:id="34"/>
+      <w:commentRangeEnd w:id="37"/>
       <w:r>
         <w:rPr>
           <w:rStyle w:val="CommentReference"/>
@@ -9648,7 +9588,7 @@
           <w:color w:val="auto"/>
           <w:spacing w:val="0"/>
         </w:rPr>
-        <w:commentReference w:id="34"/>
+        <w:commentReference w:id="37"/>
       </w:r>
     </w:p>
     <w:p>
@@ -9836,8 +9776,8 @@
       <w:pPr>
         <w:pStyle w:val="Heading3"/>
       </w:pPr>
-      <w:bookmarkStart w:name="_Hlk181001008" w:id="35"/>
-      <w:bookmarkStart w:name="_Toc181165508" w:id="36"/>
+      <w:bookmarkStart w:id="38" w:name="_Hlk181001008"/>
+      <w:bookmarkStart w:id="39" w:name="_Toc181165508"/>
       <w:r>
         <w:t>H</w:t>
       </w:r>
@@ -9853,18 +9793,18 @@
       <w:r>
         <w:t>0)</w:t>
       </w:r>
-      <w:bookmarkEnd w:id="35"/>
-      <w:bookmarkEnd w:id="36"/>
+      <w:bookmarkEnd w:id="38"/>
+      <w:bookmarkEnd w:id="39"/>
     </w:p>
     <w:p>
       <w:pPr>
         <w:pStyle w:val="Heading4"/>
       </w:pPr>
-      <w:commentRangeStart w:id="37"/>
+      <w:commentRangeStart w:id="40"/>
       <w:r>
         <w:t>LINEAR MILES</w:t>
       </w:r>
-      <w:commentRangeEnd w:id="37"/>
+      <w:commentRangeEnd w:id="40"/>
       <w:r>
         <w:rPr>
           <w:rStyle w:val="CommentReference"/>
@@ -9872,7 +9812,7 @@
           <w:color w:val="auto"/>
           <w:spacing w:val="0"/>
         </w:rPr>
-        <w:commentReference w:id="37"/>
+        <w:commentReference w:id="40"/>
       </w:r>
       <w:r>
         <w:t xml:space="preserve"> (</w:t>
@@ -10230,12 +10170,12 @@
       <w:pPr>
         <w:pStyle w:val="Heading4"/>
       </w:pPr>
-      <w:commentRangeStart w:id="38"/>
-      <w:commentRangeStart w:id="39"/>
+      <w:commentRangeStart w:id="41"/>
+      <w:commentRangeStart w:id="42"/>
       <w:r>
         <w:t>AREA IN ACRES</w:t>
       </w:r>
-      <w:commentRangeEnd w:id="38"/>
+      <w:commentRangeEnd w:id="41"/>
       <w:r>
         <w:rPr>
           <w:rStyle w:val="CommentReference"/>
@@ -10243,9 +10183,9 @@
           <w:color w:val="auto"/>
           <w:spacing w:val="0"/>
         </w:rPr>
-        <w:commentReference w:id="38"/>
-      </w:r>
-      <w:commentRangeEnd w:id="39"/>
+        <w:commentReference w:id="41"/>
+      </w:r>
+      <w:commentRangeEnd w:id="42"/>
       <w:r>
         <w:rPr>
           <w:rStyle w:val="CommentReference"/>
@@ -10253,7 +10193,7 @@
           <w:color w:val="auto"/>
           <w:spacing w:val="0"/>
         </w:rPr>
-        <w:commentReference w:id="39"/>
+        <w:commentReference w:id="42"/>
       </w:r>
       <w:r>
         <w:t xml:space="preserve"> (</w:t>
@@ -10584,11 +10524,11 @@
       <w:pPr>
         <w:pStyle w:val="Heading2"/>
       </w:pPr>
-      <w:bookmarkStart w:name="_Toc181165509" w:id="40"/>
+      <w:bookmarkStart w:id="43" w:name="_Toc181165509"/>
       <w:r>
         <w:t>PROBABLE UPSTREAM HABITAT</w:t>
       </w:r>
-      <w:bookmarkEnd w:id="40"/>
+      <w:bookmarkEnd w:id="43"/>
     </w:p>
     <w:p>
       <w:pPr>
@@ -10609,17 +10549,33 @@
           <w:sz w:val="24"/>
           <w:szCs w:val="24"/>
         </w:rPr>
-        <w:t xml:space="preserve"> downstream of the first encounter of 16% gradient over a 35 meter distance.</w:t>
-      </w:r>
-    </w:p>
-    <w:p>
-      <w:pPr>
-        <w:rPr>
-          <w:sz w:val="24"/>
-          <w:szCs w:val="24"/>
-        </w:rPr>
-      </w:pPr>
-      <w:commentRangeStart w:id="41"/>
+        <w:t xml:space="preserve"> downstream of the first encounter of 16% gradient over a </w:t>
+      </w:r>
+      <w:proofErr w:type="gramStart"/>
+      <w:r>
+        <w:rPr>
+          <w:sz w:val="24"/>
+          <w:szCs w:val="24"/>
+        </w:rPr>
+        <w:t>35 meter</w:t>
+      </w:r>
+      <w:proofErr w:type="gramEnd"/>
+      <w:r>
+        <w:rPr>
+          <w:sz w:val="24"/>
+          <w:szCs w:val="24"/>
+        </w:rPr>
+        <w:t xml:space="preserve"> distance.</w:t>
+      </w:r>
+    </w:p>
+    <w:p>
+      <w:pPr>
+        <w:rPr>
+          <w:sz w:val="24"/>
+          <w:szCs w:val="24"/>
+        </w:rPr>
+      </w:pPr>
+      <w:commentRangeStart w:id="44"/>
       <w:r>
         <w:rPr>
           <w:sz w:val="24"/>
@@ -10733,22 +10689,22 @@
         </w:rPr>
         <w:t xml:space="preserve"> This score will be added to the ecological value for final prioritization scores.</w:t>
       </w:r>
-      <w:commentRangeEnd w:id="41"/>
+      <w:commentRangeEnd w:id="44"/>
       <w:r>
         <w:rPr>
           <w:rStyle w:val="CommentReference"/>
         </w:rPr>
-        <w:commentReference w:id="41"/>
+        <w:commentReference w:id="44"/>
       </w:r>
     </w:p>
     <w:p>
       <w:pPr>
         <w:pStyle w:val="Heading3"/>
       </w:pPr>
-      <w:bookmarkStart w:name="_Toc181165510" w:id="42"/>
-      <w:commentRangeStart w:id="43"/>
-      <w:commentRangeStart w:id="44"/>
-      <w:commentRangeStart w:id="45"/>
+      <w:bookmarkStart w:id="45" w:name="_Toc181165510"/>
+      <w:commentRangeStart w:id="46"/>
+      <w:commentRangeStart w:id="47"/>
+      <w:commentRangeStart w:id="48"/>
       <w:r>
         <w:t>P</w:t>
       </w:r>
@@ -10764,7 +10720,7 @@
       <w:r>
         <w:t>)</w:t>
       </w:r>
-      <w:commentRangeEnd w:id="43"/>
+      <w:commentRangeEnd w:id="46"/>
       <w:r>
         <w:rPr>
           <w:rStyle w:val="CommentReference"/>
@@ -10772,10 +10728,10 @@
           <w:color w:val="auto"/>
           <w:spacing w:val="0"/>
         </w:rPr>
-        <w:commentReference w:id="43"/>
-      </w:r>
-      <w:bookmarkEnd w:id="42"/>
-      <w:commentRangeEnd w:id="44"/>
+        <w:commentReference w:id="46"/>
+      </w:r>
+      <w:bookmarkEnd w:id="45"/>
+      <w:commentRangeEnd w:id="47"/>
       <w:r>
         <w:rPr>
           <w:rStyle w:val="CommentReference"/>
@@ -10783,9 +10739,9 @@
           <w:color w:val="auto"/>
           <w:spacing w:val="0"/>
         </w:rPr>
-        <w:commentReference w:id="44"/>
-      </w:r>
-      <w:commentRangeEnd w:id="45"/>
+        <w:commentReference w:id="47"/>
+      </w:r>
+      <w:commentRangeEnd w:id="48"/>
       <w:r>
         <w:rPr>
           <w:rStyle w:val="CommentReference"/>
@@ -10793,7 +10749,7 @@
           <w:color w:val="auto"/>
           <w:spacing w:val="0"/>
         </w:rPr>
-        <w:commentReference w:id="45"/>
+        <w:commentReference w:id="48"/>
       </w:r>
     </w:p>
     <w:p>
@@ -11016,11 +10972,11 @@
       <w:pPr>
         <w:pStyle w:val="Heading2"/>
       </w:pPr>
-      <w:bookmarkStart w:name="_Toc181165511" w:id="46"/>
+      <w:bookmarkStart w:id="49" w:name="_Toc181165511"/>
       <w:r>
         <w:t>SUMMARY OF SCORING MODEL</w:t>
       </w:r>
-      <w:bookmarkEnd w:id="46"/>
+      <w:bookmarkEnd w:id="49"/>
     </w:p>
     <w:p>
       <w:pPr>
@@ -11337,32 +11293,32 @@
           <w:szCs w:val="24"/>
         </w:rPr>
       </w:pPr>
-      <w:commentRangeStart w:id="47"/>
-      <w:commentRangeStart w:id="48"/>
-      <w:commentRangeEnd w:id="47"/>
+      <w:commentRangeStart w:id="50"/>
+      <w:commentRangeStart w:id="51"/>
+      <w:commentRangeEnd w:id="50"/>
       <w:r>
         <w:rPr>
           <w:rStyle w:val="CommentReference"/>
         </w:rPr>
-        <w:commentReference w:id="47"/>
-      </w:r>
-      <w:commentRangeEnd w:id="48"/>
+        <w:commentReference w:id="50"/>
+      </w:r>
+      <w:commentRangeEnd w:id="51"/>
       <w:r>
         <w:rPr>
           <w:rStyle w:val="CommentReference"/>
         </w:rPr>
-        <w:commentReference w:id="48"/>
+        <w:commentReference w:id="51"/>
       </w:r>
     </w:p>
     <w:p>
       <w:pPr>
         <w:pStyle w:val="Heading1"/>
       </w:pPr>
-      <w:bookmarkStart w:name="_Toc181165512" w:id="49"/>
+      <w:bookmarkStart w:id="52" w:name="_Toc181165512"/>
       <w:r>
         <w:t>FUTURE ENDEAVORS</w:t>
       </w:r>
-      <w:bookmarkEnd w:id="49"/>
+      <w:bookmarkEnd w:id="52"/>
       <w:r>
         <w:t xml:space="preserve"> </w:t>
       </w:r>
@@ -11371,11 +11327,11 @@
       <w:pPr>
         <w:pStyle w:val="Heading2"/>
       </w:pPr>
-      <w:bookmarkStart w:name="_Toc181165513" w:id="50"/>
+      <w:bookmarkStart w:id="53" w:name="_Toc181165513"/>
       <w:r>
         <w:t>GROUND TRUTHING</w:t>
       </w:r>
-      <w:bookmarkEnd w:id="50"/>
+      <w:bookmarkEnd w:id="53"/>
     </w:p>
     <w:p>
       <w:pPr>
@@ -11727,21 +11683,21 @@
       <w:pPr>
         <w:pStyle w:val="Heading2"/>
       </w:pPr>
-      <w:bookmarkStart w:name="_Toc181165514" w:id="51"/>
+      <w:bookmarkStart w:id="54" w:name="_Toc181165514"/>
       <w:r>
         <w:t>FUTURE PRIORITIZING CRITERIA</w:t>
       </w:r>
-      <w:bookmarkEnd w:id="51"/>
+      <w:bookmarkEnd w:id="54"/>
     </w:p>
     <w:p>
       <w:pPr>
         <w:pStyle w:val="Heading3"/>
       </w:pPr>
-      <w:bookmarkStart w:name="_Toc181165515" w:id="52"/>
+      <w:bookmarkStart w:id="55" w:name="_Toc181165515"/>
       <w:r>
         <w:t>HABITAT QUALITY</w:t>
       </w:r>
-      <w:bookmarkEnd w:id="52"/>
+      <w:bookmarkEnd w:id="55"/>
     </w:p>
     <w:p>
       <w:pPr>
@@ -11838,12 +11794,12 @@
     <w:p>
       <w:pPr>
         <w:rPr>
-          <w:del w:author="Jess Straub" w:date="2024-11-08T19:07:00Z" w16du:dateUtc="2024-11-09T04:07:00Z" w:id="53"/>
-          <w:sz w:val="24"/>
-          <w:szCs w:val="24"/>
-        </w:rPr>
-      </w:pPr>
-      <w:del w:author="Jess Straub" w:date="2024-11-08T19:07:00Z" w16du:dateUtc="2024-11-09T04:07:00Z" w:id="54">
+          <w:del w:id="56" w:author="Jess Straub" w:date="2024-11-08T19:07:00Z" w16du:dateUtc="2024-11-09T04:07:00Z"/>
+          <w:sz w:val="24"/>
+          <w:szCs w:val="24"/>
+        </w:rPr>
+      </w:pPr>
+      <w:del w:id="57" w:author="Jess Straub" w:date="2024-11-08T19:07:00Z" w16du:dateUtc="2024-11-09T04:07:00Z">
         <w:r>
           <w:rPr>
             <w:sz w:val="24"/>
@@ -11865,11 +11821,11 @@
       <w:pPr>
         <w:pStyle w:val="Heading3"/>
       </w:pPr>
-      <w:bookmarkStart w:name="_Toc181165516" w:id="55"/>
+      <w:bookmarkStart w:id="58" w:name="_Toc181165516"/>
       <w:r>
         <w:t>COST-EFFECTIVENESS</w:t>
       </w:r>
-      <w:bookmarkEnd w:id="55"/>
+      <w:bookmarkEnd w:id="58"/>
     </w:p>
     <w:p>
       <w:pPr>
@@ -12061,7 +12017,7 @@
         </w:rPr>
         <w:t xml:space="preserve"> fish</w:t>
       </w:r>
-      <w:commentRangeStart w:id="56"/>
+      <w:commentRangeStart w:id="59"/>
       <w:r>
         <w:rPr>
           <w:sz w:val="24"/>
@@ -12069,23 +12025,23 @@
         </w:rPr>
         <w:t>.</w:t>
       </w:r>
-      <w:commentRangeEnd w:id="56"/>
+      <w:commentRangeEnd w:id="59"/>
       <w:r>
         <w:rPr>
           <w:rStyle w:val="CommentReference"/>
         </w:rPr>
-        <w:commentReference w:id="56"/>
+        <w:commentReference w:id="59"/>
       </w:r>
     </w:p>
     <w:p>
       <w:pPr>
         <w:pStyle w:val="Heading3"/>
       </w:pPr>
-      <w:bookmarkStart w:name="_Toc181165517" w:id="57"/>
+      <w:bookmarkStart w:id="60" w:name="_Toc181165517"/>
       <w:r>
         <w:t>SOCIAL EQUITY</w:t>
       </w:r>
-      <w:bookmarkEnd w:id="57"/>
+      <w:bookmarkEnd w:id="60"/>
     </w:p>
     <w:p>
       <w:pPr>
@@ -12305,7 +12261,7 @@
         </w:rPr>
         <w:t>certain regional entities)</w:t>
       </w:r>
-      <w:commentRangeStart w:id="58"/>
+      <w:commentRangeStart w:id="61"/>
       <w:r>
         <w:rPr>
           <w:sz w:val="24"/>
@@ -12313,12 +12269,12 @@
         </w:rPr>
         <w:t>.</w:t>
       </w:r>
-      <w:commentRangeEnd w:id="58"/>
+      <w:commentRangeEnd w:id="61"/>
       <w:r>
         <w:rPr>
           <w:rStyle w:val="CommentReference"/>
         </w:rPr>
-        <w:commentReference w:id="58"/>
+        <w:commentReference w:id="61"/>
       </w:r>
       <w:r>
         <w:rPr>
@@ -12518,7 +12474,7 @@
         </w:rPr>
         <w:t xml:space="preserve"> targeted outreach and education efforts to build community knowledge and ownership over infrastructure projects</w:t>
       </w:r>
-      <w:commentRangeStart w:id="59"/>
+      <w:commentRangeStart w:id="62"/>
       <w:r>
         <w:rPr>
           <w:sz w:val="24"/>
@@ -12526,12 +12482,12 @@
         </w:rPr>
         <w:t>.</w:t>
       </w:r>
-      <w:commentRangeEnd w:id="59"/>
+      <w:commentRangeEnd w:id="62"/>
       <w:r>
         <w:rPr>
           <w:rStyle w:val="CommentReference"/>
         </w:rPr>
-        <w:commentReference w:id="59"/>
+        <w:commentReference w:id="62"/>
       </w:r>
     </w:p>
     <w:p>
@@ -12616,11 +12572,11 @@
       <w:pPr>
         <w:pStyle w:val="Heading1"/>
       </w:pPr>
-      <w:bookmarkStart w:name="_Toc181165518" w:id="60"/>
+      <w:bookmarkStart w:id="63" w:name="_Toc181165518"/>
       <w:r>
         <w:t>CONCLUSION</w:t>
       </w:r>
-      <w:bookmarkEnd w:id="60"/>
+      <w:bookmarkEnd w:id="63"/>
     </w:p>
     <w:p>
       <w:pPr>
@@ -13019,7 +12975,7 @@
     <w:p/>
     <w:sectPr>
       <w:type w:val="continuous"/>
-      <w:pgSz w:w="12240" w:h="15840" w:orient="portrait"/>
+      <w:pgSz w:w="12240" w:h="15840"/>
       <w:pgMar w:top="1440" w:right="1440" w:bottom="1440" w:left="1440" w:header="720" w:footer="720" w:gutter="0"/>
       <w:cols w:space="720"/>
       <w:docGrid w:linePitch="360"/>
@@ -13030,7 +12986,7 @@
 
 <file path=word/comments.xml><?xml version="1.0" encoding="utf-8"?>
 <w:comments xmlns:wpc="http://schemas.microsoft.com/office/word/2010/wordprocessingCanvas" xmlns:cx="http://schemas.microsoft.com/office/drawing/2014/chartex" xmlns:cx1="http://schemas.microsoft.com/office/drawing/2015/9/8/chartex" xmlns:cx2="http://schemas.microsoft.com/office/drawing/2015/10/21/chartex" xmlns:cx3="http://schemas.microsoft.com/office/drawing/2016/5/9/chartex" xmlns:cx4="http://schemas.microsoft.com/office/drawing/2016/5/10/chartex" xmlns:cx5="http://schemas.microsoft.com/office/drawing/2016/5/11/chartex" xmlns:cx6="http://schemas.microsoft.com/office/drawing/2016/5/12/chartex" xmlns:cx7="http://schemas.microsoft.com/office/drawing/2016/5/13/chartex" xmlns:cx8="http://schemas.microsoft.com/office/drawing/2016/5/14/chartex" xmlns:mc="http://schemas.openxmlformats.org/markup-compatibility/2006" xmlns:aink="http://schemas.microsoft.com/office/drawing/2016/ink" xmlns:am3d="http://schemas.microsoft.com/office/drawing/2017/model3d" xmlns:o="urn:schemas-microsoft-com:office:office" xmlns:oel="http://schemas.microsoft.com/office/2019/extlst" xmlns:r="http://schemas.openxmlformats.org/officeDocument/2006/relationships" xmlns:m="http://schemas.openxmlformats.org/officeDocument/2006/math" xmlns:v="urn:schemas-microsoft-com:vml" xmlns:wp14="http://schemas.microsoft.com/office/word/2010/wordprocessingDrawing" xmlns:wp="http://schemas.openxmlformats.org/drawingml/2006/wordprocessingDrawing" xmlns:w10="urn:schemas-microsoft-com:office:word" xmlns:w="http://schemas.openxmlformats.org/wordprocessingml/2006/main" xmlns:w14="http://schemas.microsoft.com/office/word/2010/wordml" xmlns:w15="http://schemas.microsoft.com/office/word/2012/wordml" xmlns:w16cex="http://schemas.microsoft.com/office/word/2018/wordml/cex" xmlns:w16cid="http://schemas.microsoft.com/office/word/2016/wordml/cid" xmlns:w16="http://schemas.microsoft.com/office/word/2018/wordml" xmlns:w16du="http://schemas.microsoft.com/office/word/2023/wordml/word16du" xmlns:w16sdtdh="http://schemas.microsoft.com/office/word/2020/wordml/sdtdatahash" xmlns:w16se="http://schemas.microsoft.com/office/word/2015/wordml/symex" xmlns:wpg="http://schemas.microsoft.com/office/word/2010/wordprocessingGroup" xmlns:wpi="http://schemas.microsoft.com/office/word/2010/wordprocessingInk" xmlns:wne="http://schemas.microsoft.com/office/word/2006/wordml" xmlns:wps="http://schemas.microsoft.com/office/word/2010/wordprocessingShape" mc:Ignorable="w14 w15 w16se w16cid w16 w16cex w16sdtdh w16du wp14">
-  <w:comment w:initials="JS" w:author="Jess Straub" w:date="2024-10-29T07:49:00Z" w:id="11">
+  <w:comment w:id="6" w:author="bmeyer bmeyer" w:date="2024-11-11T13:38:00Z" w:initials="bb">
     <w:p>
       <w:pPr>
         <w:pStyle w:val="CommentText"/>
@@ -13042,6 +12998,38 @@
         <w:annotationRef/>
       </w:r>
       <w:r>
+        <w:t>Add appendix b</w:t>
+      </w:r>
+    </w:p>
+  </w:comment>
+  <w:comment w:id="8" w:author="bmeyer bmeyer" w:date="2024-11-11T13:39:00Z" w:initials="bb">
+    <w:p>
+      <w:pPr>
+        <w:pStyle w:val="CommentText"/>
+      </w:pPr>
+      <w:r>
+        <w:rPr>
+          <w:rStyle w:val="CommentReference"/>
+        </w:rPr>
+        <w:annotationRef/>
+      </w:r>
+      <w:r>
+        <w:t>Add appendix a</w:t>
+      </w:r>
+    </w:p>
+  </w:comment>
+  <w:comment w:id="13" w:author="Jess Straub" w:date="2024-10-29T07:49:00Z" w:initials="JS">
+    <w:p>
+      <w:pPr>
+        <w:pStyle w:val="CommentText"/>
+      </w:pPr>
+      <w:r>
+        <w:rPr>
+          <w:rStyle w:val="CommentReference"/>
+        </w:rPr>
+        <w:annotationRef/>
+      </w:r>
+      <w:r>
         <w:t>Ben,</w:t>
       </w:r>
     </w:p>
@@ -13054,7 +13042,7 @@
       </w:r>
     </w:p>
   </w:comment>
-  <w:comment w:initials="bb" w:author="bmeyer bmeyer" w:date="2024-10-30T12:31:00Z" w:id="12">
+  <w:comment w:id="14" w:author="bmeyer bmeyer" w:date="2024-10-30T12:31:00Z" w:initials="bb">
     <w:p>
       <w:pPr>
         <w:pStyle w:val="CommentText"/>
@@ -13070,7 +13058,7 @@
       </w:r>
     </w:p>
   </w:comment>
-  <w:comment w:initials="JS" w:author="Jess Straub" w:date="2024-10-29T07:52:00Z" w:id="15">
+  <w:comment w:id="17" w:author="Jess Straub" w:date="2024-10-29T07:52:00Z" w:initials="JS">
     <w:p>
       <w:pPr>
         <w:pStyle w:val="CommentText"/>
@@ -13094,7 +13082,7 @@
       </w:r>
     </w:p>
   </w:comment>
-  <w:comment w:initials="bb" w:author="bmeyer bmeyer" w:date="2024-10-30T12:45:00Z" w:id="16">
+  <w:comment w:id="18" w:author="bmeyer bmeyer" w:date="2024-10-30T12:45:00Z" w:initials="bb">
     <w:p>
       <w:pPr>
         <w:pStyle w:val="CommentText"/>
@@ -13110,7 +13098,7 @@
       </w:r>
     </w:p>
   </w:comment>
-  <w:comment w:initials="JS" w:author="Jess Straub" w:date="2024-10-29T07:53:00Z" w:id="18">
+  <w:comment w:id="20" w:author="Jess Straub" w:date="2024-10-29T07:53:00Z" w:initials="JS">
     <w:p>
       <w:pPr>
         <w:pStyle w:val="CommentText"/>
@@ -13134,7 +13122,7 @@
       </w:r>
     </w:p>
   </w:comment>
-  <w:comment w:initials="bb" w:author="bmeyer bmeyer" w:date="2024-10-30T12:46:00Z" w:id="19">
+  <w:comment w:id="21" w:author="bmeyer bmeyer" w:date="2024-10-30T12:46:00Z" w:initials="bb">
     <w:p>
       <w:pPr>
         <w:pStyle w:val="CommentText"/>
@@ -13150,7 +13138,7 @@
       </w:r>
     </w:p>
   </w:comment>
-  <w:comment w:initials="BH" w:author="Brady Halvorson" w:date="2024-11-08T14:35:00Z" w:id="28">
+  <w:comment w:id="25" w:author="bmeyer bmeyer" w:date="2024-11-11T13:38:00Z" w:initials="bb">
     <w:p>
       <w:pPr>
         <w:pStyle w:val="CommentText"/>
@@ -13162,11 +13150,27 @@
         <w:annotationRef/>
       </w:r>
       <w:r>
+        <w:t>Create appendix c; link to github</w:t>
+      </w:r>
+    </w:p>
+  </w:comment>
+  <w:comment w:id="31" w:author="Brady Halvorson" w:date="2024-11-08T14:35:00Z" w:initials="BH">
+    <w:p>
+      <w:pPr>
+        <w:pStyle w:val="CommentText"/>
+      </w:pPr>
+      <w:r>
+        <w:rPr>
+          <w:rStyle w:val="CommentReference"/>
+        </w:rPr>
+        <w:annotationRef/>
+      </w:r>
+      <w:r>
         <w:t>Can we clarify what this is? Is it the ratio of culvert diameter in ft to the depth of the water in ft?</w:t>
       </w:r>
     </w:p>
   </w:comment>
-  <w:comment w:initials="JS" w:author="Jess Straub" w:date="2024-10-29T15:01:00Z" w:id="32">
+  <w:comment w:id="35" w:author="Jess Straub" w:date="2024-10-29T15:01:00Z" w:initials="JS">
     <w:p>
       <w:pPr>
         <w:pStyle w:val="CommentText"/>
@@ -13182,7 +13186,7 @@
       </w:r>
     </w:p>
   </w:comment>
-  <w:comment w:initials="JS" w:author="Jess Straub" w:date="2024-10-29T15:24:00Z" w:id="33">
+  <w:comment w:id="36" w:author="Jess Straub" w:date="2024-10-29T15:24:00Z" w:initials="JS">
     <w:p>
       <w:pPr>
         <w:pStyle w:val="CommentText"/>
@@ -13338,7 +13342,7 @@
       </w:pPr>
     </w:p>
   </w:comment>
-  <w:comment w:initials="bb" w:author="bmeyer bmeyer" w:date="2024-10-30T12:56:00Z" w:id="34">
+  <w:comment w:id="37" w:author="bmeyer bmeyer" w:date="2024-10-30T12:56:00Z" w:initials="bb">
     <w:p>
       <w:pPr>
         <w:pStyle w:val="CommentText"/>
@@ -13354,7 +13358,7 @@
       </w:r>
     </w:p>
   </w:comment>
-  <w:comment w:initials="JS" w:author="Jess Straub" w:date="2024-10-29T15:28:00Z" w:id="37">
+  <w:comment w:id="40" w:author="Jess Straub" w:date="2024-10-29T15:28:00Z" w:initials="JS">
     <w:p>
       <w:pPr>
         <w:pStyle w:val="CommentText"/>
@@ -13370,7 +13374,7 @@
       </w:r>
     </w:p>
   </w:comment>
-  <w:comment w:initials="JS" w:author="Jess Straub" w:date="2024-10-29T15:28:00Z" w:id="38">
+  <w:comment w:id="41" w:author="Jess Straub" w:date="2024-10-29T15:28:00Z" w:initials="JS">
     <w:p>
       <w:pPr>
         <w:pStyle w:val="CommentText"/>
@@ -13386,7 +13390,7 @@
       </w:r>
     </w:p>
   </w:comment>
-  <w:comment w:initials="bb" w:author="bmeyer bmeyer" w:date="2024-10-30T13:11:00Z" w:id="39">
+  <w:comment w:id="42" w:author="bmeyer bmeyer" w:date="2024-10-30T13:11:00Z" w:initials="bb">
     <w:p>
       <w:pPr>
         <w:pStyle w:val="CommentText"/>
@@ -13402,7 +13406,7 @@
       </w:r>
     </w:p>
   </w:comment>
-  <w:comment w:initials="BH" w:author="Brady Halvorson" w:date="2024-11-08T14:38:00Z" w:id="41">
+  <w:comment w:id="44" w:author="Brady Halvorson" w:date="2024-11-08T14:38:00Z" w:initials="BH">
     <w:p>
       <w:pPr>
         <w:pStyle w:val="CommentText"/>
@@ -13418,7 +13422,7 @@
       </w:r>
     </w:p>
   </w:comment>
-  <w:comment w:initials="JS" w:author="Jess Straub" w:date="2024-10-29T15:26:00Z" w:id="43">
+  <w:comment w:id="46" w:author="Jess Straub" w:date="2024-10-29T15:26:00Z" w:initials="JS">
     <w:p>
       <w:pPr>
         <w:pStyle w:val="CommentText"/>
@@ -13434,7 +13438,7 @@
       </w:r>
     </w:p>
   </w:comment>
-  <w:comment w:initials="bb" w:author="bmeyer bmeyer" w:date="2024-10-30T13:40:00Z" w:id="44">
+  <w:comment w:id="47" w:author="bmeyer bmeyer" w:date="2024-10-30T13:40:00Z" w:initials="bb">
     <w:p>
       <w:pPr>
         <w:pStyle w:val="CommentText"/>
@@ -13450,7 +13454,7 @@
       </w:r>
     </w:p>
   </w:comment>
-  <w:comment w:initials="JS" w:author="Jess Straub" w:date="2024-11-08T09:35:00Z" w:id="45">
+  <w:comment w:id="48" w:author="Jess Straub" w:date="2024-11-08T09:35:00Z" w:initials="JS">
     <w:p>
       <w:pPr>
         <w:pStyle w:val="CommentText"/>
@@ -13466,7 +13470,7 @@
       </w:r>
     </w:p>
   </w:comment>
-  <w:comment w:initials="bb" w:author="bmeyer bmeyer" w:date="2024-10-30T17:18:00Z" w:id="47">
+  <w:comment w:id="50" w:author="bmeyer bmeyer" w:date="2024-10-30T17:18:00Z" w:initials="bb">
     <w:p>
       <w:pPr>
         <w:pStyle w:val="CommentText"/>
@@ -13482,7 +13486,7 @@
       </w:r>
     </w:p>
   </w:comment>
-  <w:comment w:initials="JS" w:author="Jess Straub" w:date="2024-11-08T09:36:00Z" w:id="48">
+  <w:comment w:id="51" w:author="Jess Straub" w:date="2024-11-08T09:36:00Z" w:initials="JS">
     <w:p>
       <w:pPr>
         <w:pStyle w:val="CommentText"/>
@@ -13498,7 +13502,7 @@
       </w:r>
     </w:p>
   </w:comment>
-  <w:comment w:initials="bb" w:author="bmeyer bmeyer" w:date="2024-10-30T13:46:00Z" w:id="56">
+  <w:comment w:id="59" w:author="bmeyer bmeyer" w:date="2024-10-30T13:46:00Z" w:initials="bb">
     <w:p>
       <w:pPr>
         <w:pStyle w:val="CommentText"/>
@@ -13514,7 +13518,7 @@
       </w:r>
     </w:p>
   </w:comment>
-  <w:comment w:initials="bb" w:author="bmeyer bmeyer" w:date="2024-10-30T13:49:00Z" w:id="58">
+  <w:comment w:id="61" w:author="bmeyer bmeyer" w:date="2024-10-30T13:49:00Z" w:initials="bb">
     <w:p>
       <w:pPr>
         <w:pStyle w:val="CommentText"/>
@@ -13530,7 +13534,7 @@
       </w:r>
     </w:p>
   </w:comment>
-  <w:comment w:initials="bb" w:author="bmeyer bmeyer" w:date="2024-10-30T13:49:00Z" w:id="59">
+  <w:comment w:id="62" w:author="bmeyer bmeyer" w:date="2024-10-30T13:49:00Z" w:initials="bb">
     <w:p>
       <w:pPr>
         <w:pStyle w:val="CommentText"/>
@@ -13551,12 +13555,15 @@
 
 <file path=word/commentsExtended.xml><?xml version="1.0" encoding="utf-8"?>
 <w15:commentsEx xmlns:wpc="http://schemas.microsoft.com/office/word/2010/wordprocessingCanvas" xmlns:cx="http://schemas.microsoft.com/office/drawing/2014/chartex" xmlns:cx1="http://schemas.microsoft.com/office/drawing/2015/9/8/chartex" xmlns:cx2="http://schemas.microsoft.com/office/drawing/2015/10/21/chartex" xmlns:cx3="http://schemas.microsoft.com/office/drawing/2016/5/9/chartex" xmlns:cx4="http://schemas.microsoft.com/office/drawing/2016/5/10/chartex" xmlns:cx5="http://schemas.microsoft.com/office/drawing/2016/5/11/chartex" xmlns:cx6="http://schemas.microsoft.com/office/drawing/2016/5/12/chartex" xmlns:cx7="http://schemas.microsoft.com/office/drawing/2016/5/13/chartex" xmlns:cx8="http://schemas.microsoft.com/office/drawing/2016/5/14/chartex" xmlns:mc="http://schemas.openxmlformats.org/markup-compatibility/2006" xmlns:aink="http://schemas.microsoft.com/office/drawing/2016/ink" xmlns:am3d="http://schemas.microsoft.com/office/drawing/2017/model3d" xmlns:o="urn:schemas-microsoft-com:office:office" xmlns:oel="http://schemas.microsoft.com/office/2019/extlst" xmlns:r="http://schemas.openxmlformats.org/officeDocument/2006/relationships" xmlns:m="http://schemas.openxmlformats.org/officeDocument/2006/math" xmlns:v="urn:schemas-microsoft-com:vml" xmlns:wp14="http://schemas.microsoft.com/office/word/2010/wordprocessingDrawing" xmlns:wp="http://schemas.openxmlformats.org/drawingml/2006/wordprocessingDrawing" xmlns:w10="urn:schemas-microsoft-com:office:word" xmlns:w="http://schemas.openxmlformats.org/wordprocessingml/2006/main" xmlns:w14="http://schemas.microsoft.com/office/word/2010/wordml" xmlns:w15="http://schemas.microsoft.com/office/word/2012/wordml" xmlns:w16cex="http://schemas.microsoft.com/office/word/2018/wordml/cex" xmlns:w16cid="http://schemas.microsoft.com/office/word/2016/wordml/cid" xmlns:w16="http://schemas.microsoft.com/office/word/2018/wordml" xmlns:w16du="http://schemas.microsoft.com/office/word/2023/wordml/word16du" xmlns:w16sdtdh="http://schemas.microsoft.com/office/word/2020/wordml/sdtdatahash" xmlns:w16se="http://schemas.microsoft.com/office/word/2015/wordml/symex" xmlns:wpg="http://schemas.microsoft.com/office/word/2010/wordprocessingGroup" xmlns:wpi="http://schemas.microsoft.com/office/word/2010/wordprocessingInk" xmlns:wne="http://schemas.microsoft.com/office/word/2006/wordml" xmlns:wps="http://schemas.microsoft.com/office/word/2010/wordprocessingShape" mc:Ignorable="w14 w15 w16se w16cid w16 w16cex w16sdtdh w16du wp14">
+  <w15:commentEx w15:paraId="53A6B4CB" w15:done="0"/>
+  <w15:commentEx w15:paraId="4A1B52F5" w15:done="0"/>
   <w15:commentEx w15:paraId="4FA4BE2D" w15:done="1"/>
   <w15:commentEx w15:paraId="7FA03DC5" w15:paraIdParent="4FA4BE2D" w15:done="1"/>
   <w15:commentEx w15:paraId="753AEB60" w15:done="1"/>
   <w15:commentEx w15:paraId="5A815876" w15:paraIdParent="753AEB60" w15:done="1"/>
   <w15:commentEx w15:paraId="7064B8A2" w15:done="1"/>
   <w15:commentEx w15:paraId="4F59A2D7" w15:paraIdParent="7064B8A2" w15:done="1"/>
+  <w15:commentEx w15:paraId="7309205A" w15:done="0"/>
   <w15:commentEx w15:paraId="445AAF95" w15:done="0"/>
   <w15:commentEx w15:paraId="3F91202B" w15:done="1"/>
   <w15:commentEx w15:paraId="175E109D" w15:paraIdParent="3F91202B" w15:done="1"/>
@@ -13578,12 +13585,15 @@
 
 <file path=word/commentsExtensible.xml><?xml version="1.0" encoding="utf-8"?>
 <w16cex:commentsExtensible xmlns:wpc="http://schemas.microsoft.com/office/word/2010/wordprocessingCanvas" xmlns:cx="http://schemas.microsoft.com/office/drawing/2014/chartex" xmlns:cx1="http://schemas.microsoft.com/office/drawing/2015/9/8/chartex" xmlns:cx2="http://schemas.microsoft.com/office/drawing/2015/10/21/chartex" xmlns:cx3="http://schemas.microsoft.com/office/drawing/2016/5/9/chartex" xmlns:cx4="http://schemas.microsoft.com/office/drawing/2016/5/10/chartex" xmlns:cx5="http://schemas.microsoft.com/office/drawing/2016/5/11/chartex" xmlns:cx6="http://schemas.microsoft.com/office/drawing/2016/5/12/chartex" xmlns:cx7="http://schemas.microsoft.com/office/drawing/2016/5/13/chartex" xmlns:cx8="http://schemas.microsoft.com/office/drawing/2016/5/14/chartex" xmlns:cr="http://schemas.microsoft.com/office/comments/2020/reactions" xmlns:mc="http://schemas.openxmlformats.org/markup-compatibility/2006" xmlns:aink="http://schemas.microsoft.com/office/drawing/2016/ink" xmlns:am3d="http://schemas.microsoft.com/office/drawing/2017/model3d" xmlns:o="urn:schemas-microsoft-com:office:office" xmlns:oel="http://schemas.microsoft.com/office/2019/extlst" xmlns:r="http://schemas.openxmlformats.org/officeDocument/2006/relationships" xmlns:m="http://schemas.openxmlformats.org/officeDocument/2006/math" xmlns:v="urn:schemas-microsoft-com:vml" xmlns:wp14="http://schemas.microsoft.com/office/word/2010/wordprocessingDrawing" xmlns:wp="http://schemas.openxmlformats.org/drawingml/2006/wordprocessingDrawing" xmlns:w10="urn:schemas-microsoft-com:office:word" xmlns:w="http://schemas.openxmlformats.org/wordprocessingml/2006/main" xmlns:w14="http://schemas.microsoft.com/office/word/2010/wordml" xmlns:w15="http://schemas.microsoft.com/office/word/2012/wordml" xmlns:w16cex="http://schemas.microsoft.com/office/word/2018/wordml/cex" xmlns:w16cid="http://schemas.microsoft.com/office/word/2016/wordml/cid" xmlns:w16="http://schemas.microsoft.com/office/word/2018/wordml" xmlns:w16du="http://schemas.microsoft.com/office/word/2023/wordml/word16du" xmlns:w16sdtdh="http://schemas.microsoft.com/office/word/2020/wordml/sdtdatahash" xmlns:w16se="http://schemas.microsoft.com/office/word/2015/wordml/symex" xmlns:wpg="http://schemas.microsoft.com/office/word/2010/wordprocessingGroup" xmlns:wpi="http://schemas.microsoft.com/office/word/2010/wordprocessingInk" xmlns:wne="http://schemas.microsoft.com/office/word/2006/wordml" xmlns:wps="http://schemas.microsoft.com/office/word/2010/wordprocessingShape" mc:Ignorable="w14 w15 w16se w16cid w16 w16cex w16sdtdh cr w16du wp14">
+  <w16cex:commentExtensible w16cex:durableId="70358E79" w16cex:dateUtc="2024-11-11T22:38:00Z"/>
+  <w16cex:commentExtensible w16cex:durableId="36D8189A" w16cex:dateUtc="2024-11-11T22:39:00Z"/>
   <w16cex:commentExtensible w16cex:durableId="6171D81F" w16cex:dateUtc="2024-10-29T15:49:00Z"/>
   <w16cex:commentExtensible w16cex:durableId="7E8D5093" w16cex:dateUtc="2024-10-30T20:31:00Z"/>
   <w16cex:commentExtensible w16cex:durableId="0677BF48" w16cex:dateUtc="2024-10-29T15:52:00Z"/>
   <w16cex:commentExtensible w16cex:durableId="465D7D8A" w16cex:dateUtc="2024-10-30T20:45:00Z"/>
   <w16cex:commentExtensible w16cex:durableId="4565EC8B" w16cex:dateUtc="2024-10-29T15:53:00Z"/>
   <w16cex:commentExtensible w16cex:durableId="120E0CB5" w16cex:dateUtc="2024-10-30T20:46:00Z"/>
+  <w16cex:commentExtensible w16cex:durableId="2C3E1793" w16cex:dateUtc="2024-11-11T22:38:00Z"/>
   <w16cex:commentExtensible w16cex:durableId="4A2BA215" w16cex:dateUtc="2024-11-09T00:35:00Z"/>
   <w16cex:commentExtensible w16cex:durableId="435309E1" w16cex:dateUtc="2024-10-29T23:01:00Z"/>
   <w16cex:commentExtensible w16cex:durableId="55E21CCC" w16cex:dateUtc="2024-10-29T23:24:00Z"/>
@@ -13617,12 +13627,15 @@
 
 <file path=word/commentsIds.xml><?xml version="1.0" encoding="utf-8"?>
 <w16cid:commentsIds xmlns:wpc="http://schemas.microsoft.com/office/word/2010/wordprocessingCanvas" xmlns:cx="http://schemas.microsoft.com/office/drawing/2014/chartex" xmlns:cx1="http://schemas.microsoft.com/office/drawing/2015/9/8/chartex" xmlns:cx2="http://schemas.microsoft.com/office/drawing/2015/10/21/chartex" xmlns:cx3="http://schemas.microsoft.com/office/drawing/2016/5/9/chartex" xmlns:cx4="http://schemas.microsoft.com/office/drawing/2016/5/10/chartex" xmlns:cx5="http://schemas.microsoft.com/office/drawing/2016/5/11/chartex" xmlns:cx6="http://schemas.microsoft.com/office/drawing/2016/5/12/chartex" xmlns:cx7="http://schemas.microsoft.com/office/drawing/2016/5/13/chartex" xmlns:cx8="http://schemas.microsoft.com/office/drawing/2016/5/14/chartex" xmlns:mc="http://schemas.openxmlformats.org/markup-compatibility/2006" xmlns:aink="http://schemas.microsoft.com/office/drawing/2016/ink" xmlns:am3d="http://schemas.microsoft.com/office/drawing/2017/model3d" xmlns:o="urn:schemas-microsoft-com:office:office" xmlns:oel="http://schemas.microsoft.com/office/2019/extlst" xmlns:r="http://schemas.openxmlformats.org/officeDocument/2006/relationships" xmlns:m="http://schemas.openxmlformats.org/officeDocument/2006/math" xmlns:v="urn:schemas-microsoft-com:vml" xmlns:wp14="http://schemas.microsoft.com/office/word/2010/wordprocessingDrawing" xmlns:wp="http://schemas.openxmlformats.org/drawingml/2006/wordprocessingDrawing" xmlns:w10="urn:schemas-microsoft-com:office:word" xmlns:w="http://schemas.openxmlformats.org/wordprocessingml/2006/main" xmlns:w14="http://schemas.microsoft.com/office/word/2010/wordml" xmlns:w15="http://schemas.microsoft.com/office/word/2012/wordml" xmlns:w16cex="http://schemas.microsoft.com/office/word/2018/wordml/cex" xmlns:w16cid="http://schemas.microsoft.com/office/word/2016/wordml/cid" xmlns:w16="http://schemas.microsoft.com/office/word/2018/wordml" xmlns:w16du="http://schemas.microsoft.com/office/word/2023/wordml/word16du" xmlns:w16sdtdh="http://schemas.microsoft.com/office/word/2020/wordml/sdtdatahash" xmlns:w16se="http://schemas.microsoft.com/office/word/2015/wordml/symex" xmlns:wpg="http://schemas.microsoft.com/office/word/2010/wordprocessingGroup" xmlns:wpi="http://schemas.microsoft.com/office/word/2010/wordprocessingInk" xmlns:wne="http://schemas.microsoft.com/office/word/2006/wordml" xmlns:wps="http://schemas.microsoft.com/office/word/2010/wordprocessingShape" mc:Ignorable="w14 w15 w16se w16cid w16 w16cex w16sdtdh w16du wp14">
+  <w16cid:commentId w16cid:paraId="53A6B4CB" w16cid:durableId="70358E79"/>
+  <w16cid:commentId w16cid:paraId="4A1B52F5" w16cid:durableId="36D8189A"/>
   <w16cid:commentId w16cid:paraId="4FA4BE2D" w16cid:durableId="6171D81F"/>
   <w16cid:commentId w16cid:paraId="7FA03DC5" w16cid:durableId="7E8D5093"/>
   <w16cid:commentId w16cid:paraId="753AEB60" w16cid:durableId="0677BF48"/>
   <w16cid:commentId w16cid:paraId="5A815876" w16cid:durableId="465D7D8A"/>
   <w16cid:commentId w16cid:paraId="7064B8A2" w16cid:durableId="4565EC8B"/>
   <w16cid:commentId w16cid:paraId="4F59A2D7" w16cid:durableId="120E0CB5"/>
+  <w16cid:commentId w16cid:paraId="7309205A" w16cid:durableId="2C3E1793"/>
   <w16cid:commentId w16cid:paraId="445AAF95" w16cid:durableId="4A2BA215"/>
   <w16cid:commentId w16cid:paraId="3F91202B" w16cid:durableId="435309E1"/>
   <w16cid:commentId w16cid:paraId="175E109D" w16cid:durableId="55E21CCC"/>
@@ -13668,7 +13681,7 @@
 </file>
 
 <file path=word/footer1.xml><?xml version="1.0" encoding="utf-8"?>
-<w:ftr xmlns:wpc="http://schemas.microsoft.com/office/word/2010/wordprocessingCanvas" xmlns:cx="http://schemas.microsoft.com/office/drawing/2014/chartex" xmlns:cx1="http://schemas.microsoft.com/office/drawing/2015/9/8/chartex" xmlns:cx2="http://schemas.microsoft.com/office/drawing/2015/10/21/chartex" xmlns:cx3="http://schemas.microsoft.com/office/drawing/2016/5/9/chartex" xmlns:cx4="http://schemas.microsoft.com/office/drawing/2016/5/10/chartex" xmlns:cx5="http://schemas.microsoft.com/office/drawing/2016/5/11/chartex" xmlns:cx6="http://schemas.microsoft.com/office/drawing/2016/5/12/chartex" xmlns:cx7="http://schemas.microsoft.com/office/drawing/2016/5/13/chartex" xmlns:cx8="http://schemas.microsoft.com/office/drawing/2016/5/14/chartex" xmlns:mc="http://schemas.openxmlformats.org/markup-compatibility/2006" xmlns:aink="http://schemas.microsoft.com/office/drawing/2016/ink" xmlns:am3d="http://schemas.microsoft.com/office/drawing/2017/model3d" xmlns:o="urn:schemas-microsoft-com:office:office" xmlns:oel="http://schemas.microsoft.com/office/2019/extlst" xmlns:r="http://schemas.openxmlformats.org/officeDocument/2006/relationships" xmlns:m="http://schemas.openxmlformats.org/officeDocument/2006/math" xmlns:v="urn:schemas-microsoft-com:vml" xmlns:wp14="http://schemas.microsoft.com/office/word/2010/wordprocessingDrawing" xmlns:wp="http://schemas.openxmlformats.org/drawingml/2006/wordprocessingDrawing" xmlns:w10="urn:schemas-microsoft-com:office:word" xmlns:w="http://schemas.openxmlformats.org/wordprocessingml/2006/main" xmlns:w14="http://schemas.microsoft.com/office/word/2010/wordml" xmlns:w15="http://schemas.microsoft.com/office/word/2012/wordml" xmlns:w16cex="http://schemas.microsoft.com/office/word/2018/wordml/cex" xmlns:w16cid="http://schemas.microsoft.com/office/word/2016/wordml/cid" xmlns:w16="http://schemas.microsoft.com/office/word/2018/wordml" xmlns:w16du="http://schemas.microsoft.com/office/word/2023/wordml/word16du" xmlns:w16sdtdh="http://schemas.microsoft.com/office/word/2020/wordml/sdtdatahash" xmlns:w16se="http://schemas.microsoft.com/office/word/2015/wordml/symex" xmlns:wpg="http://schemas.microsoft.com/office/word/2010/wordprocessingGroup" xmlns:wpi="http://schemas.microsoft.com/office/word/2010/wordprocessingInk" xmlns:wne="http://schemas.microsoft.com/office/word/2006/wordml" xmlns:wps="http://schemas.microsoft.com/office/word/2010/wordprocessingShape" xmlns:a="http://schemas.openxmlformats.org/drawingml/2006/main" mc:Ignorable="w14 w15 w16se w16cid w16 w16cex w16sdtdh w16du wp14">
+<w:ftr xmlns:wpc="http://schemas.microsoft.com/office/word/2010/wordprocessingCanvas" xmlns:cx="http://schemas.microsoft.com/office/drawing/2014/chartex" xmlns:cx1="http://schemas.microsoft.com/office/drawing/2015/9/8/chartex" xmlns:cx2="http://schemas.microsoft.com/office/drawing/2015/10/21/chartex" xmlns:cx3="http://schemas.microsoft.com/office/drawing/2016/5/9/chartex" xmlns:cx4="http://schemas.microsoft.com/office/drawing/2016/5/10/chartex" xmlns:cx5="http://schemas.microsoft.com/office/drawing/2016/5/11/chartex" xmlns:cx6="http://schemas.microsoft.com/office/drawing/2016/5/12/chartex" xmlns:cx7="http://schemas.microsoft.com/office/drawing/2016/5/13/chartex" xmlns:cx8="http://schemas.microsoft.com/office/drawing/2016/5/14/chartex" xmlns:mc="http://schemas.openxmlformats.org/markup-compatibility/2006" xmlns:aink="http://schemas.microsoft.com/office/drawing/2016/ink" xmlns:am3d="http://schemas.microsoft.com/office/drawing/2017/model3d" xmlns:o="urn:schemas-microsoft-com:office:office" xmlns:oel="http://schemas.microsoft.com/office/2019/extlst" xmlns:r="http://schemas.openxmlformats.org/officeDocument/2006/relationships" xmlns:m="http://schemas.openxmlformats.org/officeDocument/2006/math" xmlns:v="urn:schemas-microsoft-com:vml" xmlns:wp14="http://schemas.microsoft.com/office/word/2010/wordprocessingDrawing" xmlns:wp="http://schemas.openxmlformats.org/drawingml/2006/wordprocessingDrawing" xmlns:w10="urn:schemas-microsoft-com:office:word" xmlns:w="http://schemas.openxmlformats.org/wordprocessingml/2006/main" xmlns:w14="http://schemas.microsoft.com/office/word/2010/wordml" xmlns:w15="http://schemas.microsoft.com/office/word/2012/wordml" xmlns:w16cex="http://schemas.microsoft.com/office/word/2018/wordml/cex" xmlns:w16cid="http://schemas.microsoft.com/office/word/2016/wordml/cid" xmlns:w16="http://schemas.microsoft.com/office/word/2018/wordml" xmlns:w16du="http://schemas.microsoft.com/office/word/2023/wordml/word16du" xmlns:w16sdtdh="http://schemas.microsoft.com/office/word/2020/wordml/sdtdatahash" xmlns:w16se="http://schemas.microsoft.com/office/word/2015/wordml/symex" xmlns:wpg="http://schemas.microsoft.com/office/word/2010/wordprocessingGroup" xmlns:wpi="http://schemas.microsoft.com/office/word/2010/wordprocessingInk" xmlns:wne="http://schemas.microsoft.com/office/word/2006/wordml" xmlns:wps="http://schemas.microsoft.com/office/word/2010/wordprocessingShape" mc:Ignorable="w14 w15 w16se w16cid w16 w16cex w16sdtdh w16du wp14">
   <w:p>
     <w:pPr>
       <w:pStyle w:val="Footer"/>
@@ -13759,12 +13772,12 @@
           </w:drawing>
         </mc:Choice>
         <mc:Fallback>
-          <w:pict w14:anchorId="20496771">
-            <v:shapetype id="_x0000_t202" coordsize="21600,21600" o:spt="202" path="m,l,21600r21600,l21600,xe" w14:anchorId="1A964334">
+          <w:pict>
+            <v:shapetype w14:anchorId="1A964334" id="_x0000_t202" coordsize="21600,21600" o:spt="202" path="m,l,21600r21600,l21600,xe">
               <v:stroke joinstyle="miter"/>
               <v:path gradientshapeok="t" o:connecttype="rect"/>
             </v:shapetype>
-            <v:shape id="Text Box 2" style="position:absolute;margin-left:262pt;margin-top:-28.8pt;width:255pt;height:120pt;z-index:251661312;visibility:visible;mso-wrap-style:square;mso-width-percent:0;mso-height-percent:0;mso-wrap-distance-left:9pt;mso-wrap-distance-top:3.6pt;mso-wrap-distance-right:9pt;mso-wrap-distance-bottom:3.6pt;mso-position-horizontal:absolute;mso-position-horizontal-relative:text;mso-position-vertical:absolute;mso-position-vertical-relative:text;mso-width-percent:0;mso-height-percent:0;mso-width-relative:margin;mso-height-relative:margin;v-text-anchor:top" o:spid="_x0000_s1028" filled="f" stroked="f" type="#_x0000_t202" o:gfxdata="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">
+            <v:shape id="Text Box 2" o:spid="_x0000_s1028" type="#_x0000_t202" style="position:absolute;margin-left:262pt;margin-top:-28.8pt;width:255pt;height:120pt;z-index:251661312;visibility:visible;mso-wrap-style:square;mso-width-percent:0;mso-height-percent:0;mso-wrap-distance-left:9pt;mso-wrap-distance-top:3.6pt;mso-wrap-distance-right:9pt;mso-wrap-distance-bottom:3.6pt;mso-position-horizontal:absolute;mso-position-horizontal-relative:text;mso-position-vertical:absolute;mso-position-vertical-relative:text;mso-width-percent:0;mso-height-percent:0;mso-width-relative:margin;mso-height-relative:margin;v-text-anchor:top" o:gfxdata="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" filled="f" stroked="f">
               <v:textbox>
                 <w:txbxContent>
                   <w:p>
@@ -13958,7 +13971,7 @@
             </wp:anchor>
           </w:drawing>
         </mc:Choice>
-        <mc:Fallback>
+        <mc:Fallback xmlns:a="http://schemas.openxmlformats.org/drawingml/2006/main">
           <w:pict w14:anchorId="6B868E47">
             <v:group id="Group 4" style="position:absolute;margin-left:0;margin-top:-29.7pt;width:620.85pt;height:86.9pt;z-index:251659264;mso-position-horizontal:left;mso-position-horizontal-relative:page;mso-height-relative:margin" coordsize="78848,12229" o:spid="_x0000_s1026" w14:anchorId="65A777DD" o:gfxdata="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">
               <v:rect id="Rectangle 2" style="position:absolute;left:23988;top:7003;width:54860;height:4276;visibility:visible;mso-wrap-style:square;v-text-anchor:middle" o:spid="_x0000_s1027" fillcolor="#0c83c4" stroked="f" strokeweight="1pt" o:gfxdata="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"/>
@@ -14085,7 +14098,7 @@
         <w:ind w:left="720" w:hanging="360"/>
       </w:pPr>
       <w:rPr>
-        <w:rFonts w:hint="default" w:ascii="Symbol" w:hAnsi="Symbol"/>
+        <w:rFonts w:ascii="Symbol" w:hAnsi="Symbol" w:hint="default"/>
       </w:rPr>
     </w:lvl>
     <w:lvl w:ilvl="1" w:tplc="04090003" w:tentative="1">
@@ -14097,7 +14110,7 @@
         <w:ind w:left="1440" w:hanging="360"/>
       </w:pPr>
       <w:rPr>
-        <w:rFonts w:hint="default" w:ascii="Courier New" w:hAnsi="Courier New" w:cs="Courier New"/>
+        <w:rFonts w:ascii="Courier New" w:hAnsi="Courier New" w:cs="Courier New" w:hint="default"/>
       </w:rPr>
     </w:lvl>
     <w:lvl w:ilvl="2" w:tplc="04090005" w:tentative="1">
@@ -14109,7 +14122,7 @@
         <w:ind w:left="2160" w:hanging="360"/>
       </w:pPr>
       <w:rPr>
-        <w:rFonts w:hint="default" w:ascii="Wingdings" w:hAnsi="Wingdings"/>
+        <w:rFonts w:ascii="Wingdings" w:hAnsi="Wingdings" w:hint="default"/>
       </w:rPr>
     </w:lvl>
     <w:lvl w:ilvl="3" w:tplc="04090001" w:tentative="1">
@@ -14121,7 +14134,7 @@
         <w:ind w:left="2880" w:hanging="360"/>
       </w:pPr>
       <w:rPr>
-        <w:rFonts w:hint="default" w:ascii="Symbol" w:hAnsi="Symbol"/>
+        <w:rFonts w:ascii="Symbol" w:hAnsi="Symbol" w:hint="default"/>
       </w:rPr>
     </w:lvl>
     <w:lvl w:ilvl="4" w:tplc="04090003" w:tentative="1">
@@ -14133,7 +14146,7 @@
         <w:ind w:left="3600" w:hanging="360"/>
       </w:pPr>
       <w:rPr>
-        <w:rFonts w:hint="default" w:ascii="Courier New" w:hAnsi="Courier New" w:cs="Courier New"/>
+        <w:rFonts w:ascii="Courier New" w:hAnsi="Courier New" w:cs="Courier New" w:hint="default"/>
       </w:rPr>
     </w:lvl>
     <w:lvl w:ilvl="5" w:tplc="04090005" w:tentative="1">
@@ -14145,7 +14158,7 @@
         <w:ind w:left="4320" w:hanging="360"/>
       </w:pPr>
       <w:rPr>
-        <w:rFonts w:hint="default" w:ascii="Wingdings" w:hAnsi="Wingdings"/>
+        <w:rFonts w:ascii="Wingdings" w:hAnsi="Wingdings" w:hint="default"/>
       </w:rPr>
     </w:lvl>
     <w:lvl w:ilvl="6" w:tplc="04090001" w:tentative="1">
@@ -14157,7 +14170,7 @@
         <w:ind w:left="5040" w:hanging="360"/>
       </w:pPr>
       <w:rPr>
-        <w:rFonts w:hint="default" w:ascii="Symbol" w:hAnsi="Symbol"/>
+        <w:rFonts w:ascii="Symbol" w:hAnsi="Symbol" w:hint="default"/>
       </w:rPr>
     </w:lvl>
     <w:lvl w:ilvl="7" w:tplc="04090003" w:tentative="1">
@@ -14169,7 +14182,7 @@
         <w:ind w:left="5760" w:hanging="360"/>
       </w:pPr>
       <w:rPr>
-        <w:rFonts w:hint="default" w:ascii="Courier New" w:hAnsi="Courier New" w:cs="Courier New"/>
+        <w:rFonts w:ascii="Courier New" w:hAnsi="Courier New" w:cs="Courier New" w:hint="default"/>
       </w:rPr>
     </w:lvl>
     <w:lvl w:ilvl="8" w:tplc="04090005" w:tentative="1">
@@ -14181,7 +14194,7 @@
         <w:ind w:left="6480" w:hanging="360"/>
       </w:pPr>
       <w:rPr>
-        <w:rFonts w:hint="default" w:ascii="Wingdings" w:hAnsi="Wingdings"/>
+        <w:rFonts w:ascii="Wingdings" w:hAnsi="Wingdings" w:hint="default"/>
       </w:rPr>
     </w:lvl>
   </w:abstractNum>
@@ -14198,7 +14211,7 @@
         <w:ind w:left="720" w:hanging="360"/>
       </w:pPr>
       <w:rPr>
-        <w:rFonts w:hint="default" w:ascii="Symbol" w:hAnsi="Symbol"/>
+        <w:rFonts w:ascii="Symbol" w:hAnsi="Symbol" w:hint="default"/>
       </w:rPr>
     </w:lvl>
     <w:lvl w:ilvl="1" w:tplc="04090003">
@@ -14210,7 +14223,7 @@
         <w:ind w:left="1440" w:hanging="360"/>
       </w:pPr>
       <w:rPr>
-        <w:rFonts w:hint="default" w:ascii="Courier New" w:hAnsi="Courier New" w:cs="Courier New"/>
+        <w:rFonts w:ascii="Courier New" w:hAnsi="Courier New" w:cs="Courier New" w:hint="default"/>
       </w:rPr>
     </w:lvl>
     <w:lvl w:ilvl="2" w:tplc="04090005" w:tentative="1">
@@ -14222,7 +14235,7 @@
         <w:ind w:left="2160" w:hanging="360"/>
       </w:pPr>
       <w:rPr>
-        <w:rFonts w:hint="default" w:ascii="Wingdings" w:hAnsi="Wingdings"/>
+        <w:rFonts w:ascii="Wingdings" w:hAnsi="Wingdings" w:hint="default"/>
       </w:rPr>
     </w:lvl>
     <w:lvl w:ilvl="3" w:tplc="04090001" w:tentative="1">
@@ -14234,7 +14247,7 @@
         <w:ind w:left="2880" w:hanging="360"/>
       </w:pPr>
       <w:rPr>
-        <w:rFonts w:hint="default" w:ascii="Symbol" w:hAnsi="Symbol"/>
+        <w:rFonts w:ascii="Symbol" w:hAnsi="Symbol" w:hint="default"/>
       </w:rPr>
     </w:lvl>
     <w:lvl w:ilvl="4" w:tplc="04090003" w:tentative="1">
@@ -14246,7 +14259,7 @@
         <w:ind w:left="3600" w:hanging="360"/>
       </w:pPr>
       <w:rPr>
-        <w:rFonts w:hint="default" w:ascii="Courier New" w:hAnsi="Courier New" w:cs="Courier New"/>
+        <w:rFonts w:ascii="Courier New" w:hAnsi="Courier New" w:cs="Courier New" w:hint="default"/>
       </w:rPr>
     </w:lvl>
     <w:lvl w:ilvl="5" w:tplc="04090005" w:tentative="1">
@@ -14258,7 +14271,7 @@
         <w:ind w:left="4320" w:hanging="360"/>
       </w:pPr>
       <w:rPr>
-        <w:rFonts w:hint="default" w:ascii="Wingdings" w:hAnsi="Wingdings"/>
+        <w:rFonts w:ascii="Wingdings" w:hAnsi="Wingdings" w:hint="default"/>
       </w:rPr>
     </w:lvl>
     <w:lvl w:ilvl="6" w:tplc="04090001" w:tentative="1">
@@ -14270,7 +14283,7 @@
         <w:ind w:left="5040" w:hanging="360"/>
       </w:pPr>
       <w:rPr>
-        <w:rFonts w:hint="default" w:ascii="Symbol" w:hAnsi="Symbol"/>
+        <w:rFonts w:ascii="Symbol" w:hAnsi="Symbol" w:hint="default"/>
       </w:rPr>
     </w:lvl>
     <w:lvl w:ilvl="7" w:tplc="04090003" w:tentative="1">
@@ -14282,7 +14295,7 @@
         <w:ind w:left="5760" w:hanging="360"/>
       </w:pPr>
       <w:rPr>
-        <w:rFonts w:hint="default" w:ascii="Courier New" w:hAnsi="Courier New" w:cs="Courier New"/>
+        <w:rFonts w:ascii="Courier New" w:hAnsi="Courier New" w:cs="Courier New" w:hint="default"/>
       </w:rPr>
     </w:lvl>
     <w:lvl w:ilvl="8" w:tplc="04090005" w:tentative="1">
@@ -14294,7 +14307,7 @@
         <w:ind w:left="6480" w:hanging="360"/>
       </w:pPr>
       <w:rPr>
-        <w:rFonts w:hint="default" w:ascii="Wingdings" w:hAnsi="Wingdings"/>
+        <w:rFonts w:ascii="Wingdings" w:hAnsi="Wingdings" w:hint="default"/>
       </w:rPr>
     </w:lvl>
   </w:abstractNum>
@@ -14513,7 +14526,7 @@
         <w:ind w:left="720" w:hanging="360"/>
       </w:pPr>
       <w:rPr>
-        <w:rFonts w:hint="default" w:ascii="Symbol" w:hAnsi="Symbol"/>
+        <w:rFonts w:ascii="Symbol" w:hAnsi="Symbol" w:hint="default"/>
         <w:sz w:val="20"/>
       </w:rPr>
     </w:lvl>
@@ -14529,7 +14542,7 @@
         <w:ind w:left="1440" w:hanging="360"/>
       </w:pPr>
       <w:rPr>
-        <w:rFonts w:hint="default" w:ascii="Courier New" w:hAnsi="Courier New"/>
+        <w:rFonts w:ascii="Courier New" w:hAnsi="Courier New" w:hint="default"/>
         <w:sz w:val="20"/>
       </w:rPr>
     </w:lvl>
@@ -14545,7 +14558,7 @@
         <w:ind w:left="2160" w:hanging="360"/>
       </w:pPr>
       <w:rPr>
-        <w:rFonts w:hint="default" w:ascii="Wingdings" w:hAnsi="Wingdings"/>
+        <w:rFonts w:ascii="Wingdings" w:hAnsi="Wingdings" w:hint="default"/>
         <w:sz w:val="20"/>
       </w:rPr>
     </w:lvl>
@@ -14561,7 +14574,7 @@
         <w:ind w:left="2880" w:hanging="360"/>
       </w:pPr>
       <w:rPr>
-        <w:rFonts w:hint="default" w:ascii="Wingdings" w:hAnsi="Wingdings"/>
+        <w:rFonts w:ascii="Wingdings" w:hAnsi="Wingdings" w:hint="default"/>
         <w:sz w:val="20"/>
       </w:rPr>
     </w:lvl>
@@ -14577,7 +14590,7 @@
         <w:ind w:left="3600" w:hanging="360"/>
       </w:pPr>
       <w:rPr>
-        <w:rFonts w:hint="default" w:ascii="Wingdings" w:hAnsi="Wingdings"/>
+        <w:rFonts w:ascii="Wingdings" w:hAnsi="Wingdings" w:hint="default"/>
         <w:sz w:val="20"/>
       </w:rPr>
     </w:lvl>
@@ -14593,7 +14606,7 @@
         <w:ind w:left="4320" w:hanging="360"/>
       </w:pPr>
       <w:rPr>
-        <w:rFonts w:hint="default" w:ascii="Wingdings" w:hAnsi="Wingdings"/>
+        <w:rFonts w:ascii="Wingdings" w:hAnsi="Wingdings" w:hint="default"/>
         <w:sz w:val="20"/>
       </w:rPr>
     </w:lvl>
@@ -14609,7 +14622,7 @@
         <w:ind w:left="5040" w:hanging="360"/>
       </w:pPr>
       <w:rPr>
-        <w:rFonts w:hint="default" w:ascii="Wingdings" w:hAnsi="Wingdings"/>
+        <w:rFonts w:ascii="Wingdings" w:hAnsi="Wingdings" w:hint="default"/>
         <w:sz w:val="20"/>
       </w:rPr>
     </w:lvl>
@@ -14625,7 +14638,7 @@
         <w:ind w:left="5760" w:hanging="360"/>
       </w:pPr>
       <w:rPr>
-        <w:rFonts w:hint="default" w:ascii="Wingdings" w:hAnsi="Wingdings"/>
+        <w:rFonts w:ascii="Wingdings" w:hAnsi="Wingdings" w:hint="default"/>
         <w:sz w:val="20"/>
       </w:rPr>
     </w:lvl>
@@ -14641,7 +14654,7 @@
         <w:ind w:left="6480" w:hanging="360"/>
       </w:pPr>
       <w:rPr>
-        <w:rFonts w:hint="default" w:ascii="Wingdings" w:hAnsi="Wingdings"/>
+        <w:rFonts w:ascii="Wingdings" w:hAnsi="Wingdings" w:hint="default"/>
         <w:sz w:val="20"/>
       </w:rPr>
     </w:lvl>
@@ -14659,7 +14672,7 @@
         <w:ind w:left="720" w:hanging="360"/>
       </w:pPr>
       <w:rPr>
-        <w:rFonts w:hint="default" w:ascii="Symbol" w:hAnsi="Symbol"/>
+        <w:rFonts w:ascii="Symbol" w:hAnsi="Symbol" w:hint="default"/>
       </w:rPr>
     </w:lvl>
     <w:lvl w:ilvl="1" w:tplc="04090003" w:tentative="1">
@@ -14671,7 +14684,7 @@
         <w:ind w:left="1440" w:hanging="360"/>
       </w:pPr>
       <w:rPr>
-        <w:rFonts w:hint="default" w:ascii="Courier New" w:hAnsi="Courier New" w:cs="Courier New"/>
+        <w:rFonts w:ascii="Courier New" w:hAnsi="Courier New" w:cs="Courier New" w:hint="default"/>
       </w:rPr>
     </w:lvl>
     <w:lvl w:ilvl="2" w:tplc="04090005" w:tentative="1">
@@ -14683,7 +14696,7 @@
         <w:ind w:left="2160" w:hanging="360"/>
       </w:pPr>
       <w:rPr>
-        <w:rFonts w:hint="default" w:ascii="Wingdings" w:hAnsi="Wingdings"/>
+        <w:rFonts w:ascii="Wingdings" w:hAnsi="Wingdings" w:hint="default"/>
       </w:rPr>
     </w:lvl>
     <w:lvl w:ilvl="3" w:tplc="04090001" w:tentative="1">
@@ -14695,7 +14708,7 @@
         <w:ind w:left="2880" w:hanging="360"/>
       </w:pPr>
       <w:rPr>
-        <w:rFonts w:hint="default" w:ascii="Symbol" w:hAnsi="Symbol"/>
+        <w:rFonts w:ascii="Symbol" w:hAnsi="Symbol" w:hint="default"/>
       </w:rPr>
     </w:lvl>
     <w:lvl w:ilvl="4" w:tplc="04090003" w:tentative="1">
@@ -14707,7 +14720,7 @@
         <w:ind w:left="3600" w:hanging="360"/>
       </w:pPr>
       <w:rPr>
-        <w:rFonts w:hint="default" w:ascii="Courier New" w:hAnsi="Courier New" w:cs="Courier New"/>
+        <w:rFonts w:ascii="Courier New" w:hAnsi="Courier New" w:cs="Courier New" w:hint="default"/>
       </w:rPr>
     </w:lvl>
     <w:lvl w:ilvl="5" w:tplc="04090005" w:tentative="1">
@@ -14719,7 +14732,7 @@
         <w:ind w:left="4320" w:hanging="360"/>
       </w:pPr>
       <w:rPr>
-        <w:rFonts w:hint="default" w:ascii="Wingdings" w:hAnsi="Wingdings"/>
+        <w:rFonts w:ascii="Wingdings" w:hAnsi="Wingdings" w:hint="default"/>
       </w:rPr>
     </w:lvl>
     <w:lvl w:ilvl="6" w:tplc="04090001" w:tentative="1">
@@ -14731,7 +14744,7 @@
         <w:ind w:left="5040" w:hanging="360"/>
       </w:pPr>
       <w:rPr>
-        <w:rFonts w:hint="default" w:ascii="Symbol" w:hAnsi="Symbol"/>
+        <w:rFonts w:ascii="Symbol" w:hAnsi="Symbol" w:hint="default"/>
       </w:rPr>
     </w:lvl>
     <w:lvl w:ilvl="7" w:tplc="04090003" w:tentative="1">
@@ -14743,7 +14756,7 @@
         <w:ind w:left="5760" w:hanging="360"/>
       </w:pPr>
       <w:rPr>
-        <w:rFonts w:hint="default" w:ascii="Courier New" w:hAnsi="Courier New" w:cs="Courier New"/>
+        <w:rFonts w:ascii="Courier New" w:hAnsi="Courier New" w:cs="Courier New" w:hint="default"/>
       </w:rPr>
     </w:lvl>
     <w:lvl w:ilvl="8" w:tplc="04090005" w:tentative="1">
@@ -14755,7 +14768,7 @@
         <w:ind w:left="6480" w:hanging="360"/>
       </w:pPr>
       <w:rPr>
-        <w:rFonts w:hint="default" w:ascii="Wingdings" w:hAnsi="Wingdings"/>
+        <w:rFonts w:ascii="Wingdings" w:hAnsi="Wingdings" w:hint="default"/>
       </w:rPr>
     </w:lvl>
   </w:abstractNum>
@@ -14772,7 +14785,7 @@
         <w:ind w:left="720" w:hanging="360"/>
       </w:pPr>
       <w:rPr>
-        <w:rFonts w:hint="default" w:ascii="Symbol" w:hAnsi="Symbol"/>
+        <w:rFonts w:ascii="Symbol" w:hAnsi="Symbol" w:hint="default"/>
       </w:rPr>
     </w:lvl>
     <w:lvl w:ilvl="1" w:tplc="04090003" w:tentative="1">
@@ -14784,7 +14797,7 @@
         <w:ind w:left="1440" w:hanging="360"/>
       </w:pPr>
       <w:rPr>
-        <w:rFonts w:hint="default" w:ascii="Courier New" w:hAnsi="Courier New" w:cs="Courier New"/>
+        <w:rFonts w:ascii="Courier New" w:hAnsi="Courier New" w:cs="Courier New" w:hint="default"/>
       </w:rPr>
     </w:lvl>
     <w:lvl w:ilvl="2" w:tplc="04090005" w:tentative="1">
@@ -14796,7 +14809,7 @@
         <w:ind w:left="2160" w:hanging="360"/>
       </w:pPr>
       <w:rPr>
-        <w:rFonts w:hint="default" w:ascii="Wingdings" w:hAnsi="Wingdings"/>
+        <w:rFonts w:ascii="Wingdings" w:hAnsi="Wingdings" w:hint="default"/>
       </w:rPr>
     </w:lvl>
     <w:lvl w:ilvl="3" w:tplc="04090001" w:tentative="1">
@@ -14808,7 +14821,7 @@
         <w:ind w:left="2880" w:hanging="360"/>
       </w:pPr>
       <w:rPr>
-        <w:rFonts w:hint="default" w:ascii="Symbol" w:hAnsi="Symbol"/>
+        <w:rFonts w:ascii="Symbol" w:hAnsi="Symbol" w:hint="default"/>
       </w:rPr>
     </w:lvl>
     <w:lvl w:ilvl="4" w:tplc="04090003" w:tentative="1">
@@ -14820,7 +14833,7 @@
         <w:ind w:left="3600" w:hanging="360"/>
       </w:pPr>
       <w:rPr>
-        <w:rFonts w:hint="default" w:ascii="Courier New" w:hAnsi="Courier New" w:cs="Courier New"/>
+        <w:rFonts w:ascii="Courier New" w:hAnsi="Courier New" w:cs="Courier New" w:hint="default"/>
       </w:rPr>
     </w:lvl>
     <w:lvl w:ilvl="5" w:tplc="04090005" w:tentative="1">
@@ -14832,7 +14845,7 @@
         <w:ind w:left="4320" w:hanging="360"/>
       </w:pPr>
       <w:rPr>
-        <w:rFonts w:hint="default" w:ascii="Wingdings" w:hAnsi="Wingdings"/>
+        <w:rFonts w:ascii="Wingdings" w:hAnsi="Wingdings" w:hint="default"/>
       </w:rPr>
     </w:lvl>
     <w:lvl w:ilvl="6" w:tplc="04090001" w:tentative="1">
@@ -14844,7 +14857,7 @@
         <w:ind w:left="5040" w:hanging="360"/>
       </w:pPr>
       <w:rPr>
-        <w:rFonts w:hint="default" w:ascii="Symbol" w:hAnsi="Symbol"/>
+        <w:rFonts w:ascii="Symbol" w:hAnsi="Symbol" w:hint="default"/>
       </w:rPr>
     </w:lvl>
     <w:lvl w:ilvl="7" w:tplc="04090003" w:tentative="1">
@@ -14856,7 +14869,7 @@
         <w:ind w:left="5760" w:hanging="360"/>
       </w:pPr>
       <w:rPr>
-        <w:rFonts w:hint="default" w:ascii="Courier New" w:hAnsi="Courier New" w:cs="Courier New"/>
+        <w:rFonts w:ascii="Courier New" w:hAnsi="Courier New" w:cs="Courier New" w:hint="default"/>
       </w:rPr>
     </w:lvl>
     <w:lvl w:ilvl="8" w:tplc="04090005" w:tentative="1">
@@ -14868,7 +14881,7 @@
         <w:ind w:left="6480" w:hanging="360"/>
       </w:pPr>
       <w:rPr>
-        <w:rFonts w:hint="default" w:ascii="Wingdings" w:hAnsi="Wingdings"/>
+        <w:rFonts w:ascii="Wingdings" w:hAnsi="Wingdings" w:hint="default"/>
       </w:rPr>
     </w:lvl>
   </w:abstractNum>
@@ -14888,7 +14901,7 @@
         <w:ind w:left="720" w:hanging="360"/>
       </w:pPr>
       <w:rPr>
-        <w:rFonts w:hint="default" w:ascii="Symbol" w:hAnsi="Symbol"/>
+        <w:rFonts w:ascii="Symbol" w:hAnsi="Symbol" w:hint="default"/>
         <w:sz w:val="20"/>
       </w:rPr>
     </w:lvl>
@@ -14904,7 +14917,7 @@
         <w:ind w:left="1440" w:hanging="360"/>
       </w:pPr>
       <w:rPr>
-        <w:rFonts w:hint="default" w:ascii="Courier New" w:hAnsi="Courier New"/>
+        <w:rFonts w:ascii="Courier New" w:hAnsi="Courier New" w:hint="default"/>
         <w:sz w:val="20"/>
       </w:rPr>
     </w:lvl>
@@ -14920,7 +14933,7 @@
         <w:ind w:left="2160" w:hanging="360"/>
       </w:pPr>
       <w:rPr>
-        <w:rFonts w:hint="default" w:ascii="Wingdings" w:hAnsi="Wingdings"/>
+        <w:rFonts w:ascii="Wingdings" w:hAnsi="Wingdings" w:hint="default"/>
         <w:sz w:val="20"/>
       </w:rPr>
     </w:lvl>
@@ -14936,7 +14949,7 @@
         <w:ind w:left="2880" w:hanging="360"/>
       </w:pPr>
       <w:rPr>
-        <w:rFonts w:hint="default" w:ascii="Wingdings" w:hAnsi="Wingdings"/>
+        <w:rFonts w:ascii="Wingdings" w:hAnsi="Wingdings" w:hint="default"/>
         <w:sz w:val="20"/>
       </w:rPr>
     </w:lvl>
@@ -14952,7 +14965,7 @@
         <w:ind w:left="3600" w:hanging="360"/>
       </w:pPr>
       <w:rPr>
-        <w:rFonts w:hint="default" w:ascii="Wingdings" w:hAnsi="Wingdings"/>
+        <w:rFonts w:ascii="Wingdings" w:hAnsi="Wingdings" w:hint="default"/>
         <w:sz w:val="20"/>
       </w:rPr>
     </w:lvl>
@@ -14968,7 +14981,7 @@
         <w:ind w:left="4320" w:hanging="360"/>
       </w:pPr>
       <w:rPr>
-        <w:rFonts w:hint="default" w:ascii="Wingdings" w:hAnsi="Wingdings"/>
+        <w:rFonts w:ascii="Wingdings" w:hAnsi="Wingdings" w:hint="default"/>
         <w:sz w:val="20"/>
       </w:rPr>
     </w:lvl>
@@ -14984,7 +14997,7 @@
         <w:ind w:left="5040" w:hanging="360"/>
       </w:pPr>
       <w:rPr>
-        <w:rFonts w:hint="default" w:ascii="Wingdings" w:hAnsi="Wingdings"/>
+        <w:rFonts w:ascii="Wingdings" w:hAnsi="Wingdings" w:hint="default"/>
         <w:sz w:val="20"/>
       </w:rPr>
     </w:lvl>
@@ -15000,7 +15013,7 @@
         <w:ind w:left="5760" w:hanging="360"/>
       </w:pPr>
       <w:rPr>
-        <w:rFonts w:hint="default" w:ascii="Wingdings" w:hAnsi="Wingdings"/>
+        <w:rFonts w:ascii="Wingdings" w:hAnsi="Wingdings" w:hint="default"/>
         <w:sz w:val="20"/>
       </w:rPr>
     </w:lvl>
@@ -15016,7 +15029,7 @@
         <w:ind w:left="6480" w:hanging="360"/>
       </w:pPr>
       <w:rPr>
-        <w:rFonts w:hint="default" w:ascii="Wingdings" w:hAnsi="Wingdings"/>
+        <w:rFonts w:ascii="Wingdings" w:hAnsi="Wingdings" w:hint="default"/>
         <w:sz w:val="20"/>
       </w:rPr>
     </w:lvl>
@@ -15147,7 +15160,7 @@
         <w:ind w:left="720" w:hanging="360"/>
       </w:pPr>
       <w:rPr>
-        <w:rFonts w:hint="default" w:ascii="Symbol" w:hAnsi="Symbol"/>
+        <w:rFonts w:ascii="Symbol" w:hAnsi="Symbol" w:hint="default"/>
       </w:rPr>
     </w:lvl>
     <w:lvl w:ilvl="1" w:tplc="04090003" w:tentative="1">
@@ -15159,7 +15172,7 @@
         <w:ind w:left="1440" w:hanging="360"/>
       </w:pPr>
       <w:rPr>
-        <w:rFonts w:hint="default" w:ascii="Courier New" w:hAnsi="Courier New" w:cs="Courier New"/>
+        <w:rFonts w:ascii="Courier New" w:hAnsi="Courier New" w:cs="Courier New" w:hint="default"/>
       </w:rPr>
     </w:lvl>
     <w:lvl w:ilvl="2" w:tplc="04090005" w:tentative="1">
@@ -15171,7 +15184,7 @@
         <w:ind w:left="2160" w:hanging="360"/>
       </w:pPr>
       <w:rPr>
-        <w:rFonts w:hint="default" w:ascii="Wingdings" w:hAnsi="Wingdings"/>
+        <w:rFonts w:ascii="Wingdings" w:hAnsi="Wingdings" w:hint="default"/>
       </w:rPr>
     </w:lvl>
     <w:lvl w:ilvl="3" w:tplc="04090001" w:tentative="1">
@@ -15183,7 +15196,7 @@
         <w:ind w:left="2880" w:hanging="360"/>
       </w:pPr>
       <w:rPr>
-        <w:rFonts w:hint="default" w:ascii="Symbol" w:hAnsi="Symbol"/>
+        <w:rFonts w:ascii="Symbol" w:hAnsi="Symbol" w:hint="default"/>
       </w:rPr>
     </w:lvl>
     <w:lvl w:ilvl="4" w:tplc="04090003" w:tentative="1">
@@ -15195,7 +15208,7 @@
         <w:ind w:left="3600" w:hanging="360"/>
       </w:pPr>
       <w:rPr>
-        <w:rFonts w:hint="default" w:ascii="Courier New" w:hAnsi="Courier New" w:cs="Courier New"/>
+        <w:rFonts w:ascii="Courier New" w:hAnsi="Courier New" w:cs="Courier New" w:hint="default"/>
       </w:rPr>
     </w:lvl>
     <w:lvl w:ilvl="5" w:tplc="04090005" w:tentative="1">
@@ -15207,7 +15220,7 @@
         <w:ind w:left="4320" w:hanging="360"/>
       </w:pPr>
       <w:rPr>
-        <w:rFonts w:hint="default" w:ascii="Wingdings" w:hAnsi="Wingdings"/>
+        <w:rFonts w:ascii="Wingdings" w:hAnsi="Wingdings" w:hint="default"/>
       </w:rPr>
     </w:lvl>
     <w:lvl w:ilvl="6" w:tplc="04090001" w:tentative="1">
@@ -15219,7 +15232,7 @@
         <w:ind w:left="5040" w:hanging="360"/>
       </w:pPr>
       <w:rPr>
-        <w:rFonts w:hint="default" w:ascii="Symbol" w:hAnsi="Symbol"/>
+        <w:rFonts w:ascii="Symbol" w:hAnsi="Symbol" w:hint="default"/>
       </w:rPr>
     </w:lvl>
     <w:lvl w:ilvl="7" w:tplc="04090003" w:tentative="1">
@@ -15231,7 +15244,7 @@
         <w:ind w:left="5760" w:hanging="360"/>
       </w:pPr>
       <w:rPr>
-        <w:rFonts w:hint="default" w:ascii="Courier New" w:hAnsi="Courier New" w:cs="Courier New"/>
+        <w:rFonts w:ascii="Courier New" w:hAnsi="Courier New" w:cs="Courier New" w:hint="default"/>
       </w:rPr>
     </w:lvl>
     <w:lvl w:ilvl="8" w:tplc="04090005" w:tentative="1">
@@ -15243,7 +15256,7 @@
         <w:ind w:left="6480" w:hanging="360"/>
       </w:pPr>
       <w:rPr>
-        <w:rFonts w:hint="default" w:ascii="Wingdings" w:hAnsi="Wingdings"/>
+        <w:rFonts w:ascii="Wingdings" w:hAnsi="Wingdings" w:hint="default"/>
       </w:rPr>
     </w:lvl>
   </w:abstractNum>
@@ -15263,7 +15276,7 @@
         <w:ind w:left="720" w:hanging="360"/>
       </w:pPr>
       <w:rPr>
-        <w:rFonts w:hint="default" w:ascii="Symbol" w:hAnsi="Symbol"/>
+        <w:rFonts w:ascii="Symbol" w:hAnsi="Symbol" w:hint="default"/>
         <w:sz w:val="20"/>
       </w:rPr>
     </w:lvl>
@@ -15279,7 +15292,7 @@
         <w:ind w:left="1440" w:hanging="360"/>
       </w:pPr>
       <w:rPr>
-        <w:rFonts w:hint="default" w:ascii="Courier New" w:hAnsi="Courier New"/>
+        <w:rFonts w:ascii="Courier New" w:hAnsi="Courier New" w:hint="default"/>
         <w:sz w:val="20"/>
       </w:rPr>
     </w:lvl>
@@ -15295,7 +15308,7 @@
         <w:ind w:left="2160" w:hanging="360"/>
       </w:pPr>
       <w:rPr>
-        <w:rFonts w:hint="default" w:ascii="Wingdings" w:hAnsi="Wingdings"/>
+        <w:rFonts w:ascii="Wingdings" w:hAnsi="Wingdings" w:hint="default"/>
         <w:sz w:val="20"/>
       </w:rPr>
     </w:lvl>
@@ -15311,7 +15324,7 @@
         <w:ind w:left="2880" w:hanging="360"/>
       </w:pPr>
       <w:rPr>
-        <w:rFonts w:hint="default" w:ascii="Wingdings" w:hAnsi="Wingdings"/>
+        <w:rFonts w:ascii="Wingdings" w:hAnsi="Wingdings" w:hint="default"/>
         <w:sz w:val="20"/>
       </w:rPr>
     </w:lvl>
@@ -15327,7 +15340,7 @@
         <w:ind w:left="3600" w:hanging="360"/>
       </w:pPr>
       <w:rPr>
-        <w:rFonts w:hint="default" w:ascii="Wingdings" w:hAnsi="Wingdings"/>
+        <w:rFonts w:ascii="Wingdings" w:hAnsi="Wingdings" w:hint="default"/>
         <w:sz w:val="20"/>
       </w:rPr>
     </w:lvl>
@@ -15343,7 +15356,7 @@
         <w:ind w:left="4320" w:hanging="360"/>
       </w:pPr>
       <w:rPr>
-        <w:rFonts w:hint="default" w:ascii="Wingdings" w:hAnsi="Wingdings"/>
+        <w:rFonts w:ascii="Wingdings" w:hAnsi="Wingdings" w:hint="default"/>
         <w:sz w:val="20"/>
       </w:rPr>
     </w:lvl>
@@ -15359,7 +15372,7 @@
         <w:ind w:left="5040" w:hanging="360"/>
       </w:pPr>
       <w:rPr>
-        <w:rFonts w:hint="default" w:ascii="Wingdings" w:hAnsi="Wingdings"/>
+        <w:rFonts w:ascii="Wingdings" w:hAnsi="Wingdings" w:hint="default"/>
         <w:sz w:val="20"/>
       </w:rPr>
     </w:lvl>
@@ -15375,7 +15388,7 @@
         <w:ind w:left="5760" w:hanging="360"/>
       </w:pPr>
       <w:rPr>
-        <w:rFonts w:hint="default" w:ascii="Wingdings" w:hAnsi="Wingdings"/>
+        <w:rFonts w:ascii="Wingdings" w:hAnsi="Wingdings" w:hint="default"/>
         <w:sz w:val="20"/>
       </w:rPr>
     </w:lvl>
@@ -15391,7 +15404,7 @@
         <w:ind w:left="6480" w:hanging="360"/>
       </w:pPr>
       <w:rPr>
-        <w:rFonts w:hint="default" w:ascii="Wingdings" w:hAnsi="Wingdings"/>
+        <w:rFonts w:ascii="Wingdings" w:hAnsi="Wingdings" w:hint="default"/>
         <w:sz w:val="20"/>
       </w:rPr>
     </w:lvl>
@@ -15498,7 +15511,7 @@
         <w:ind w:left="720" w:hanging="360"/>
       </w:pPr>
       <w:rPr>
-        <w:rFonts w:hint="default" w:ascii="Symbol" w:hAnsi="Symbol"/>
+        <w:rFonts w:ascii="Symbol" w:hAnsi="Symbol" w:hint="default"/>
         <w:sz w:val="20"/>
       </w:rPr>
     </w:lvl>
@@ -15514,7 +15527,7 @@
         <w:ind w:left="1440" w:hanging="360"/>
       </w:pPr>
       <w:rPr>
-        <w:rFonts w:hint="default" w:ascii="Courier New" w:hAnsi="Courier New"/>
+        <w:rFonts w:ascii="Courier New" w:hAnsi="Courier New" w:hint="default"/>
         <w:sz w:val="20"/>
       </w:rPr>
     </w:lvl>
@@ -15530,7 +15543,7 @@
         <w:ind w:left="2160" w:hanging="360"/>
       </w:pPr>
       <w:rPr>
-        <w:rFonts w:hint="default" w:ascii="Wingdings" w:hAnsi="Wingdings"/>
+        <w:rFonts w:ascii="Wingdings" w:hAnsi="Wingdings" w:hint="default"/>
         <w:sz w:val="20"/>
       </w:rPr>
     </w:lvl>
@@ -15546,7 +15559,7 @@
         <w:ind w:left="2880" w:hanging="360"/>
       </w:pPr>
       <w:rPr>
-        <w:rFonts w:hint="default" w:ascii="Wingdings" w:hAnsi="Wingdings"/>
+        <w:rFonts w:ascii="Wingdings" w:hAnsi="Wingdings" w:hint="default"/>
         <w:sz w:val="20"/>
       </w:rPr>
     </w:lvl>
@@ -15562,7 +15575,7 @@
         <w:ind w:left="3600" w:hanging="360"/>
       </w:pPr>
       <w:rPr>
-        <w:rFonts w:hint="default" w:ascii="Wingdings" w:hAnsi="Wingdings"/>
+        <w:rFonts w:ascii="Wingdings" w:hAnsi="Wingdings" w:hint="default"/>
         <w:sz w:val="20"/>
       </w:rPr>
     </w:lvl>
@@ -15578,7 +15591,7 @@
         <w:ind w:left="4320" w:hanging="360"/>
       </w:pPr>
       <w:rPr>
-        <w:rFonts w:hint="default" w:ascii="Wingdings" w:hAnsi="Wingdings"/>
+        <w:rFonts w:ascii="Wingdings" w:hAnsi="Wingdings" w:hint="default"/>
         <w:sz w:val="20"/>
       </w:rPr>
     </w:lvl>
@@ -15594,7 +15607,7 @@
         <w:ind w:left="5040" w:hanging="360"/>
       </w:pPr>
       <w:rPr>
-        <w:rFonts w:hint="default" w:ascii="Wingdings" w:hAnsi="Wingdings"/>
+        <w:rFonts w:ascii="Wingdings" w:hAnsi="Wingdings" w:hint="default"/>
         <w:sz w:val="20"/>
       </w:rPr>
     </w:lvl>
@@ -15610,7 +15623,7 @@
         <w:ind w:left="5760" w:hanging="360"/>
       </w:pPr>
       <w:rPr>
-        <w:rFonts w:hint="default" w:ascii="Wingdings" w:hAnsi="Wingdings"/>
+        <w:rFonts w:ascii="Wingdings" w:hAnsi="Wingdings" w:hint="default"/>
         <w:sz w:val="20"/>
       </w:rPr>
     </w:lvl>
@@ -15626,7 +15639,7 @@
         <w:ind w:left="6480" w:hanging="360"/>
       </w:pPr>
       <w:rPr>
-        <w:rFonts w:hint="default" w:ascii="Wingdings" w:hAnsi="Wingdings"/>
+        <w:rFonts w:ascii="Wingdings" w:hAnsi="Wingdings" w:hint="default"/>
         <w:sz w:val="20"/>
       </w:rPr>
     </w:lvl>
@@ -15858,7 +15871,7 @@
         <w:ind w:left="1440" w:hanging="360"/>
       </w:pPr>
       <w:rPr>
-        <w:rFonts w:hint="default" w:ascii="Courier New" w:hAnsi="Courier New" w:cs="Courier New"/>
+        <w:rFonts w:ascii="Courier New" w:hAnsi="Courier New" w:cs="Courier New" w:hint="default"/>
       </w:rPr>
     </w:lvl>
     <w:lvl w:ilvl="2" w:tplc="FFFFFFFF" w:tentative="1">
@@ -15870,7 +15883,7 @@
         <w:ind w:left="2160" w:hanging="360"/>
       </w:pPr>
       <w:rPr>
-        <w:rFonts w:hint="default" w:ascii="Wingdings" w:hAnsi="Wingdings"/>
+        <w:rFonts w:ascii="Wingdings" w:hAnsi="Wingdings" w:hint="default"/>
       </w:rPr>
     </w:lvl>
     <w:lvl w:ilvl="3" w:tplc="FFFFFFFF" w:tentative="1">
@@ -15882,7 +15895,7 @@
         <w:ind w:left="2880" w:hanging="360"/>
       </w:pPr>
       <w:rPr>
-        <w:rFonts w:hint="default" w:ascii="Symbol" w:hAnsi="Symbol"/>
+        <w:rFonts w:ascii="Symbol" w:hAnsi="Symbol" w:hint="default"/>
       </w:rPr>
     </w:lvl>
     <w:lvl w:ilvl="4" w:tplc="FFFFFFFF" w:tentative="1">
@@ -15894,7 +15907,7 @@
         <w:ind w:left="3600" w:hanging="360"/>
       </w:pPr>
       <w:rPr>
-        <w:rFonts w:hint="default" w:ascii="Courier New" w:hAnsi="Courier New" w:cs="Courier New"/>
+        <w:rFonts w:ascii="Courier New" w:hAnsi="Courier New" w:cs="Courier New" w:hint="default"/>
       </w:rPr>
     </w:lvl>
     <w:lvl w:ilvl="5" w:tplc="FFFFFFFF" w:tentative="1">
@@ -15906,7 +15919,7 @@
         <w:ind w:left="4320" w:hanging="360"/>
       </w:pPr>
       <w:rPr>
-        <w:rFonts w:hint="default" w:ascii="Wingdings" w:hAnsi="Wingdings"/>
+        <w:rFonts w:ascii="Wingdings" w:hAnsi="Wingdings" w:hint="default"/>
       </w:rPr>
     </w:lvl>
     <w:lvl w:ilvl="6" w:tplc="FFFFFFFF" w:tentative="1">
@@ -15918,7 +15931,7 @@
         <w:ind w:left="5040" w:hanging="360"/>
       </w:pPr>
       <w:rPr>
-        <w:rFonts w:hint="default" w:ascii="Symbol" w:hAnsi="Symbol"/>
+        <w:rFonts w:ascii="Symbol" w:hAnsi="Symbol" w:hint="default"/>
       </w:rPr>
     </w:lvl>
     <w:lvl w:ilvl="7" w:tplc="FFFFFFFF" w:tentative="1">
@@ -15930,7 +15943,7 @@
         <w:ind w:left="5760" w:hanging="360"/>
       </w:pPr>
       <w:rPr>
-        <w:rFonts w:hint="default" w:ascii="Courier New" w:hAnsi="Courier New" w:cs="Courier New"/>
+        <w:rFonts w:ascii="Courier New" w:hAnsi="Courier New" w:cs="Courier New" w:hint="default"/>
       </w:rPr>
     </w:lvl>
     <w:lvl w:ilvl="8" w:tplc="FFFFFFFF" w:tentative="1">
@@ -15942,7 +15955,7 @@
         <w:ind w:left="6480" w:hanging="360"/>
       </w:pPr>
       <w:rPr>
-        <w:rFonts w:hint="default" w:ascii="Wingdings" w:hAnsi="Wingdings"/>
+        <w:rFonts w:ascii="Wingdings" w:hAnsi="Wingdings" w:hint="default"/>
       </w:rPr>
     </w:lvl>
   </w:abstractNum>
@@ -15959,7 +15972,7 @@
         <w:ind w:left="720" w:hanging="360"/>
       </w:pPr>
       <w:rPr>
-        <w:rFonts w:hint="default" w:ascii="Symbol" w:hAnsi="Symbol"/>
+        <w:rFonts w:ascii="Symbol" w:hAnsi="Symbol" w:hint="default"/>
       </w:rPr>
     </w:lvl>
     <w:lvl w:ilvl="1" w:tplc="04090003" w:tentative="1">
@@ -15971,7 +15984,7 @@
         <w:ind w:left="1440" w:hanging="360"/>
       </w:pPr>
       <w:rPr>
-        <w:rFonts w:hint="default" w:ascii="Courier New" w:hAnsi="Courier New" w:cs="Courier New"/>
+        <w:rFonts w:ascii="Courier New" w:hAnsi="Courier New" w:cs="Courier New" w:hint="default"/>
       </w:rPr>
     </w:lvl>
     <w:lvl w:ilvl="2" w:tplc="04090005" w:tentative="1">
@@ -15983,7 +15996,7 @@
         <w:ind w:left="2160" w:hanging="360"/>
       </w:pPr>
       <w:rPr>
-        <w:rFonts w:hint="default" w:ascii="Wingdings" w:hAnsi="Wingdings"/>
+        <w:rFonts w:ascii="Wingdings" w:hAnsi="Wingdings" w:hint="default"/>
       </w:rPr>
     </w:lvl>
     <w:lvl w:ilvl="3" w:tplc="04090001" w:tentative="1">
@@ -15995,7 +16008,7 @@
         <w:ind w:left="2880" w:hanging="360"/>
       </w:pPr>
       <w:rPr>
-        <w:rFonts w:hint="default" w:ascii="Symbol" w:hAnsi="Symbol"/>
+        <w:rFonts w:ascii="Symbol" w:hAnsi="Symbol" w:hint="default"/>
       </w:rPr>
     </w:lvl>
     <w:lvl w:ilvl="4" w:tplc="04090003" w:tentative="1">
@@ -16007,7 +16020,7 @@
         <w:ind w:left="3600" w:hanging="360"/>
       </w:pPr>
       <w:rPr>
-        <w:rFonts w:hint="default" w:ascii="Courier New" w:hAnsi="Courier New" w:cs="Courier New"/>
+        <w:rFonts w:ascii="Courier New" w:hAnsi="Courier New" w:cs="Courier New" w:hint="default"/>
       </w:rPr>
     </w:lvl>
     <w:lvl w:ilvl="5" w:tplc="04090005" w:tentative="1">
@@ -16019,7 +16032,7 @@
         <w:ind w:left="4320" w:hanging="360"/>
       </w:pPr>
       <w:rPr>
-        <w:rFonts w:hint="default" w:ascii="Wingdings" w:hAnsi="Wingdings"/>
+        <w:rFonts w:ascii="Wingdings" w:hAnsi="Wingdings" w:hint="default"/>
       </w:rPr>
     </w:lvl>
     <w:lvl w:ilvl="6" w:tplc="04090001" w:tentative="1">
@@ -16031,7 +16044,7 @@
         <w:ind w:left="5040" w:hanging="360"/>
       </w:pPr>
       <w:rPr>
-        <w:rFonts w:hint="default" w:ascii="Symbol" w:hAnsi="Symbol"/>
+        <w:rFonts w:ascii="Symbol" w:hAnsi="Symbol" w:hint="default"/>
       </w:rPr>
     </w:lvl>
     <w:lvl w:ilvl="7" w:tplc="04090003" w:tentative="1">
@@ -16043,7 +16056,7 @@
         <w:ind w:left="5760" w:hanging="360"/>
       </w:pPr>
       <w:rPr>
-        <w:rFonts w:hint="default" w:ascii="Courier New" w:hAnsi="Courier New" w:cs="Courier New"/>
+        <w:rFonts w:ascii="Courier New" w:hAnsi="Courier New" w:cs="Courier New" w:hint="default"/>
       </w:rPr>
     </w:lvl>
     <w:lvl w:ilvl="8" w:tplc="04090005" w:tentative="1">
@@ -16055,7 +16068,7 @@
         <w:ind w:left="6480" w:hanging="360"/>
       </w:pPr>
       <w:rPr>
-        <w:rFonts w:hint="default" w:ascii="Wingdings" w:hAnsi="Wingdings"/>
+        <w:rFonts w:ascii="Wingdings" w:hAnsi="Wingdings" w:hint="default"/>
       </w:rPr>
     </w:lvl>
   </w:abstractNum>
@@ -16115,11 +16128,11 @@
 
 <file path=word/people.xml><?xml version="1.0" encoding="utf-8"?>
 <w15:people xmlns:wpc="http://schemas.microsoft.com/office/word/2010/wordprocessingCanvas" xmlns:cx="http://schemas.microsoft.com/office/drawing/2014/chartex" xmlns:cx1="http://schemas.microsoft.com/office/drawing/2015/9/8/chartex" xmlns:cx2="http://schemas.microsoft.com/office/drawing/2015/10/21/chartex" xmlns:cx3="http://schemas.microsoft.com/office/drawing/2016/5/9/chartex" xmlns:cx4="http://schemas.microsoft.com/office/drawing/2016/5/10/chartex" xmlns:cx5="http://schemas.microsoft.com/office/drawing/2016/5/11/chartex" xmlns:cx6="http://schemas.microsoft.com/office/drawing/2016/5/12/chartex" xmlns:cx7="http://schemas.microsoft.com/office/drawing/2016/5/13/chartex" xmlns:cx8="http://schemas.microsoft.com/office/drawing/2016/5/14/chartex" xmlns:mc="http://schemas.openxmlformats.org/markup-compatibility/2006" xmlns:aink="http://schemas.microsoft.com/office/drawing/2016/ink" xmlns:am3d="http://schemas.microsoft.com/office/drawing/2017/model3d" xmlns:o="urn:schemas-microsoft-com:office:office" xmlns:oel="http://schemas.microsoft.com/office/2019/extlst" xmlns:r="http://schemas.openxmlformats.org/officeDocument/2006/relationships" xmlns:m="http://schemas.openxmlformats.org/officeDocument/2006/math" xmlns:v="urn:schemas-microsoft-com:vml" xmlns:wp14="http://schemas.microsoft.com/office/word/2010/wordprocessingDrawing" xmlns:wp="http://schemas.openxmlformats.org/drawingml/2006/wordprocessingDrawing" xmlns:w10="urn:schemas-microsoft-com:office:word" xmlns:w="http://schemas.openxmlformats.org/wordprocessingml/2006/main" xmlns:w14="http://schemas.microsoft.com/office/word/2010/wordml" xmlns:w15="http://schemas.microsoft.com/office/word/2012/wordml" xmlns:w16cex="http://schemas.microsoft.com/office/word/2018/wordml/cex" xmlns:w16cid="http://schemas.microsoft.com/office/word/2016/wordml/cid" xmlns:w16="http://schemas.microsoft.com/office/word/2018/wordml" xmlns:w16du="http://schemas.microsoft.com/office/word/2023/wordml/word16du" xmlns:w16sdtdh="http://schemas.microsoft.com/office/word/2020/wordml/sdtdatahash" xmlns:w16se="http://schemas.microsoft.com/office/word/2015/wordml/symex" xmlns:wpg="http://schemas.microsoft.com/office/word/2010/wordprocessingGroup" xmlns:wpi="http://schemas.microsoft.com/office/word/2010/wordprocessingInk" xmlns:wne="http://schemas.microsoft.com/office/word/2006/wordml" xmlns:wps="http://schemas.microsoft.com/office/word/2010/wordprocessingShape" mc:Ignorable="w14 w15 w16se w16cid w16 w16cex w16sdtdh w16du wp14">
+  <w15:person w15:author="bmeyer bmeyer">
+    <w15:presenceInfo w15:providerId="Windows Live" w15:userId="bd0dd052dcf49e10"/>
+  </w15:person>
   <w15:person w15:author="Jess Straub">
     <w15:presenceInfo w15:providerId="AD" w15:userId="S::jstraub@riverfocus.com::fd604640-6da9-4839-a4c2-34d3b3b35047"/>
-  </w15:person>
-  <w15:person w15:author="bmeyer bmeyer">
-    <w15:presenceInfo w15:providerId="Windows Live" w15:userId="bd0dd052dcf49e10"/>
   </w15:person>
   <w15:person w15:author="Brady Halvorson">
     <w15:presenceInfo w15:providerId="None" w15:userId="Brady Halvorson"/>
@@ -16128,11 +16141,11 @@
 </file>
 
 <file path=word/styles.xml><?xml version="1.0" encoding="utf-8"?>
-<w:styles xmlns:wp14="http://schemas.microsoft.com/office/word/2010/wordprocessingDrawing" xmlns:mc="http://schemas.openxmlformats.org/markup-compatibility/2006" xmlns:r="http://schemas.openxmlformats.org/officeDocument/2006/relationships" xmlns:w="http://schemas.openxmlformats.org/wordprocessingml/2006/main" xmlns:w14="http://schemas.microsoft.com/office/word/2010/wordml" xmlns:w15="http://schemas.microsoft.com/office/word/2012/wordml" xmlns:w16cex="http://schemas.microsoft.com/office/word/2018/wordml/cex" xmlns:w16cid="http://schemas.microsoft.com/office/word/2016/wordml/cid" xmlns:w16="http://schemas.microsoft.com/office/word/2018/wordml" xmlns:w16du="http://schemas.microsoft.com/office/word/2023/wordml/word16du" xmlns:w16sdtdh="http://schemas.microsoft.com/office/word/2020/wordml/sdtdatahash" xmlns:w16se="http://schemas.microsoft.com/office/word/2015/wordml/symex" mc:Ignorable="w14 w15 w16se w16cid w16 w16cex w16sdtdh w16du wp14">
+<w:styles xmlns:mc="http://schemas.openxmlformats.org/markup-compatibility/2006" xmlns:r="http://schemas.openxmlformats.org/officeDocument/2006/relationships" xmlns:w="http://schemas.openxmlformats.org/wordprocessingml/2006/main" xmlns:w14="http://schemas.microsoft.com/office/word/2010/wordml" xmlns:w15="http://schemas.microsoft.com/office/word/2012/wordml" xmlns:w16cex="http://schemas.microsoft.com/office/word/2018/wordml/cex" xmlns:w16cid="http://schemas.microsoft.com/office/word/2016/wordml/cid" xmlns:w16="http://schemas.microsoft.com/office/word/2018/wordml" xmlns:w16du="http://schemas.microsoft.com/office/word/2023/wordml/word16du" xmlns:w16sdtdh="http://schemas.microsoft.com/office/word/2020/wordml/sdtdatahash" xmlns:w16se="http://schemas.microsoft.com/office/word/2015/wordml/symex" mc:Ignorable="w14 w15 w16se w16cid w16 w16cex w16sdtdh w16du">
   <w:docDefaults>
     <w:rPrDefault>
       <w:rPr>
-        <w:rFonts w:asciiTheme="minorHAnsi" w:hAnsiTheme="minorHAnsi" w:eastAsiaTheme="minorEastAsia" w:cstheme="minorBidi"/>
+        <w:rFonts w:asciiTheme="minorHAnsi" w:eastAsiaTheme="minorEastAsia" w:hAnsiTheme="minorHAnsi" w:cstheme="minorBidi"/>
         <w:lang w:val="en-US" w:eastAsia="en-US" w:bidi="ar-SA"/>
       </w:rPr>
     </w:rPrDefault>
@@ -16145,14 +16158,14 @@
   <w:latentStyles w:defLockedState="0" w:defUIPriority="99" w:defSemiHidden="0" w:defUnhideWhenUsed="0" w:defQFormat="0" w:count="376">
     <w:lsdException w:name="Normal" w:uiPriority="0" w:qFormat="1"/>
     <w:lsdException w:name="heading 1" w:uiPriority="9" w:qFormat="1"/>
-    <w:lsdException w:name="heading 2" w:uiPriority="9" w:semiHidden="1" w:unhideWhenUsed="1" w:qFormat="1"/>
-    <w:lsdException w:name="heading 3" w:uiPriority="9" w:semiHidden="1" w:unhideWhenUsed="1" w:qFormat="1"/>
-    <w:lsdException w:name="heading 4" w:uiPriority="9" w:semiHidden="1" w:unhideWhenUsed="1" w:qFormat="1"/>
-    <w:lsdException w:name="heading 5" w:uiPriority="9" w:semiHidden="1" w:unhideWhenUsed="1" w:qFormat="1"/>
-    <w:lsdException w:name="heading 6" w:uiPriority="9" w:semiHidden="1" w:unhideWhenUsed="1" w:qFormat="1"/>
-    <w:lsdException w:name="heading 7" w:uiPriority="9" w:semiHidden="1" w:unhideWhenUsed="1" w:qFormat="1"/>
-    <w:lsdException w:name="heading 8" w:uiPriority="9" w:semiHidden="1" w:unhideWhenUsed="1" w:qFormat="1"/>
-    <w:lsdException w:name="heading 9" w:uiPriority="9" w:semiHidden="1" w:unhideWhenUsed="1" w:qFormat="1"/>
+    <w:lsdException w:name="heading 2" w:semiHidden="1" w:uiPriority="9" w:unhideWhenUsed="1" w:qFormat="1"/>
+    <w:lsdException w:name="heading 3" w:semiHidden="1" w:uiPriority="9" w:unhideWhenUsed="1" w:qFormat="1"/>
+    <w:lsdException w:name="heading 4" w:semiHidden="1" w:uiPriority="9" w:unhideWhenUsed="1" w:qFormat="1"/>
+    <w:lsdException w:name="heading 5" w:semiHidden="1" w:uiPriority="9" w:unhideWhenUsed="1" w:qFormat="1"/>
+    <w:lsdException w:name="heading 6" w:semiHidden="1" w:uiPriority="9" w:unhideWhenUsed="1" w:qFormat="1"/>
+    <w:lsdException w:name="heading 7" w:semiHidden="1" w:uiPriority="9" w:unhideWhenUsed="1" w:qFormat="1"/>
+    <w:lsdException w:name="heading 8" w:semiHidden="1" w:uiPriority="9" w:unhideWhenUsed="1" w:qFormat="1"/>
+    <w:lsdException w:name="heading 9" w:semiHidden="1" w:uiPriority="9" w:unhideWhenUsed="1" w:qFormat="1"/>
     <w:lsdException w:name="index 1" w:semiHidden="1" w:unhideWhenUsed="1"/>
     <w:lsdException w:name="index 2" w:semiHidden="1" w:unhideWhenUsed="1"/>
     <w:lsdException w:name="index 3" w:semiHidden="1" w:unhideWhenUsed="1"/>
@@ -16162,22 +16175,22 @@
     <w:lsdException w:name="index 7" w:semiHidden="1" w:unhideWhenUsed="1"/>
     <w:lsdException w:name="index 8" w:semiHidden="1" w:unhideWhenUsed="1"/>
     <w:lsdException w:name="index 9" w:semiHidden="1" w:unhideWhenUsed="1"/>
-    <w:lsdException w:name="toc 1" w:uiPriority="39" w:semiHidden="1" w:unhideWhenUsed="1"/>
-    <w:lsdException w:name="toc 2" w:uiPriority="39" w:semiHidden="1" w:unhideWhenUsed="1"/>
-    <w:lsdException w:name="toc 3" w:uiPriority="39" w:semiHidden="1" w:unhideWhenUsed="1"/>
-    <w:lsdException w:name="toc 4" w:uiPriority="39" w:semiHidden="1" w:unhideWhenUsed="1"/>
-    <w:lsdException w:name="toc 5" w:uiPriority="39" w:semiHidden="1" w:unhideWhenUsed="1"/>
-    <w:lsdException w:name="toc 6" w:uiPriority="39" w:semiHidden="1" w:unhideWhenUsed="1"/>
-    <w:lsdException w:name="toc 7" w:uiPriority="39" w:semiHidden="1" w:unhideWhenUsed="1"/>
-    <w:lsdException w:name="toc 8" w:uiPriority="39" w:semiHidden="1" w:unhideWhenUsed="1"/>
-    <w:lsdException w:name="toc 9" w:uiPriority="39" w:semiHidden="1" w:unhideWhenUsed="1"/>
+    <w:lsdException w:name="toc 1" w:semiHidden="1" w:uiPriority="39" w:unhideWhenUsed="1"/>
+    <w:lsdException w:name="toc 2" w:semiHidden="1" w:uiPriority="39" w:unhideWhenUsed="1"/>
+    <w:lsdException w:name="toc 3" w:semiHidden="1" w:uiPriority="39" w:unhideWhenUsed="1"/>
+    <w:lsdException w:name="toc 4" w:semiHidden="1" w:uiPriority="39" w:unhideWhenUsed="1"/>
+    <w:lsdException w:name="toc 5" w:semiHidden="1" w:uiPriority="39" w:unhideWhenUsed="1"/>
+    <w:lsdException w:name="toc 6" w:semiHidden="1" w:uiPriority="39" w:unhideWhenUsed="1"/>
+    <w:lsdException w:name="toc 7" w:semiHidden="1" w:uiPriority="39" w:unhideWhenUsed="1"/>
+    <w:lsdException w:name="toc 8" w:semiHidden="1" w:uiPriority="39" w:unhideWhenUsed="1"/>
+    <w:lsdException w:name="toc 9" w:semiHidden="1" w:uiPriority="39" w:unhideWhenUsed="1"/>
     <w:lsdException w:name="Normal Indent" w:semiHidden="1" w:unhideWhenUsed="1"/>
     <w:lsdException w:name="footnote text" w:semiHidden="1" w:unhideWhenUsed="1"/>
     <w:lsdException w:name="annotation text" w:semiHidden="1" w:unhideWhenUsed="1"/>
     <w:lsdException w:name="header" w:semiHidden="1" w:unhideWhenUsed="1"/>
     <w:lsdException w:name="footer" w:semiHidden="1" w:unhideWhenUsed="1"/>
     <w:lsdException w:name="index heading" w:semiHidden="1" w:unhideWhenUsed="1"/>
-    <w:lsdException w:name="caption" w:uiPriority="35" w:semiHidden="1" w:unhideWhenUsed="1" w:qFormat="1"/>
+    <w:lsdException w:name="caption" w:semiHidden="1" w:uiPriority="35" w:unhideWhenUsed="1" w:qFormat="1"/>
     <w:lsdException w:name="table of figures" w:semiHidden="1" w:unhideWhenUsed="1"/>
     <w:lsdException w:name="envelope address" w:semiHidden="1" w:unhideWhenUsed="1"/>
     <w:lsdException w:name="envelope return" w:semiHidden="1" w:unhideWhenUsed="1"/>
@@ -16208,7 +16221,7 @@
     <w:lsdException w:name="Title" w:uiPriority="10" w:qFormat="1"/>
     <w:lsdException w:name="Closing" w:semiHidden="1" w:unhideWhenUsed="1"/>
     <w:lsdException w:name="Signature" w:semiHidden="1" w:unhideWhenUsed="1"/>
-    <w:lsdException w:name="Default Paragraph Font" w:uiPriority="1" w:semiHidden="1" w:unhideWhenUsed="1"/>
+    <w:lsdException w:name="Default Paragraph Font" w:semiHidden="1" w:uiPriority="1" w:unhideWhenUsed="1"/>
     <w:lsdException w:name="Body Text" w:semiHidden="1" w:unhideWhenUsed="1"/>
     <w:lsdException w:name="Body Text Indent" w:semiHidden="1" w:unhideWhenUsed="1"/>
     <w:lsdException w:name="List Continue" w:semiHidden="1" w:unhideWhenUsed="1"/>
@@ -16408,8 +16421,8 @@
     <w:lsdException w:name="Subtle Reference" w:uiPriority="31" w:qFormat="1"/>
     <w:lsdException w:name="Intense Reference" w:uiPriority="32" w:qFormat="1"/>
     <w:lsdException w:name="Book Title" w:uiPriority="33" w:qFormat="1"/>
-    <w:lsdException w:name="Bibliography" w:uiPriority="37" w:semiHidden="1" w:unhideWhenUsed="1"/>
-    <w:lsdException w:name="TOC Heading" w:uiPriority="39" w:semiHidden="1" w:unhideWhenUsed="1" w:qFormat="1"/>
+    <w:lsdException w:name="Bibliography" w:semiHidden="1" w:uiPriority="37" w:unhideWhenUsed="1"/>
+    <w:lsdException w:name="TOC Heading" w:semiHidden="1" w:uiPriority="39" w:unhideWhenUsed="1" w:qFormat="1"/>
     <w:lsdException w:name="Plain Table 1" w:uiPriority="41"/>
     <w:lsdException w:name="Plain Table 2" w:uiPriority="42"/>
     <w:lsdException w:name="Plain Table 3" w:uiPriority="43"/>
@@ -16520,7 +16533,7 @@
     <w:lsdException w:name="Unresolved Mention" w:semiHidden="1" w:unhideWhenUsed="1"/>
     <w:lsdException w:name="Smart Link" w:semiHidden="1" w:unhideWhenUsed="1"/>
   </w:latentStyles>
-  <w:style w:type="paragraph" w:styleId="Normal" w:default="1">
+  <w:style w:type="paragraph" w:default="1" w:styleId="Normal">
     <w:name w:val="Normal"/>
     <w:qFormat/>
     <w:rsid w:val="007E10E3"/>
@@ -16535,10 +16548,10 @@
     <w:rsid w:val="00273CE3"/>
     <w:pPr>
       <w:pBdr>
-        <w:top w:val="single" w:color="156082" w:themeColor="accent1" w:sz="24" w:space="0"/>
-        <w:left w:val="single" w:color="156082" w:themeColor="accent1" w:sz="24" w:space="0"/>
-        <w:bottom w:val="single" w:color="156082" w:themeColor="accent1" w:sz="24" w:space="0"/>
-        <w:right w:val="single" w:color="156082" w:themeColor="accent1" w:sz="24" w:space="0"/>
+        <w:top w:val="single" w:sz="24" w:space="0" w:color="156082" w:themeColor="accent1"/>
+        <w:left w:val="single" w:sz="24" w:space="0" w:color="156082" w:themeColor="accent1"/>
+        <w:bottom w:val="single" w:sz="24" w:space="0" w:color="156082" w:themeColor="accent1"/>
+        <w:right w:val="single" w:sz="24" w:space="0" w:color="156082" w:themeColor="accent1"/>
       </w:pBdr>
       <w:shd w:val="clear" w:color="auto" w:fill="156082" w:themeFill="accent1"/>
       <w:spacing w:after="0"/>
@@ -16563,10 +16576,10 @@
     <w:rsid w:val="00273CE3"/>
     <w:pPr>
       <w:pBdr>
-        <w:top w:val="single" w:color="C1E4F5" w:themeColor="accent1" w:themeTint="33" w:sz="24" w:space="0"/>
-        <w:left w:val="single" w:color="C1E4F5" w:themeColor="accent1" w:themeTint="33" w:sz="24" w:space="0"/>
-        <w:bottom w:val="single" w:color="C1E4F5" w:themeColor="accent1" w:themeTint="33" w:sz="24" w:space="0"/>
-        <w:right w:val="single" w:color="C1E4F5" w:themeColor="accent1" w:themeTint="33" w:sz="24" w:space="0"/>
+        <w:top w:val="single" w:sz="24" w:space="0" w:color="C1E4F5" w:themeColor="accent1" w:themeTint="33"/>
+        <w:left w:val="single" w:sz="24" w:space="0" w:color="C1E4F5" w:themeColor="accent1" w:themeTint="33"/>
+        <w:bottom w:val="single" w:sz="24" w:space="0" w:color="C1E4F5" w:themeColor="accent1" w:themeTint="33"/>
+        <w:right w:val="single" w:sz="24" w:space="0" w:color="C1E4F5" w:themeColor="accent1" w:themeTint="33"/>
       </w:pBdr>
       <w:shd w:val="clear" w:color="auto" w:fill="C1E4F5" w:themeFill="accent1" w:themeFillTint="33"/>
       <w:spacing w:after="0"/>
@@ -16588,7 +16601,7 @@
     <w:rsid w:val="00273CE3"/>
     <w:pPr>
       <w:pBdr>
-        <w:top w:val="single" w:color="156082" w:themeColor="accent1" w:sz="6" w:space="2"/>
+        <w:top w:val="single" w:sz="6" w:space="2" w:color="156082" w:themeColor="accent1"/>
       </w:pBdr>
       <w:spacing w:before="300" w:after="0"/>
       <w:outlineLvl w:val="2"/>
@@ -16610,7 +16623,7 @@
     <w:rsid w:val="00273CE3"/>
     <w:pPr>
       <w:pBdr>
-        <w:top w:val="dotted" w:color="156082" w:themeColor="accent1" w:sz="6" w:space="2"/>
+        <w:top w:val="dotted" w:sz="6" w:space="2" w:color="156082" w:themeColor="accent1"/>
       </w:pBdr>
       <w:spacing w:before="200" w:after="0"/>
       <w:outlineLvl w:val="3"/>
@@ -16633,7 +16646,7 @@
     <w:rsid w:val="00273CE3"/>
     <w:pPr>
       <w:pBdr>
-        <w:bottom w:val="single" w:color="156082" w:themeColor="accent1" w:sz="6" w:space="1"/>
+        <w:bottom w:val="single" w:sz="6" w:space="1" w:color="156082" w:themeColor="accent1"/>
       </w:pBdr>
       <w:spacing w:before="200" w:after="0"/>
       <w:outlineLvl w:val="4"/>
@@ -16656,7 +16669,7 @@
     <w:rsid w:val="00273CE3"/>
     <w:pPr>
       <w:pBdr>
-        <w:bottom w:val="dotted" w:color="156082" w:themeColor="accent1" w:sz="6" w:space="1"/>
+        <w:bottom w:val="dotted" w:sz="6" w:space="1" w:color="156082" w:themeColor="accent1"/>
       </w:pBdr>
       <w:spacing w:before="200" w:after="0"/>
       <w:outlineLvl w:val="5"/>
@@ -16731,13 +16744,13 @@
       <w:szCs w:val="18"/>
     </w:rPr>
   </w:style>
-  <w:style w:type="character" w:styleId="DefaultParagraphFont" w:default="1">
+  <w:style w:type="character" w:default="1" w:styleId="DefaultParagraphFont">
     <w:name w:val="Default Paragraph Font"/>
     <w:uiPriority w:val="1"/>
     <w:semiHidden/>
     <w:unhideWhenUsed/>
   </w:style>
-  <w:style w:type="table" w:styleId="TableNormal" w:default="1">
+  <w:style w:type="table" w:default="1" w:styleId="TableNormal">
     <w:name w:val="Normal Table"/>
     <w:uiPriority w:val="99"/>
     <w:semiHidden/>
@@ -16752,13 +16765,13 @@
       </w:tblCellMar>
     </w:tblPr>
   </w:style>
-  <w:style w:type="numbering" w:styleId="NoList" w:default="1">
+  <w:style w:type="numbering" w:default="1" w:styleId="NoList">
     <w:name w:val="No List"/>
     <w:uiPriority w:val="99"/>
     <w:semiHidden/>
     <w:unhideWhenUsed/>
   </w:style>
-  <w:style w:type="character" w:styleId="Heading1Char" w:customStyle="1">
+  <w:style w:type="character" w:customStyle="1" w:styleId="Heading1Char">
     <w:name w:val="Heading 1 Char"/>
     <w:basedOn w:val="DefaultParagraphFont"/>
     <w:link w:val="Heading1"/>
@@ -16773,7 +16786,7 @@
       <w:shd w:val="clear" w:color="auto" w:fill="156082" w:themeFill="accent1"/>
     </w:rPr>
   </w:style>
-  <w:style w:type="character" w:styleId="Heading2Char" w:customStyle="1">
+  <w:style w:type="character" w:customStyle="1" w:styleId="Heading2Char">
     <w:name w:val="Heading 2 Char"/>
     <w:basedOn w:val="DefaultParagraphFont"/>
     <w:link w:val="Heading2"/>
@@ -16785,7 +16798,7 @@
       <w:shd w:val="clear" w:color="auto" w:fill="C1E4F5" w:themeFill="accent1" w:themeFillTint="33"/>
     </w:rPr>
   </w:style>
-  <w:style w:type="character" w:styleId="Heading3Char" w:customStyle="1">
+  <w:style w:type="character" w:customStyle="1" w:styleId="Heading3Char">
     <w:name w:val="Heading 3 Char"/>
     <w:basedOn w:val="DefaultParagraphFont"/>
     <w:link w:val="Heading3"/>
@@ -16797,7 +16810,7 @@
       <w:spacing w:val="15"/>
     </w:rPr>
   </w:style>
-  <w:style w:type="character" w:styleId="Heading4Char" w:customStyle="1">
+  <w:style w:type="character" w:customStyle="1" w:styleId="Heading4Char">
     <w:name w:val="Heading 4 Char"/>
     <w:basedOn w:val="DefaultParagraphFont"/>
     <w:link w:val="Heading4"/>
@@ -16809,7 +16822,7 @@
       <w:spacing w:val="10"/>
     </w:rPr>
   </w:style>
-  <w:style w:type="character" w:styleId="Heading5Char" w:customStyle="1">
+  <w:style w:type="character" w:customStyle="1" w:styleId="Heading5Char">
     <w:name w:val="Heading 5 Char"/>
     <w:basedOn w:val="DefaultParagraphFont"/>
     <w:link w:val="Heading5"/>
@@ -16822,7 +16835,7 @@
       <w:spacing w:val="10"/>
     </w:rPr>
   </w:style>
-  <w:style w:type="character" w:styleId="Heading6Char" w:customStyle="1">
+  <w:style w:type="character" w:customStyle="1" w:styleId="Heading6Char">
     <w:name w:val="Heading 6 Char"/>
     <w:basedOn w:val="DefaultParagraphFont"/>
     <w:link w:val="Heading6"/>
@@ -16835,7 +16848,7 @@
       <w:spacing w:val="10"/>
     </w:rPr>
   </w:style>
-  <w:style w:type="character" w:styleId="Heading7Char" w:customStyle="1">
+  <w:style w:type="character" w:customStyle="1" w:styleId="Heading7Char">
     <w:name w:val="Heading 7 Char"/>
     <w:basedOn w:val="DefaultParagraphFont"/>
     <w:link w:val="Heading7"/>
@@ -16848,7 +16861,7 @@
       <w:spacing w:val="10"/>
     </w:rPr>
   </w:style>
-  <w:style w:type="character" w:styleId="Heading8Char" w:customStyle="1">
+  <w:style w:type="character" w:customStyle="1" w:styleId="Heading8Char">
     <w:name w:val="Heading 8 Char"/>
     <w:basedOn w:val="DefaultParagraphFont"/>
     <w:link w:val="Heading8"/>
@@ -16862,7 +16875,7 @@
       <w:szCs w:val="18"/>
     </w:rPr>
   </w:style>
-  <w:style w:type="character" w:styleId="Heading9Char" w:customStyle="1">
+  <w:style w:type="character" w:customStyle="1" w:styleId="Heading9Char">
     <w:name w:val="Heading 9 Char"/>
     <w:basedOn w:val="DefaultParagraphFont"/>
     <w:link w:val="Heading9"/>
@@ -16890,7 +16903,7 @@
       <w:spacing w:before="0" w:after="0"/>
     </w:pPr>
     <w:rPr>
-      <w:rFonts w:asciiTheme="majorHAnsi" w:hAnsiTheme="majorHAnsi" w:eastAsiaTheme="majorEastAsia" w:cstheme="majorBidi"/>
+      <w:rFonts w:asciiTheme="majorHAnsi" w:eastAsiaTheme="majorEastAsia" w:hAnsiTheme="majorHAnsi" w:cstheme="majorBidi"/>
       <w:caps/>
       <w:color w:val="156082" w:themeColor="accent1"/>
       <w:spacing w:val="10"/>
@@ -16898,14 +16911,14 @@
       <w:szCs w:val="52"/>
     </w:rPr>
   </w:style>
-  <w:style w:type="character" w:styleId="TitleChar" w:customStyle="1">
+  <w:style w:type="character" w:customStyle="1" w:styleId="TitleChar">
     <w:name w:val="Title Char"/>
     <w:basedOn w:val="DefaultParagraphFont"/>
     <w:link w:val="Title"/>
     <w:uiPriority w:val="10"/>
     <w:rsid w:val="00273CE3"/>
     <w:rPr>
-      <w:rFonts w:asciiTheme="majorHAnsi" w:hAnsiTheme="majorHAnsi" w:eastAsiaTheme="majorEastAsia" w:cstheme="majorBidi"/>
+      <w:rFonts w:asciiTheme="majorHAnsi" w:eastAsiaTheme="majorEastAsia" w:hAnsiTheme="majorHAnsi" w:cstheme="majorBidi"/>
       <w:caps/>
       <w:color w:val="156082" w:themeColor="accent1"/>
       <w:spacing w:val="10"/>
@@ -16932,7 +16945,7 @@
       <w:szCs w:val="21"/>
     </w:rPr>
   </w:style>
-  <w:style w:type="character" w:styleId="SubtitleChar" w:customStyle="1">
+  <w:style w:type="character" w:customStyle="1" w:styleId="SubtitleChar">
     <w:name w:val="Subtitle Char"/>
     <w:basedOn w:val="DefaultParagraphFont"/>
     <w:link w:val="Subtitle"/>
@@ -16961,7 +16974,7 @@
       <w:szCs w:val="24"/>
     </w:rPr>
   </w:style>
-  <w:style w:type="character" w:styleId="QuoteChar" w:customStyle="1">
+  <w:style w:type="character" w:customStyle="1" w:styleId="QuoteChar">
     <w:name w:val="Quote Char"/>
     <w:basedOn w:val="DefaultParagraphFont"/>
     <w:link w:val="Quote"/>
@@ -17017,7 +17030,7 @@
       <w:szCs w:val="24"/>
     </w:rPr>
   </w:style>
-  <w:style w:type="character" w:styleId="IntenseQuoteChar" w:customStyle="1">
+  <w:style w:type="character" w:customStyle="1" w:styleId="IntenseQuoteChar">
     <w:name w:val="Intense Quote Char"/>
     <w:basedOn w:val="DefaultParagraphFont"/>
     <w:link w:val="IntenseQuote"/>
@@ -17175,7 +17188,7 @@
       <w:spacing w:before="0" w:after="0" w:line="240" w:lineRule="auto"/>
     </w:pPr>
   </w:style>
-  <w:style w:type="character" w:styleId="HeaderChar" w:customStyle="1">
+  <w:style w:type="character" w:customStyle="1" w:styleId="HeaderChar">
     <w:name w:val="Header Char"/>
     <w:basedOn w:val="DefaultParagraphFont"/>
     <w:link w:val="Header"/>
@@ -17197,7 +17210,7 @@
       <w:spacing w:before="0" w:after="0" w:line="240" w:lineRule="auto"/>
     </w:pPr>
   </w:style>
-  <w:style w:type="character" w:styleId="FooterChar" w:customStyle="1">
+  <w:style w:type="character" w:customStyle="1" w:styleId="FooterChar">
     <w:name w:val="Footer Char"/>
     <w:basedOn w:val="DefaultParagraphFont"/>
     <w:link w:val="Footer"/>
@@ -17250,7 +17263,7 @@
       <w:spacing w:line="240" w:lineRule="auto"/>
     </w:pPr>
   </w:style>
-  <w:style w:type="character" w:styleId="CommentTextChar" w:customStyle="1">
+  <w:style w:type="character" w:customStyle="1" w:styleId="CommentTextChar">
     <w:name w:val="Comment Text Char"/>
     <w:basedOn w:val="DefaultParagraphFont"/>
     <w:link w:val="CommentText"/>
@@ -17271,7 +17284,7 @@
       <w:bCs/>
     </w:rPr>
   </w:style>
-  <w:style w:type="character" w:styleId="CommentSubjectChar" w:customStyle="1">
+  <w:style w:type="character" w:customStyle="1" w:styleId="CommentSubjectChar">
     <w:name w:val="Comment Subject Char"/>
     <w:basedOn w:val="CommentTextChar"/>
     <w:link w:val="CommentSubject"/>
@@ -17333,7 +17346,7 @@
       <w:spacing w:before="0" w:after="0" w:line="240" w:lineRule="auto"/>
     </w:pPr>
   </w:style>
-  <w:style w:type="character" w:styleId="FootnoteTextChar" w:customStyle="1">
+  <w:style w:type="character" w:customStyle="1" w:styleId="FootnoteTextChar">
     <w:name w:val="Footnote Text Char"/>
     <w:basedOn w:val="DefaultParagraphFont"/>
     <w:link w:val="FootnoteText"/>
@@ -17673,19 +17686,6 @@
 </file>
 
 <file path=customXml/item3.xml><?xml version="1.0" encoding="utf-8"?>
-<?mso-contentType ?>
-<FormTemplates xmlns="http://schemas.microsoft.com/sharepoint/v3/contenttype/forms">
-  <Display>DocumentLibraryForm</Display>
-  <Edit>DocumentLibraryForm</Edit>
-  <New>DocumentLibraryForm</New>
-</FormTemplates>
-</file>
-
-<file path=customXml/item4.xml><?xml version="1.0" encoding="utf-8"?>
-<b:Sources xmlns:b="http://schemas.openxmlformats.org/officeDocument/2006/bibliography" xmlns="http://schemas.openxmlformats.org/officeDocument/2006/bibliography" SelectedStyle="\APASixthEditionOfficeOnline.xsl" StyleName="APA" Version="6"/>
-</file>
-
-<file path=customXml/item5.xml><?xml version="1.0" encoding="utf-8"?>
 <ct:contentTypeSchema xmlns:ct="http://schemas.microsoft.com/office/2006/metadata/contentType" xmlns:ma="http://schemas.microsoft.com/office/2006/metadata/properties/metaAttributes" ct:_="" ma:_="" ma:contentTypeName="Document" ma:contentTypeID="0x0101009EC30B1665E4E345AD1F5882B3F4E485" ma:contentTypeVersion="11" ma:contentTypeDescription="Create a new document." ma:contentTypeScope="" ma:versionID="d7bae734f987b76f80c297ae82afdd56">
   <xsd:schema xmlns:xsd="http://www.w3.org/2001/XMLSchema" xmlns:xs="http://www.w3.org/2001/XMLSchema" xmlns:p="http://schemas.microsoft.com/office/2006/metadata/properties" xmlns:ns2="7c712875-1d84-4c30-b685-6583cdc31ab4" xmlns:ns3="d926a86a-5568-4b7d-bc79-ff57474c3d81" targetNamespace="http://schemas.microsoft.com/office/2006/metadata/properties" ma:root="true" ma:fieldsID="447573c8954a6803590d63b83a14f29b" ns2:_="" ns3:_="">
     <xsd:import namespace="7c712875-1d84-4c30-b685-6583cdc31ab4"/>
@@ -17880,6 +17880,19 @@
 </ct:contentTypeSchema>
 </file>
 
+<file path=customXml/item4.xml><?xml version="1.0" encoding="utf-8"?>
+<b:Sources xmlns:b="http://schemas.openxmlformats.org/officeDocument/2006/bibliography" xmlns="http://schemas.openxmlformats.org/officeDocument/2006/bibliography" SelectedStyle="\APASixthEditionOfficeOnline.xsl" StyleName="APA" Version="6"/>
+</file>
+
+<file path=customXml/item5.xml><?xml version="1.0" encoding="utf-8"?>
+<?mso-contentType ?>
+<FormTemplates xmlns="http://schemas.microsoft.com/sharepoint/v3/contenttype/forms">
+  <Display>DocumentLibraryForm</Display>
+  <Edit>DocumentLibraryForm</Edit>
+  <New>DocumentLibraryForm</New>
+</FormTemplates>
+</file>
+
 <file path=customXml/itemProps1.xml><?xml version="1.0" encoding="utf-8"?>
 <ds:datastoreItem xmlns:ds="http://schemas.openxmlformats.org/officeDocument/2006/customXml" ds:itemID="{55AF091B-3C7A-41E3-B477-F2FDAA23CFDA}">
   <ds:schemaRefs>
@@ -17906,22 +17919,6 @@
 </file>
 
 <file path=customXml/itemProps3.xml><?xml version="1.0" encoding="utf-8"?>
-<ds:datastoreItem xmlns:ds="http://schemas.openxmlformats.org/officeDocument/2006/customXml" ds:itemID="{6E080353-14B2-4CAA-BC9F-1A4C757B9F83}">
-  <ds:schemaRefs>
-    <ds:schemaRef ds:uri="http://schemas.microsoft.com/sharepoint/v3/contenttype/forms"/>
-  </ds:schemaRefs>
-</ds:datastoreItem>
-</file>
-
-<file path=customXml/itemProps4.xml><?xml version="1.0" encoding="utf-8"?>
-<ds:datastoreItem xmlns:ds="http://schemas.openxmlformats.org/officeDocument/2006/customXml" ds:itemID="{31B62AA2-6C78-4FEB-B48D-81B8D1EBFF1E}">
-  <ds:schemaRefs>
-    <ds:schemaRef ds:uri="http://schemas.openxmlformats.org/officeDocument/2006/bibliography"/>
-  </ds:schemaRefs>
-</ds:datastoreItem>
-</file>
-
-<file path=customXml/itemProps5.xml><?xml version="1.0" encoding="utf-8"?>
 <ds:datastoreItem xmlns:ds="http://schemas.openxmlformats.org/officeDocument/2006/customXml" ds:itemID="{7A9D42C8-F3CF-4186-9DCE-A0CDECD08182}">
   <ds:schemaRefs>
     <ds:schemaRef ds:uri="http://schemas.microsoft.com/office/2006/metadata/contentType"/>
@@ -17938,4 +17935,20 @@
     <ds:schemaRef ds:uri="http://schemas.microsoft.com/internal/obd"/>
   </ds:schemaRefs>
 </ds:datastoreItem>
+</file>
+
+<file path=customXml/itemProps4.xml><?xml version="1.0" encoding="utf-8"?>
+<ds:datastoreItem xmlns:ds="http://schemas.openxmlformats.org/officeDocument/2006/customXml" ds:itemID="{31B62AA2-6C78-4FEB-B48D-81B8D1EBFF1E}">
+  <ds:schemaRefs>
+    <ds:schemaRef ds:uri="http://schemas.openxmlformats.org/officeDocument/2006/bibliography"/>
+  </ds:schemaRefs>
+</ds:datastoreItem>
+</file>
+
+<file path=customXml/itemProps5.xml><?xml version="1.0" encoding="utf-8"?>
+<ds:datastoreItem xmlns:ds="http://schemas.openxmlformats.org/officeDocument/2006/customXml" ds:itemID="{6E080353-14B2-4CAA-BC9F-1A4C757B9F83}">
+  <ds:schemaRefs>
+    <ds:schemaRef ds:uri="http://schemas.microsoft.com/sharepoint/v3/contenttype/forms"/>
+  </ds:schemaRefs>
+</ds:datastoreItem>
 </file>